--- a/docs/Instalacion-servidor-AWS.docx
+++ b/docs/Instalacion-servidor-AWS.docx
@@ -520,12 +520,13 @@
             <w:tcW w:type="dxa" w:w="4986"/>
           </w:tcPr>
           <w:p>
-            <w:r/>
+            <w:r>
+              <w:t>3.17.151.210, asignada automáticamente. El 21 de octubre de 2026 era 18.118.112.206</w:t>
+            </w:r>
             <w:r>
               <w:rPr>
                 <w:sz w:val="20"/>
               </w:rPr>
-              <w:t>18.118.112.206, asignada automáticamente</w:t>
             </w:r>
           </w:p>
         </w:tc>
@@ -556,12 +557,13 @@
             <w:pPr>
               <w:shd w:fill="F7F4EE" w:val="clear"/>
             </w:pPr>
-            <w:r/>
+            <w:r>
+              <w:t>el que muestre la consola; cambia con la IP</w:t>
+            </w:r>
             <w:r>
               <w:rPr>
                 <w:sz w:val="20"/>
               </w:rPr>
-              <w:t>ec2-18-118-112-206.us-east-2.compute.amazonaws.com</w:t>
             </w:r>
           </w:p>
         </w:tc>
@@ -1155,7 +1157,7 @@
         <w:rPr>
           <w:sz w:val="22"/>
         </w:rPr>
-        <w:t>t3.micro tiene unos 913 MiB de memoria. Mientras Docker construye las imágenes, la sesión SSH puede cortarse con Broken pipe. Se vuelve a entrar y se repite el comando que quedó a medias. Una t3.small deja más margen.</w:t>
+        <w:t>t3.micro tiene unos 913 MiB de memoria. Mientras Docker construye las imágenes, la sesión SSH puede cortarse con Broken pipe. Se vuelve a entrar y se repite el comando que quedó a medias. En esta instancia hizo falta un archivo de intercambio de 2 GB. Los comandos están antes de la primera construcción. Una t3.small deja más margen.</w:t>
       </w:r>
     </w:p>
     <w:p>
@@ -1323,7 +1325,7 @@
           <w:color w:val="1C1A16"/>
           <w:sz w:val="18"/>
         </w:rPr>
-        <w:t>ssh -i "cfdesign.pem" ec2-user@ec2-18-118-112-206.us-east-2.compute.amazonaws.com</w:t>
+        <w:t>ssh -i "cfdesign.pem" ec2-user@3.17.151.210</w:t>
       </w:r>
     </w:p>
     <w:p>
@@ -1757,7 +1759,7 @@
           <w:color w:val="1C1A16"/>
           <w:sz w:val="18"/>
         </w:rPr>
-        <w:t>DJANGO_ALLOWED_HOSTS=localhost,127.0.0.1,web,nginx,18.118.112.206</w:t>
+        <w:t>DJANGO_ALLOWED_HOSTS=localhost,127.0.0.1,web,nginx,3.17.151.210</w:t>
       </w:r>
     </w:p>
     <w:p>
@@ -1771,7 +1773,7 @@
           <w:color w:val="1C1A16"/>
           <w:sz w:val="18"/>
         </w:rPr>
-        <w:t>DJANGO_CSRF_ORIGINS=http://18.118.112.206:18080,http://127.0.0.1:18080,http://localhost:18080</w:t>
+        <w:t>DJANGO_CSRF_ORIGINS=http://3.17.151.210:18080,http://127.0.0.1:18080,http://localhost:18080</w:t>
       </w:r>
     </w:p>
     <w:p>
@@ -1785,7 +1787,7 @@
           <w:color w:val="1C1A16"/>
           <w:sz w:val="18"/>
         </w:rPr>
-        <w:t>TRAZA_PUBLIC_ORIGIN=http://18.118.112.206:18080</w:t>
+        <w:t>TRAZA_PUBLIC_ORIGIN=http://3.17.151.210:18080</w:t>
       </w:r>
     </w:p>
     <w:p>
@@ -1796,7 +1798,7 @@
         <w:rPr>
           <w:sz w:val="22"/>
         </w:rPr>
-        <w:t>Si la IP pública es otra, se sustituye 18.118.112.206 en esas tres líneas. .env no se sube a Git.</w:t>
+        <w:t>Si la IP pública es otra, se sustituye 3.17.151.210 en esas tres líneas. .env no se sube a Git. Si esas variables no están en el archivo, compose.servidor.yaml sigue usando 18.118.112.206. La aplicación de escritorio, si no tiene TRAZA_API_ORIGIN, llama a http://3.17.151.210:18080.</w:t>
       </w:r>
     </w:p>
     <w:p>
@@ -1816,6 +1818,83 @@
           <w:sz w:val="22"/>
         </w:rPr>
         <w:t>Desde ~/fcdesign/FCDesign_client_server:</w:t>
+      </w:r>
+    </w:p>
+    <w:p>
+      <w:pPr/>
+      <w:r>
+        <w:rPr>
+          <w:sz w:val="22"/>
+        </w:rPr>
+        <w:t>El archivo que se usa es compose.servidor.yaml. docker compose up sin -f lee compose.yaml, que es el de desarrollo: levanta Vite y Mailpit y no es este servidor.</w:t>
+      </w:r>
+    </w:p>
+    <w:p>
+      <w:pPr/>
+      <w:r>
+        <w:rPr>
+          <w:sz w:val="22"/>
+        </w:rPr>
+        <w:t>Antes de construir, en esta t3.micro, se deja un intercambio de 2 GB. Sin él, el build se queda sin memoria. La línea de fstab lo conserva al reiniciar:</w:t>
+      </w:r>
+    </w:p>
+    <w:p>
+      <w:pPr/>
+      <w:r>
+        <w:rPr>
+          <w:rFonts w:ascii="Consolas" w:hAnsi="Consolas" w:cs="Consolas"/>
+          <w:sz w:val="18"/>
+        </w:rPr>
+        <w:t>sudo dd if=/dev/zero of=/swapfile bs=1M count=2048</w:t>
+      </w:r>
+    </w:p>
+    <w:p>
+      <w:pPr/>
+      <w:r>
+        <w:rPr>
+          <w:rFonts w:ascii="Consolas" w:hAnsi="Consolas" w:cs="Consolas"/>
+          <w:sz w:val="18"/>
+        </w:rPr>
+        <w:t>sudo chmod 600 /swapfile</w:t>
+      </w:r>
+    </w:p>
+    <w:p>
+      <w:pPr/>
+      <w:r>
+        <w:rPr>
+          <w:rFonts w:ascii="Consolas" w:hAnsi="Consolas" w:cs="Consolas"/>
+          <w:sz w:val="18"/>
+        </w:rPr>
+        <w:t>sudo mkswap /swapfile</w:t>
+      </w:r>
+    </w:p>
+    <w:p>
+      <w:pPr/>
+      <w:r>
+        <w:rPr>
+          <w:rFonts w:ascii="Consolas" w:hAnsi="Consolas" w:cs="Consolas"/>
+          <w:sz w:val="18"/>
+        </w:rPr>
+        <w:t>sudo swapon /swapfile</w:t>
+      </w:r>
+    </w:p>
+    <w:p>
+      <w:pPr/>
+      <w:r>
+        <w:rPr>
+          <w:rFonts w:ascii="Consolas" w:hAnsi="Consolas" w:cs="Consolas"/>
+          <w:sz w:val="18"/>
+        </w:rPr>
+        <w:t>echo '/swapfile none swap sw 0 0' | sudo tee -a /etc/fstab</w:t>
+      </w:r>
+    </w:p>
+    <w:p>
+      <w:pPr/>
+      <w:r>
+        <w:rPr>
+          <w:sz w:val="22"/>
+        </w:rPr>
+        <w:t>swapon --show tiene que listar /swapfile. Si el archivo ya existe, no se vuelve a crear.</w:t>
       </w:r>
     </w:p>
     <w:p>
@@ -1853,11 +1932,11 @@
       </w:pPr>
       <w:r>
         <w:rPr>
-          <w:rFonts w:ascii="Consolas" w:hAnsi="Consolas" w:eastAsia="Consolas"/>
+          <w:rFonts w:ascii="Consolas" w:hAnsi="Consolas" w:eastAsia="Consolas" w:cs="Consolas"/>
           <w:color w:val="1C1A16"/>
           <w:sz w:val="18"/>
         </w:rPr>
-        <w:t>docker compose -f compose.servidor.yaml build frontend</w:t>
+        <w:t>docker compose -f compose.servidor.yaml build nginx</w:t>
       </w:r>
     </w:p>
     <w:p>
@@ -1867,11 +1946,11 @@
       </w:pPr>
       <w:r>
         <w:rPr>
-          <w:rFonts w:ascii="Consolas" w:hAnsi="Consolas" w:eastAsia="Consolas"/>
+          <w:rFonts w:ascii="Consolas" w:hAnsi="Consolas" w:eastAsia="Consolas" w:cs="Consolas"/>
           <w:color w:val="1C1A16"/>
           <w:sz w:val="18"/>
         </w:rPr>
-        <w:t>docker compose -f compose.servidor.yaml up -d</w:t>
+        <w:t>docker compose -f compose.servidor.yaml up -d --remove-orphans</w:t>
       </w:r>
     </w:p>
     <w:p>
@@ -1882,7 +1961,7 @@
         <w:rPr>
           <w:sz w:val="22"/>
         </w:rPr>
-        <w:t>La primera construcción tarda varios minutos. Al terminar, los servicios tienen que estar en marcha: db, redis, runner, web, frontend y nginx. Postgres y Redis no publican puertos hacia internet.</w:t>
+        <w:t>La primera construcción tarda varios minutos. Nginx incluye la página ya construida: en el servidor no queda Vite. Al terminar tienen que estar en marcha db, redis, runner, web y nginx. Postgres y Redis no publican puertos hacia internet.</w:t>
       </w:r>
     </w:p>
     <w:p>
@@ -1918,7 +1997,7 @@
         <w:rPr>
           <w:sz w:val="22"/>
         </w:rPr>
-        <w:t>Tiene que responder {"ok":true}. En el navegador se abre http://18.118.112.206:18080.</w:t>
+        <w:t>Tiene que responder {"ok":true}. En el navegador se abre http://3.17.151.210:18080.</w:t>
       </w:r>
     </w:p>
     <w:p>
@@ -2042,11 +2121,11 @@
       </w:pPr>
       <w:r>
         <w:rPr>
-          <w:rFonts w:ascii="Consolas" w:hAnsi="Consolas" w:eastAsia="Consolas"/>
+          <w:rFonts w:ascii="Consolas" w:hAnsi="Consolas" w:eastAsia="Consolas" w:cs="Consolas"/>
           <w:color w:val="1C1A16"/>
           <w:sz w:val="18"/>
         </w:rPr>
-        <w:t>docker compose -f compose.servidor.yaml build frontend</w:t>
+        <w:t>docker compose -f compose.servidor.yaml build nginx</w:t>
       </w:r>
     </w:p>
     <w:p>
@@ -2056,11 +2135,11 @@
       </w:pPr>
       <w:r>
         <w:rPr>
-          <w:rFonts w:ascii="Consolas" w:hAnsi="Consolas" w:eastAsia="Consolas"/>
+          <w:rFonts w:ascii="Consolas" w:hAnsi="Consolas" w:eastAsia="Consolas" w:cs="Consolas"/>
           <w:color w:val="1C1A16"/>
           <w:sz w:val="18"/>
         </w:rPr>
-        <w:t>docker compose -f compose.servidor.yaml up -d</w:t>
+        <w:t>docker compose -f compose.servidor.yaml up -d --remove-orphans</w:t>
       </w:r>
     </w:p>
     <w:p>
@@ -2072,6 +2151,15 @@
           <w:sz w:val="22"/>
         </w:rPr>
         <w:t>down para los contenedores y conserva los volúmenes traza-db y traza-redis. Las cuentas y los algoritmos siguen ahí. down -v los borra.</w:t>
+      </w:r>
+    </w:p>
+    <w:p>
+      <w:pPr/>
+      <w:r>
+        <w:rPr>
+          <w:sz w:val="22"/>
+        </w:rPr>
+        <w:t>Si el disco se llena, df -h lo muestra y docker system df dice qué ocupa Docker. docker builder prune -f borra la caché de construcción y deja las imágenes en uso. docker system prune -af borra además las imágenes que no están en marcha: el siguiente build empieza de cero. No borra los volúmenes traza-db y traza-redis.</w:t>
       </w:r>
     </w:p>
     <w:p>
@@ -2140,7 +2228,7 @@
         <w:rPr>
           <w:sz w:val="22"/>
         </w:rPr>
-        <w:t>La dirección lleva el puerto: http://18.118.112.206:18080. El 8080 no está abierto y el navegador se queda esperando.</w:t>
+        <w:t>La dirección lleva el puerto: http://3.17.151.210:18080. El 8080 no está abierto y el navegador se queda esperando.</w:t>
       </w:r>
     </w:p>
     <w:p>
@@ -2174,6 +2262,17 @@
           <w:sz w:val="22"/>
         </w:rPr>
         <w:t>docker compose -f compose.servidor.yaml ps tiene que mostrar nginx en ejecución y el puerto 0.0.0.0:18080-&gt;80/tcp.</w:t>
+      </w:r>
+    </w:p>
+    <w:p>
+      <w:pPr>
+        <w:pStyle w:val="ListBullet"/>
+      </w:pPr>
+      <w:r>
+        <w:rPr>
+          <w:sz w:val="22"/>
+        </w:rPr>
+        <w:t>Si df -h deja el disco casi lleno, se aplica la limpieza de la sección 7 y se repite el build.</w:t>
       </w:r>
     </w:p>
     <w:sectPr>

--- a/docs/Instalacion-servidor-AWS.docx
+++ b/docs/Instalacion-servidor-AWS.docx
@@ -4,54 +4,83 @@
   <w:body>
     <w:p>
       <w:pPr>
-        <w:pStyle w:val="Title"/>
+        <w:pStyle w:val="Heading1"/>
       </w:pPr>
       <w:r>
+        <w:t>Instalación del servidor en AWS</w:t>
+      </w:r>
+    </w:p>
+    <w:p>
+      <w:r>
+        <w:t xml:space="preserve">La instancia que ya está en marcha se llama </w:t>
+      </w:r>
+      <w:r>
         <w:rPr>
-          <w:color w:val="1F4E45"/>
+          <w:rFonts w:ascii="Consolas" w:hAnsi="Consolas" w:eastAsia="Consolas"/>
+          <w:sz w:val="20"/>
         </w:rPr>
-        <w:t>Instalación del servidor en AWS</w:t>
+        <w:t>cfdesign</w:t>
+      </w:r>
+      <w:r>
+        <w:t xml:space="preserve">. Este manual sirve para crear otra igual y para volver a levantar el código cada vez que </w:t>
+      </w:r>
+      <w:r>
+        <w:rPr>
+          <w:rFonts w:ascii="Consolas" w:hAnsi="Consolas" w:eastAsia="Consolas"/>
+          <w:sz w:val="20"/>
+        </w:rPr>
+        <w:t>main</w:t>
+      </w:r>
+      <w:r>
+        <w:t xml:space="preserve"> cambia. El archivo de Word con el mismo contenido está en Instalacion-servidor-AWS.docx. El orden de los cambios, desde la primera configuración, está en bitacora-instalacion-aws.md.</w:t>
+      </w:r>
+    </w:p>
+    <w:p>
+      <w:r>
+        <w:t xml:space="preserve">El arranque del servidor es </w:t>
+      </w:r>
+      <w:r>
+        <w:rPr>
+          <w:rFonts w:ascii="Consolas" w:hAnsi="Consolas" w:eastAsia="Consolas"/>
+          <w:sz w:val="20"/>
+        </w:rPr>
+        <w:t>compose.servidor.yaml</w:t>
+      </w:r>
+      <w:r>
+        <w:t xml:space="preserve">. Ese archivo no levanta Mailpit: el correo de confirmación sale por Gmail. El sitio público es </w:t>
+      </w:r>
+      <w:r>
+        <w:rPr>
+          <w:rFonts w:ascii="Consolas" w:hAnsi="Consolas" w:eastAsia="Consolas"/>
+          <w:sz w:val="20"/>
+        </w:rPr>
+        <w:t>https://fcdesign.aulivana.com</w:t>
+      </w:r>
+      <w:r>
+        <w:t xml:space="preserve">. Nginx termina TLS y Django arranca con </w:t>
+      </w:r>
+      <w:r>
+        <w:rPr>
+          <w:rFonts w:ascii="Consolas" w:hAnsi="Consolas" w:eastAsia="Consolas"/>
+          <w:sz w:val="20"/>
+        </w:rPr>
+        <w:t>config.settings.production</w:t>
+      </w:r>
+      <w:r>
+        <w:t>. La IP elástica, los puertos y el cierre del 18080 están en Seguridad C1.</w:t>
       </w:r>
     </w:p>
     <w:p>
       <w:pPr>
-        <w:spacing w:after="160"/>
+        <w:pStyle w:val="Heading2"/>
       </w:pPr>
       <w:r>
-        <w:rPr>
-          <w:sz w:val="22"/>
-        </w:rPr>
-        <w:t>La instancia que ya está en marcha se llama cfdesign. Este manual sirve para crear otra igual y para volver a levantar el código cada vez que main cambia.</w:t>
+        <w:t>1. La instancia que está hoy</w:t>
       </w:r>
     </w:p>
     <w:p>
-      <w:pPr>
-        <w:spacing w:after="160"/>
-      </w:pPr>
-      <w:r>
-        <w:rPr>
-          <w:sz w:val="22"/>
-        </w:rPr>
-        <w:t>El arranque del servidor es compose.servidor.yaml. Ese archivo no levanta Mailpit: el correo de confirmación sale por Gmail. La aplicación queda en el puerto 18080. Sigue en config.settings.development porque, con HTTP, la configuración de producción marcaría las cookies como Secure y el navegador no guardaría la sesión.</w:t>
-      </w:r>
-    </w:p>
-    <w:p>
-      <w:pPr>
-        <w:pStyle w:val="Heading1"/>
-      </w:pPr>
-      <w:r>
-        <w:t>1. La instancia que está hoy</w:t>
-      </w:r>
-    </w:p>
-    <w:p>
-      <w:pPr>
-        <w:spacing w:after="160"/>
-      </w:pPr>
-      <w:r>
-        <w:rPr>
-          <w:sz w:val="22"/>
-        </w:rPr>
-        <w:t>Datos tomados de la consola de EC2 el 21 de octubre de 2026.</w:t>
+      <w:r>
+        <w:t>Datos tomados de la consola de EC2. El tipo, la IP pública y los puertos se actualizaron el 26 de octubre de 2026, con C1.</w:t>
       </w:r>
     </w:p>
     <w:tbl>
@@ -61,24 +90,23 @@
         <w:tblLook w:firstColumn="1" w:firstRow="1" w:lastColumn="0" w:lastRow="0" w:noHBand="0" w:noVBand="1" w:val="04A0"/>
       </w:tblPr>
       <w:tblGrid>
-        <w:gridCol w:w="4986"/>
-        <w:gridCol w:w="4986"/>
+        <w:gridCol w:w="4320"/>
+        <w:gridCol w:w="4320"/>
       </w:tblGrid>
       <w:tr>
         <w:tc>
           <w:tcPr>
-            <w:tcW w:type="dxa" w:w="4986"/>
+            <w:tcW w:type="dxa" w:w="4320"/>
           </w:tcPr>
           <w:p>
-            <w:pPr>
-              <w:shd w:fill="1F4E45" w:val="clear"/>
-            </w:pPr>
-            <w:r/>
             <w:r>
               <w:rPr>
                 <w:b/>
-                <w:color w:val="FFFFFF"/>
-                <w:sz w:val="20"/>
+              </w:rPr>
+            </w:r>
+            <w:r>
+              <w:rPr>
+                <w:b/>
               </w:rPr>
               <w:t>Dato</w:t>
             </w:r>
@@ -86,18 +114,17 @@
         </w:tc>
         <w:tc>
           <w:tcPr>
-            <w:tcW w:type="dxa" w:w="4986"/>
+            <w:tcW w:type="dxa" w:w="4320"/>
           </w:tcPr>
           <w:p>
-            <w:pPr>
-              <w:shd w:fill="1F4E45" w:val="clear"/>
-            </w:pPr>
-            <w:r/>
             <w:r>
               <w:rPr>
                 <w:b/>
-                <w:color w:val="FFFFFF"/>
-                <w:sz w:val="20"/>
+              </w:rPr>
+            </w:r>
+            <w:r>
+              <w:rPr>
+                <w:b/>
               </w:rPr>
               <w:t>Valor</w:t>
             </w:r>
@@ -107,28 +134,22 @@
       <w:tr>
         <w:tc>
           <w:tcPr>
-            <w:tcW w:type="dxa" w:w="4986"/>
+            <w:tcW w:type="dxa" w:w="4320"/>
           </w:tcPr>
           <w:p>
             <w:r/>
             <w:r>
-              <w:rPr>
-                <w:sz w:val="20"/>
-              </w:rPr>
               <w:t>Nombre</w:t>
             </w:r>
           </w:p>
         </w:tc>
         <w:tc>
           <w:tcPr>
-            <w:tcW w:type="dxa" w:w="4986"/>
+            <w:tcW w:type="dxa" w:w="4320"/>
           </w:tcPr>
           <w:p>
             <w:r/>
             <w:r>
-              <w:rPr>
-                <w:sz w:val="20"/>
-              </w:rPr>
               <w:t>cfdesign</w:t>
             </w:r>
           </w:p>
@@ -137,34 +158,22 @@
       <w:tr>
         <w:tc>
           <w:tcPr>
-            <w:tcW w:type="dxa" w:w="4986"/>
+            <w:tcW w:type="dxa" w:w="4320"/>
           </w:tcPr>
           <w:p>
-            <w:pPr>
-              <w:shd w:fill="F7F4EE" w:val="clear"/>
-            </w:pPr>
             <w:r/>
             <w:r>
-              <w:rPr>
-                <w:sz w:val="20"/>
-              </w:rPr>
               <w:t>ID</w:t>
             </w:r>
           </w:p>
         </w:tc>
         <w:tc>
           <w:tcPr>
-            <w:tcW w:type="dxa" w:w="4986"/>
+            <w:tcW w:type="dxa" w:w="4320"/>
           </w:tcPr>
           <w:p>
-            <w:pPr>
-              <w:shd w:fill="F7F4EE" w:val="clear"/>
-            </w:pPr>
             <w:r/>
             <w:r>
-              <w:rPr>
-                <w:sz w:val="20"/>
-              </w:rPr>
               <w:t>i-07c39f84b1c7b3787</w:t>
             </w:r>
           </w:p>
@@ -173,29 +182,30 @@
       <w:tr>
         <w:tc>
           <w:tcPr>
-            <w:tcW w:type="dxa" w:w="4986"/>
+            <w:tcW w:type="dxa" w:w="4320"/>
           </w:tcPr>
           <w:p>
             <w:r/>
             <w:r>
-              <w:rPr>
-                <w:sz w:val="20"/>
-              </w:rPr>
               <w:t>Región</w:t>
             </w:r>
           </w:p>
         </w:tc>
         <w:tc>
           <w:tcPr>
-            <w:tcW w:type="dxa" w:w="4986"/>
+            <w:tcW w:type="dxa" w:w="4320"/>
           </w:tcPr>
           <w:p>
             <w:r/>
             <w:r>
+              <w:t xml:space="preserve">EE. UU. Este (Ohio), </w:t>
+            </w:r>
+            <w:r>
               <w:rPr>
+                <w:rFonts w:ascii="Consolas" w:hAnsi="Consolas" w:eastAsia="Consolas"/>
                 <w:sz w:val="20"/>
               </w:rPr>
-              <w:t>EE. UU. Este (Ohio), us-east-2</w:t>
+              <w:t>us-east-2</w:t>
             </w:r>
           </w:p>
         </w:tc>
@@ -203,34 +213,22 @@
       <w:tr>
         <w:tc>
           <w:tcPr>
-            <w:tcW w:type="dxa" w:w="4986"/>
+            <w:tcW w:type="dxa" w:w="4320"/>
           </w:tcPr>
           <w:p>
-            <w:pPr>
-              <w:shd w:fill="F7F4EE" w:val="clear"/>
-            </w:pPr>
             <w:r/>
             <w:r>
-              <w:rPr>
-                <w:sz w:val="20"/>
-              </w:rPr>
               <w:t>Estado</w:t>
             </w:r>
           </w:p>
         </w:tc>
         <w:tc>
           <w:tcPr>
-            <w:tcW w:type="dxa" w:w="4986"/>
+            <w:tcW w:type="dxa" w:w="4320"/>
           </w:tcPr>
           <w:p>
-            <w:pPr>
-              <w:shd w:fill="F7F4EE" w:val="clear"/>
-            </w:pPr>
             <w:r/>
             <w:r>
-              <w:rPr>
-                <w:sz w:val="20"/>
-              </w:rPr>
               <w:t>En ejecución</w:t>
             </w:r>
           </w:p>
@@ -239,29 +237,23 @@
       <w:tr>
         <w:tc>
           <w:tcPr>
-            <w:tcW w:type="dxa" w:w="4986"/>
+            <w:tcW w:type="dxa" w:w="4320"/>
           </w:tcPr>
           <w:p>
             <w:r/>
             <w:r>
-              <w:rPr>
-                <w:sz w:val="20"/>
-              </w:rPr>
               <w:t>Tipo</w:t>
             </w:r>
           </w:p>
         </w:tc>
         <w:tc>
           <w:tcPr>
-            <w:tcW w:type="dxa" w:w="4986"/>
+            <w:tcW w:type="dxa" w:w="4320"/>
           </w:tcPr>
           <w:p>
             <w:r/>
             <w:r>
-              <w:rPr>
-                <w:sz w:val="20"/>
-              </w:rPr>
-              <w:t>t3.micro</w:t>
+              <w:t>t3.small. El 21 de octubre de 2026 era t3.micro</w:t>
             </w:r>
           </w:p>
         </w:tc>
@@ -269,34 +261,22 @@
       <w:tr>
         <w:tc>
           <w:tcPr>
-            <w:tcW w:type="dxa" w:w="4986"/>
+            <w:tcW w:type="dxa" w:w="4320"/>
           </w:tcPr>
           <w:p>
-            <w:pPr>
-              <w:shd w:fill="F7F4EE" w:val="clear"/>
-            </w:pPr>
             <w:r/>
             <w:r>
-              <w:rPr>
-                <w:sz w:val="20"/>
-              </w:rPr>
               <w:t>AMI</w:t>
             </w:r>
           </w:p>
         </w:tc>
         <w:tc>
           <w:tcPr>
-            <w:tcW w:type="dxa" w:w="4986"/>
+            <w:tcW w:type="dxa" w:w="4320"/>
           </w:tcPr>
           <w:p>
-            <w:pPr>
-              <w:shd w:fill="F7F4EE" w:val="clear"/>
-            </w:pPr>
             <w:r/>
             <w:r>
-              <w:rPr>
-                <w:sz w:val="20"/>
-              </w:rPr>
               <w:t>ami-03e224e4dbc21f89e</w:t>
             </w:r>
           </w:p>
@@ -305,28 +285,22 @@
       <w:tr>
         <w:tc>
           <w:tcPr>
-            <w:tcW w:type="dxa" w:w="4986"/>
+            <w:tcW w:type="dxa" w:w="4320"/>
           </w:tcPr>
           <w:p>
             <w:r/>
             <w:r>
-              <w:rPr>
-                <w:sz w:val="20"/>
-              </w:rPr>
               <w:t>Nombre de la AMI</w:t>
             </w:r>
           </w:p>
         </w:tc>
         <w:tc>
           <w:tcPr>
-            <w:tcW w:type="dxa" w:w="4986"/>
+            <w:tcW w:type="dxa" w:w="4320"/>
           </w:tcPr>
           <w:p>
             <w:r/>
             <w:r>
-              <w:rPr>
-                <w:sz w:val="20"/>
-              </w:rPr>
               <w:t>al2023-ami-2023.12.20261014.0-kernel-6.18-x86_64</w:t>
             </w:r>
           </w:p>
@@ -335,34 +309,22 @@
       <w:tr>
         <w:tc>
           <w:tcPr>
-            <w:tcW w:type="dxa" w:w="4986"/>
+            <w:tcW w:type="dxa" w:w="4320"/>
           </w:tcPr>
           <w:p>
-            <w:pPr>
-              <w:shd w:fill="F7F4EE" w:val="clear"/>
-            </w:pPr>
             <w:r/>
             <w:r>
-              <w:rPr>
-                <w:sz w:val="20"/>
-              </w:rPr>
               <w:t>Plataforma</w:t>
             </w:r>
           </w:p>
         </w:tc>
         <w:tc>
           <w:tcPr>
-            <w:tcW w:type="dxa" w:w="4986"/>
+            <w:tcW w:type="dxa" w:w="4320"/>
           </w:tcPr>
           <w:p>
-            <w:pPr>
-              <w:shd w:fill="F7F4EE" w:val="clear"/>
-            </w:pPr>
             <w:r/>
             <w:r>
-              <w:rPr>
-                <w:sz w:val="20"/>
-              </w:rPr>
               <w:t>Linux/UNIX, Amazon Linux 2023, x86_64</w:t>
             </w:r>
           </w:p>
@@ -371,28 +333,22 @@
       <w:tr>
         <w:tc>
           <w:tcPr>
-            <w:tcW w:type="dxa" w:w="4986"/>
+            <w:tcW w:type="dxa" w:w="4320"/>
           </w:tcPr>
           <w:p>
             <w:r/>
             <w:r>
-              <w:rPr>
-                <w:sz w:val="20"/>
-              </w:rPr>
               <w:t>Arranque</w:t>
             </w:r>
           </w:p>
         </w:tc>
         <w:tc>
           <w:tcPr>
-            <w:tcW w:type="dxa" w:w="4986"/>
+            <w:tcW w:type="dxa" w:w="4320"/>
           </w:tcPr>
           <w:p>
             <w:r/>
             <w:r>
-              <w:rPr>
-                <w:sz w:val="20"/>
-              </w:rPr>
               <w:t>uefi</w:t>
             </w:r>
           </w:p>
@@ -401,34 +357,22 @@
       <w:tr>
         <w:tc>
           <w:tcPr>
-            <w:tcW w:type="dxa" w:w="4986"/>
+            <w:tcW w:type="dxa" w:w="4320"/>
           </w:tcPr>
           <w:p>
-            <w:pPr>
-              <w:shd w:fill="F7F4EE" w:val="clear"/>
-            </w:pPr>
             <w:r/>
             <w:r>
-              <w:rPr>
-                <w:sz w:val="20"/>
-              </w:rPr>
               <w:t>IMDSv2</w:t>
             </w:r>
           </w:p>
         </w:tc>
         <w:tc>
           <w:tcPr>
-            <w:tcW w:type="dxa" w:w="4986"/>
+            <w:tcW w:type="dxa" w:w="4320"/>
           </w:tcPr>
           <w:p>
-            <w:pPr>
-              <w:shd w:fill="F7F4EE" w:val="clear"/>
-            </w:pPr>
             <w:r/>
             <w:r>
-              <w:rPr>
-                <w:sz w:val="20"/>
-              </w:rPr>
               <w:t>Obligatorio</w:t>
             </w:r>
           </w:p>
@@ -437,28 +381,22 @@
       <w:tr>
         <w:tc>
           <w:tcPr>
-            <w:tcW w:type="dxa" w:w="4986"/>
+            <w:tcW w:type="dxa" w:w="4320"/>
           </w:tcPr>
           <w:p>
             <w:r/>
             <w:r>
-              <w:rPr>
-                <w:sz w:val="20"/>
-              </w:rPr>
               <w:t>VPC</w:t>
             </w:r>
           </w:p>
         </w:tc>
         <w:tc>
           <w:tcPr>
-            <w:tcW w:type="dxa" w:w="4986"/>
+            <w:tcW w:type="dxa" w:w="4320"/>
           </w:tcPr>
           <w:p>
             <w:r/>
             <w:r>
-              <w:rPr>
-                <w:sz w:val="20"/>
-              </w:rPr>
               <w:t>vpc-0877ce6fabe7f919f</w:t>
             </w:r>
           </w:p>
@@ -467,34 +405,22 @@
       <w:tr>
         <w:tc>
           <w:tcPr>
-            <w:tcW w:type="dxa" w:w="4986"/>
+            <w:tcW w:type="dxa" w:w="4320"/>
           </w:tcPr>
           <w:p>
-            <w:pPr>
-              <w:shd w:fill="F7F4EE" w:val="clear"/>
-            </w:pPr>
             <w:r/>
             <w:r>
-              <w:rPr>
-                <w:sz w:val="20"/>
-              </w:rPr>
               <w:t>Subred</w:t>
             </w:r>
           </w:p>
         </w:tc>
         <w:tc>
           <w:tcPr>
-            <w:tcW w:type="dxa" w:w="4986"/>
+            <w:tcW w:type="dxa" w:w="4320"/>
           </w:tcPr>
           <w:p>
-            <w:pPr>
-              <w:shd w:fill="F7F4EE" w:val="clear"/>
-            </w:pPr>
             <w:r/>
             <w:r>
-              <w:rPr>
-                <w:sz w:val="20"/>
-              </w:rPr>
               <w:t>subnet-0065e8a11b4f527d8</w:t>
             </w:r>
           </w:p>
@@ -503,30 +429,60 @@
       <w:tr>
         <w:tc>
           <w:tcPr>
-            <w:tcW w:type="dxa" w:w="4986"/>
+            <w:tcW w:type="dxa" w:w="4320"/>
           </w:tcPr>
           <w:p>
             <w:r/>
             <w:r>
-              <w:rPr>
-                <w:sz w:val="20"/>
-              </w:rPr>
               <w:t>IP pública</w:t>
             </w:r>
           </w:p>
         </w:tc>
         <w:tc>
           <w:tcPr>
-            <w:tcW w:type="dxa" w:w="4986"/>
+            <w:tcW w:type="dxa" w:w="4320"/>
           </w:tcPr>
           <w:p>
+            <w:r/>
             <w:r>
-              <w:t>3.17.151.210, asignada automáticamente. El 21 de octubre de 2026 era 18.118.112.206</w:t>
+              <w:t xml:space="preserve">la IP elástica. El 26 de octubre de 2026 el DNS de </w:t>
             </w:r>
             <w:r>
               <w:rPr>
+                <w:rFonts w:ascii="Consolas" w:hAnsi="Consolas" w:eastAsia="Consolas"/>
                 <w:sz w:val="20"/>
               </w:rPr>
+              <w:t>fcdesign.aulivana.com</w:t>
+            </w:r>
+            <w:r>
+              <w:t xml:space="preserve"> responde </w:t>
+            </w:r>
+            <w:r>
+              <w:rPr>
+                <w:rFonts w:ascii="Consolas" w:hAnsi="Consolas" w:eastAsia="Consolas"/>
+                <w:sz w:val="20"/>
+              </w:rPr>
+              <w:t>77.112.213.200</w:t>
+            </w:r>
+            <w:r>
+              <w:t xml:space="preserve">. Antes, sin elástica, fue </w:t>
+            </w:r>
+            <w:r>
+              <w:rPr>
+                <w:rFonts w:ascii="Consolas" w:hAnsi="Consolas" w:eastAsia="Consolas"/>
+                <w:sz w:val="20"/>
+              </w:rPr>
+              <w:t>3.17.151.210</w:t>
+            </w:r>
+            <w:r>
+              <w:t xml:space="preserve"> y </w:t>
+            </w:r>
+            <w:r>
+              <w:rPr>
+                <w:rFonts w:ascii="Consolas" w:hAnsi="Consolas" w:eastAsia="Consolas"/>
+                <w:sz w:val="20"/>
+              </w:rPr>
+              <w:t>18.118.112.206</w:t>
             </w:r>
           </w:p>
         </w:tc>
@@ -534,36 +490,27 @@
       <w:tr>
         <w:tc>
           <w:tcPr>
-            <w:tcW w:type="dxa" w:w="4986"/>
+            <w:tcW w:type="dxa" w:w="4320"/>
           </w:tcPr>
           <w:p>
-            <w:pPr>
-              <w:shd w:fill="F7F4EE" w:val="clear"/>
-            </w:pPr>
             <w:r/>
             <w:r>
-              <w:rPr>
-                <w:sz w:val="20"/>
-              </w:rPr>
               <w:t>DNS público</w:t>
             </w:r>
           </w:p>
         </w:tc>
         <w:tc>
           <w:tcPr>
-            <w:tcW w:type="dxa" w:w="4986"/>
+            <w:tcW w:type="dxa" w:w="4320"/>
           </w:tcPr>
           <w:p>
-            <w:pPr>
-              <w:shd w:fill="F7F4EE" w:val="clear"/>
-            </w:pPr>
-            <w:r>
-              <w:t>el que muestre la consola; cambia con la IP</w:t>
-            </w:r>
+            <w:r/>
             <w:r>
               <w:rPr>
+                <w:rFonts w:ascii="Consolas" w:hAnsi="Consolas" w:eastAsia="Consolas"/>
                 <w:sz w:val="20"/>
               </w:rPr>
+              <w:t>fcdesign.aulivana.com</w:t>
             </w:r>
           </w:p>
         </w:tc>
@@ -571,29 +518,23 @@
       <w:tr>
         <w:tc>
           <w:tcPr>
-            <w:tcW w:type="dxa" w:w="4986"/>
+            <w:tcW w:type="dxa" w:w="4320"/>
           </w:tcPr>
           <w:p>
             <w:r/>
             <w:r>
-              <w:rPr>
-                <w:sz w:val="20"/>
-              </w:rPr>
               <w:t>IP privada</w:t>
             </w:r>
           </w:p>
         </w:tc>
         <w:tc>
           <w:tcPr>
-            <w:tcW w:type="dxa" w:w="4986"/>
+            <w:tcW w:type="dxa" w:w="4320"/>
           </w:tcPr>
           <w:p>
             <w:r/>
             <w:r>
-              <w:rPr>
-                <w:sz w:val="20"/>
-              </w:rPr>
-              <w:t>172.31.24.67</w:t>
+              <w:t>172.31.24.67. No cambia al asociar la elástica</w:t>
             </w:r>
           </w:p>
         </w:tc>
@@ -601,35 +542,23 @@
       <w:tr>
         <w:tc>
           <w:tcPr>
-            <w:tcW w:type="dxa" w:w="4986"/>
+            <w:tcW w:type="dxa" w:w="4320"/>
           </w:tcPr>
           <w:p>
-            <w:pPr>
-              <w:shd w:fill="F7F4EE" w:val="clear"/>
-            </w:pPr>
             <w:r/>
             <w:r>
-              <w:rPr>
-                <w:sz w:val="20"/>
-              </w:rPr>
               <w:t>IP elástica</w:t>
             </w:r>
           </w:p>
         </w:tc>
         <w:tc>
           <w:tcPr>
-            <w:tcW w:type="dxa" w:w="4986"/>
+            <w:tcW w:type="dxa" w:w="4320"/>
           </w:tcPr>
           <w:p>
-            <w:pPr>
-              <w:shd w:fill="F7F4EE" w:val="clear"/>
-            </w:pPr>
             <w:r/>
             <w:r>
-              <w:rPr>
-                <w:sz w:val="20"/>
-              </w:rPr>
-              <w:t>ninguna</w:t>
+              <w:t>asociada a esta instancia. Los pasos están en Seguridad C1</w:t>
             </w:r>
           </w:p>
         </w:tc>
@@ -637,28 +566,22 @@
       <w:tr>
         <w:tc>
           <w:tcPr>
-            <w:tcW w:type="dxa" w:w="4986"/>
+            <w:tcW w:type="dxa" w:w="4320"/>
           </w:tcPr>
           <w:p>
             <w:r/>
             <w:r>
-              <w:rPr>
-                <w:sz w:val="20"/>
-              </w:rPr>
               <w:t>Par de claves</w:t>
             </w:r>
           </w:p>
         </w:tc>
         <w:tc>
           <w:tcPr>
-            <w:tcW w:type="dxa" w:w="4986"/>
+            <w:tcW w:type="dxa" w:w="4320"/>
           </w:tcPr>
           <w:p>
             <w:r/>
             <w:r>
-              <w:rPr>
-                <w:sz w:val="20"/>
-              </w:rPr>
               <w:t>cfdesign</w:t>
             </w:r>
           </w:p>
@@ -667,34 +590,22 @@
       <w:tr>
         <w:tc>
           <w:tcPr>
-            <w:tcW w:type="dxa" w:w="4986"/>
+            <w:tcW w:type="dxa" w:w="4320"/>
           </w:tcPr>
           <w:p>
-            <w:pPr>
-              <w:shd w:fill="F7F4EE" w:val="clear"/>
-            </w:pPr>
             <w:r/>
             <w:r>
-              <w:rPr>
-                <w:sz w:val="20"/>
-              </w:rPr>
               <w:t>Grupo de seguridad</w:t>
             </w:r>
           </w:p>
         </w:tc>
         <w:tc>
           <w:tcPr>
-            <w:tcW w:type="dxa" w:w="4986"/>
+            <w:tcW w:type="dxa" w:w="4320"/>
           </w:tcPr>
           <w:p>
-            <w:pPr>
-              <w:shd w:fill="F7F4EE" w:val="clear"/>
-            </w:pPr>
             <w:r/>
             <w:r>
-              <w:rPr>
-                <w:sz w:val="20"/>
-              </w:rPr>
               <w:t>launch-wizard-1, sg-05d3ffa45265dcd67</w:t>
             </w:r>
           </w:p>
@@ -703,28 +614,22 @@
       <w:tr>
         <w:tc>
           <w:tcPr>
-            <w:tcW w:type="dxa" w:w="4986"/>
+            <w:tcW w:type="dxa" w:w="4320"/>
           </w:tcPr>
           <w:p>
             <w:r/>
             <w:r>
-              <w:rPr>
-                <w:sz w:val="20"/>
-              </w:rPr>
               <w:t>Monitoreo detallado</w:t>
             </w:r>
           </w:p>
         </w:tc>
         <w:tc>
           <w:tcPr>
-            <w:tcW w:type="dxa" w:w="4986"/>
+            <w:tcW w:type="dxa" w:w="4320"/>
           </w:tcPr>
           <w:p>
             <w:r/>
             <w:r>
-              <w:rPr>
-                <w:sz w:val="20"/>
-              </w:rPr>
               <w:t>desactivado</w:t>
             </w:r>
           </w:p>
@@ -733,34 +638,22 @@
       <w:tr>
         <w:tc>
           <w:tcPr>
-            <w:tcW w:type="dxa" w:w="4986"/>
+            <w:tcW w:type="dxa" w:w="4320"/>
           </w:tcPr>
           <w:p>
-            <w:pPr>
-              <w:shd w:fill="F7F4EE" w:val="clear"/>
-            </w:pPr>
             <w:r/>
             <w:r>
-              <w:rPr>
-                <w:sz w:val="20"/>
-              </w:rPr>
               <w:t>Protección de terminación</w:t>
             </w:r>
           </w:p>
         </w:tc>
         <w:tc>
           <w:tcPr>
-            <w:tcW w:type="dxa" w:w="4986"/>
+            <w:tcW w:type="dxa" w:w="4320"/>
           </w:tcPr>
           <w:p>
-            <w:pPr>
-              <w:shd w:fill="F7F4EE" w:val="clear"/>
-            </w:pPr>
             <w:r/>
             <w:r>
-              <w:rPr>
-                <w:sz w:val="20"/>
-              </w:rPr>
               <w:t>desactivada</w:t>
             </w:r>
           </w:p>
@@ -769,25 +662,53 @@
     </w:tbl>
     <w:p/>
     <w:p>
-      <w:pPr>
-        <w:spacing w:after="160"/>
-      </w:pPr>
+      <w:r>
+        <w:t xml:space="preserve">La IP privada </w:t>
+      </w:r>
       <w:r>
         <w:rPr>
-          <w:sz w:val="22"/>
+          <w:rFonts w:ascii="Consolas" w:hAnsi="Consolas" w:eastAsia="Consolas"/>
+          <w:sz w:val="20"/>
         </w:rPr>
-        <w:t>La IP pública no es elástica. Si la instancia se detiene y se vuelve a encender, AWS puede dar otra. En ese caso hay que cambiar la IP en el .env del servidor y en el origen de la aplicación de escritorio.</w:t>
+        <w:t>172.31.24.67</w:t>
+      </w:r>
+      <w:r>
+        <w:t xml:space="preserve"> solo existe dentro de la VPC. El navegador usa la elástica, por el nombre </w:t>
+      </w:r>
+      <w:r>
+        <w:rPr>
+          <w:rFonts w:ascii="Consolas" w:hAnsi="Consolas" w:eastAsia="Consolas"/>
+          <w:sz w:val="20"/>
+        </w:rPr>
+        <w:t>fcdesign.aulivana.com</w:t>
+      </w:r>
+      <w:r>
+        <w:t>.</w:t>
       </w:r>
     </w:p>
     <w:p>
-      <w:pPr>
-        <w:spacing w:after="160"/>
-      </w:pPr>
+      <w:r>
+        <w:t xml:space="preserve">El grupo </w:t>
+      </w:r>
       <w:r>
         <w:rPr>
-          <w:sz w:val="22"/>
+          <w:rFonts w:ascii="Consolas" w:hAnsi="Consolas" w:eastAsia="Consolas"/>
+          <w:sz w:val="20"/>
         </w:rPr>
-        <w:t>El grupo default (sg-03438b97b419876e4) también tiene una regla del puerto 18080, pero no es el grupo de esta instancia. Las reglas que importan son las de launch-wizard-1.</w:t>
+        <w:t>default</w:t>
+      </w:r>
+      <w:r>
+        <w:t xml:space="preserve"> (sg-03438b97b419876e4) no es el de esta instancia. Las reglas que importan son las de </w:t>
+      </w:r>
+      <w:r>
+        <w:rPr>
+          <w:rFonts w:ascii="Consolas" w:hAnsi="Consolas" w:eastAsia="Consolas"/>
+          <w:sz w:val="20"/>
+        </w:rPr>
+        <w:t>launch-wizard-1</w:t>
+      </w:r>
+      <w:r>
+        <w:t>.</w:t>
       </w:r>
     </w:p>
     <w:tbl>
@@ -797,26 +718,25 @@
         <w:tblLook w:firstColumn="1" w:firstRow="1" w:lastColumn="0" w:lastRow="0" w:noHBand="0" w:noVBand="1" w:val="04A0"/>
       </w:tblPr>
       <w:tblGrid>
-        <w:gridCol w:w="2493"/>
-        <w:gridCol w:w="2493"/>
-        <w:gridCol w:w="2493"/>
-        <w:gridCol w:w="2493"/>
+        <w:gridCol w:w="2160"/>
+        <w:gridCol w:w="2160"/>
+        <w:gridCol w:w="2160"/>
+        <w:gridCol w:w="2160"/>
       </w:tblGrid>
       <w:tr>
         <w:tc>
           <w:tcPr>
-            <w:tcW w:type="dxa" w:w="2493"/>
+            <w:tcW w:type="dxa" w:w="2160"/>
           </w:tcPr>
           <w:p>
-            <w:pPr>
-              <w:shd w:fill="1F4E45" w:val="clear"/>
-            </w:pPr>
-            <w:r/>
             <w:r>
               <w:rPr>
                 <w:b/>
-                <w:color w:val="FFFFFF"/>
-                <w:sz w:val="20"/>
+              </w:rPr>
+            </w:r>
+            <w:r>
+              <w:rPr>
+                <w:b/>
               </w:rPr>
               <w:t>Puerto</w:t>
             </w:r>
@@ -824,18 +744,17 @@
         </w:tc>
         <w:tc>
           <w:tcPr>
-            <w:tcW w:type="dxa" w:w="2493"/>
+            <w:tcW w:type="dxa" w:w="2160"/>
           </w:tcPr>
           <w:p>
-            <w:pPr>
-              <w:shd w:fill="1F4E45" w:val="clear"/>
-            </w:pPr>
-            <w:r/>
             <w:r>
               <w:rPr>
                 <w:b/>
-                <w:color w:val="FFFFFF"/>
-                <w:sz w:val="20"/>
+              </w:rPr>
+            </w:r>
+            <w:r>
+              <w:rPr>
+                <w:b/>
               </w:rPr>
               <w:t>Protocolo</w:t>
             </w:r>
@@ -843,18 +762,17 @@
         </w:tc>
         <w:tc>
           <w:tcPr>
-            <w:tcW w:type="dxa" w:w="2493"/>
+            <w:tcW w:type="dxa" w:w="2160"/>
           </w:tcPr>
           <w:p>
-            <w:pPr>
-              <w:shd w:fill="1F4E45" w:val="clear"/>
-            </w:pPr>
-            <w:r/>
             <w:r>
               <w:rPr>
                 <w:b/>
-                <w:color w:val="FFFFFF"/>
-                <w:sz w:val="20"/>
+              </w:rPr>
+            </w:r>
+            <w:r>
+              <w:rPr>
+                <w:b/>
               </w:rPr>
               <w:t>Origen</w:t>
             </w:r>
@@ -862,18 +780,17 @@
         </w:tc>
         <w:tc>
           <w:tcPr>
-            <w:tcW w:type="dxa" w:w="2493"/>
+            <w:tcW w:type="dxa" w:w="2160"/>
           </w:tcPr>
           <w:p>
-            <w:pPr>
-              <w:shd w:fill="1F4E45" w:val="clear"/>
-            </w:pPr>
-            <w:r/>
             <w:r>
               <w:rPr>
                 <w:b/>
-                <w:color w:val="FFFFFF"/>
-                <w:sz w:val="20"/>
+              </w:rPr>
+            </w:r>
+            <w:r>
+              <w:rPr>
+                <w:b/>
               </w:rPr>
               <w:t>Para qué</w:t>
             </w:r>
@@ -883,57 +800,45 @@
       <w:tr>
         <w:tc>
           <w:tcPr>
-            <w:tcW w:type="dxa" w:w="2493"/>
+            <w:tcW w:type="dxa" w:w="2160"/>
           </w:tcPr>
           <w:p>
             <w:r/>
             <w:r>
-              <w:rPr>
-                <w:sz w:val="20"/>
-              </w:rPr>
               <w:t>22</w:t>
             </w:r>
           </w:p>
         </w:tc>
         <w:tc>
           <w:tcPr>
-            <w:tcW w:type="dxa" w:w="2493"/>
+            <w:tcW w:type="dxa" w:w="2160"/>
           </w:tcPr>
           <w:p>
             <w:r/>
             <w:r>
-              <w:rPr>
-                <w:sz w:val="20"/>
-              </w:rPr>
               <w:t>TCP</w:t>
             </w:r>
           </w:p>
         </w:tc>
         <w:tc>
           <w:tcPr>
-            <w:tcW w:type="dxa" w:w="2493"/>
+            <w:tcW w:type="dxa" w:w="2160"/>
           </w:tcPr>
           <w:p>
             <w:r/>
             <w:r>
-              <w:rPr>
-                <w:sz w:val="20"/>
-              </w:rPr>
               <w:t>0.0.0.0/0</w:t>
             </w:r>
           </w:p>
         </w:tc>
         <w:tc>
           <w:tcPr>
-            <w:tcW w:type="dxa" w:w="2493"/>
+            <w:tcW w:type="dxa" w:w="2160"/>
           </w:tcPr>
           <w:p>
             <w:r/>
             <w:r>
-              <w:rPr>
-                <w:sz w:val="20"/>
-              </w:rPr>
-              <w:t>SSH</w:t>
+              <w:t>SSH, el acceso de administración</w:t>
             </w:r>
           </w:p>
         </w:tc>
@@ -941,69 +846,45 @@
       <w:tr>
         <w:tc>
           <w:tcPr>
-            <w:tcW w:type="dxa" w:w="2493"/>
+            <w:tcW w:type="dxa" w:w="2160"/>
           </w:tcPr>
           <w:p>
-            <w:pPr>
-              <w:shd w:fill="F7F4EE" w:val="clear"/>
-            </w:pPr>
             <w:r/>
             <w:r>
-              <w:rPr>
-                <w:sz w:val="20"/>
-              </w:rPr>
-              <w:t>18080</w:t>
+              <w:t>80</w:t>
             </w:r>
           </w:p>
         </w:tc>
         <w:tc>
           <w:tcPr>
-            <w:tcW w:type="dxa" w:w="2493"/>
+            <w:tcW w:type="dxa" w:w="2160"/>
           </w:tcPr>
           <w:p>
-            <w:pPr>
-              <w:shd w:fill="F7F4EE" w:val="clear"/>
-            </w:pPr>
             <w:r/>
             <w:r>
-              <w:rPr>
-                <w:sz w:val="20"/>
-              </w:rPr>
               <w:t>TCP</w:t>
             </w:r>
           </w:p>
         </w:tc>
         <w:tc>
           <w:tcPr>
-            <w:tcW w:type="dxa" w:w="2493"/>
+            <w:tcW w:type="dxa" w:w="2160"/>
           </w:tcPr>
           <w:p>
-            <w:pPr>
-              <w:shd w:fill="F7F4EE" w:val="clear"/>
-            </w:pPr>
             <w:r/>
             <w:r>
-              <w:rPr>
-                <w:sz w:val="20"/>
-              </w:rPr>
               <w:t>0.0.0.0/0</w:t>
             </w:r>
           </w:p>
         </w:tc>
         <w:tc>
           <w:tcPr>
-            <w:tcW w:type="dxa" w:w="2493"/>
+            <w:tcW w:type="dxa" w:w="2160"/>
           </w:tcPr>
           <w:p>
-            <w:pPr>
-              <w:shd w:fill="F7F4EE" w:val="clear"/>
-            </w:pPr>
             <w:r/>
             <w:r>
-              <w:rPr>
-                <w:sz w:val="20"/>
-              </w:rPr>
-              <w:t>La aplicación</w:t>
+              <w:t>Nginx redirige a HTTPS y Let's Encrypt renueva el certificado</w:t>
             </w:r>
           </w:p>
         </w:tc>
@@ -1011,57 +892,45 @@
       <w:tr>
         <w:tc>
           <w:tcPr>
-            <w:tcW w:type="dxa" w:w="2493"/>
+            <w:tcW w:type="dxa" w:w="2160"/>
           </w:tcPr>
           <w:p>
             <w:r/>
             <w:r>
-              <w:rPr>
-                <w:sz w:val="20"/>
-              </w:rPr>
               <w:t>443</w:t>
             </w:r>
           </w:p>
         </w:tc>
         <w:tc>
           <w:tcPr>
-            <w:tcW w:type="dxa" w:w="2493"/>
+            <w:tcW w:type="dxa" w:w="2160"/>
           </w:tcPr>
           <w:p>
             <w:r/>
             <w:r>
-              <w:rPr>
-                <w:sz w:val="20"/>
-              </w:rPr>
               <w:t>TCP</w:t>
             </w:r>
           </w:p>
         </w:tc>
         <w:tc>
           <w:tcPr>
-            <w:tcW w:type="dxa" w:w="2493"/>
+            <w:tcW w:type="dxa" w:w="2160"/>
           </w:tcPr>
           <w:p>
             <w:r/>
             <w:r>
-              <w:rPr>
-                <w:sz w:val="20"/>
-              </w:rPr>
               <w:t>0.0.0.0/0</w:t>
             </w:r>
           </w:p>
         </w:tc>
         <w:tc>
           <w:tcPr>
-            <w:tcW w:type="dxa" w:w="2493"/>
+            <w:tcW w:type="dxa" w:w="2160"/>
           </w:tcPr>
           <w:p>
             <w:r/>
             <w:r>
-              <w:rPr>
-                <w:sz w:val="20"/>
-              </w:rPr>
-              <w:t>Abierto en la consola. El compose no lo usa: el sitio es HTTP en el 18080</w:t>
+              <w:t>El sitio</w:t>
             </w:r>
           </w:p>
         </w:tc>
@@ -1069,69 +938,91 @@
       <w:tr>
         <w:tc>
           <w:tcPr>
-            <w:tcW w:type="dxa" w:w="2493"/>
+            <w:tcW w:type="dxa" w:w="2160"/>
           </w:tcPr>
           <w:p>
-            <w:pPr>
-              <w:shd w:fill="F7F4EE" w:val="clear"/>
-            </w:pPr>
             <w:r/>
             <w:r>
-              <w:rPr>
-                <w:sz w:val="20"/>
-              </w:rPr>
+              <w:t>18080</w:t>
+            </w:r>
+          </w:p>
+        </w:tc>
+        <w:tc>
+          <w:tcPr>
+            <w:tcW w:type="dxa" w:w="2160"/>
+          </w:tcPr>
+          <w:p>
+            <w:r/>
+            <w:r>
+              <w:t>TCP</w:t>
+            </w:r>
+          </w:p>
+        </w:tc>
+        <w:tc>
+          <w:tcPr>
+            <w:tcW w:type="dxa" w:w="2160"/>
+          </w:tcPr>
+          <w:p>
+            <w:r/>
+            <w:r>
+              <w:t>cerrado</w:t>
+            </w:r>
+          </w:p>
+        </w:tc>
+        <w:tc>
+          <w:tcPr>
+            <w:tcW w:type="dxa" w:w="2160"/>
+          </w:tcPr>
+          <w:p>
+            <w:r/>
+            <w:r>
+              <w:t>El compose ya no lo publica. Hay que borrar la regla hacia internet</w:t>
+            </w:r>
+          </w:p>
+        </w:tc>
+      </w:tr>
+      <w:tr>
+        <w:tc>
+          <w:tcPr>
+            <w:tcW w:type="dxa" w:w="2160"/>
+          </w:tcPr>
+          <w:p>
+            <w:r/>
+            <w:r>
               <w:t>8025</w:t>
             </w:r>
           </w:p>
         </w:tc>
         <w:tc>
           <w:tcPr>
-            <w:tcW w:type="dxa" w:w="2493"/>
+            <w:tcW w:type="dxa" w:w="2160"/>
           </w:tcPr>
           <w:p>
-            <w:pPr>
-              <w:shd w:fill="F7F4EE" w:val="clear"/>
-            </w:pPr>
             <w:r/>
             <w:r>
-              <w:rPr>
-                <w:sz w:val="20"/>
-              </w:rPr>
               <w:t>TCP</w:t>
             </w:r>
           </w:p>
         </w:tc>
         <w:tc>
           <w:tcPr>
-            <w:tcW w:type="dxa" w:w="2493"/>
+            <w:tcW w:type="dxa" w:w="2160"/>
           </w:tcPr>
           <w:p>
-            <w:pPr>
-              <w:shd w:fill="F7F4EE" w:val="clear"/>
-            </w:pPr>
             <w:r/>
             <w:r>
-              <w:rPr>
-                <w:sz w:val="20"/>
-              </w:rPr>
-              <w:t>0.0.0.0/0</w:t>
+              <w:t>cerrado</w:t>
             </w:r>
           </w:p>
         </w:tc>
         <w:tc>
           <w:tcPr>
-            <w:tcW w:type="dxa" w:w="2493"/>
+            <w:tcW w:type="dxa" w:w="2160"/>
           </w:tcPr>
           <w:p>
-            <w:pPr>
-              <w:shd w:fill="F7F4EE" w:val="clear"/>
-            </w:pPr>
             <w:r/>
             <w:r>
-              <w:rPr>
-                <w:sz w:val="20"/>
-              </w:rPr>
-              <w:t>Abierto en la consola. compose.servidor.yaml no publica Mailpit</w:t>
+              <w:t>Mailpit no está en este compose. Hay que borrar la regla</w:t>
             </w:r>
           </w:p>
         </w:tc>
@@ -1139,44 +1030,1182 @@
     </w:tbl>
     <w:p/>
     <w:p>
-      <w:pPr>
-        <w:spacing w:after="160"/>
-      </w:pPr>
+      <w:r>
+        <w:t>En una instancia nueva se abren el 22, el 80 y el 443. No se abre el 18080.</w:t>
+      </w:r>
+    </w:p>
+    <w:p>
       <w:r>
         <w:rPr>
-          <w:sz w:val="22"/>
+          <w:rFonts w:ascii="Consolas" w:hAnsi="Consolas" w:eastAsia="Consolas"/>
+          <w:sz w:val="20"/>
         </w:rPr>
-        <w:t>En una instancia nueva bastan el 22 y el 18080.</w:t>
+        <w:t>t3.micro</w:t>
+      </w:r>
+      <w:r>
+        <w:t xml:space="preserve"> tiene unos 913 MiB de memoria. Mientras Docker construye las imágenes, la sesión SSH puede cortarse con </w:t>
+      </w:r>
+      <w:r>
+        <w:rPr>
+          <w:rFonts w:ascii="Consolas" w:hAnsi="Consolas" w:eastAsia="Consolas"/>
+          <w:sz w:val="20"/>
+        </w:rPr>
+        <w:t>Broken pipe</w:t>
+      </w:r>
+      <w:r>
+        <w:t xml:space="preserve">. Se vuelve a entrar y se repite el comando que quedó a medias. En esta instancia hizo falta un archivo de intercambio de 2 GB antes de que la construcción terminara. Los comandos están en la sección 6. Una </w:t>
+      </w:r>
+      <w:r>
+        <w:rPr>
+          <w:rFonts w:ascii="Consolas" w:hAnsi="Consolas" w:eastAsia="Consolas"/>
+          <w:sz w:val="20"/>
+        </w:rPr>
+        <w:t>t3.small</w:t>
+      </w:r>
+      <w:r>
+        <w:t xml:space="preserve"> deja más margen.</w:t>
       </w:r>
     </w:p>
     <w:p>
       <w:pPr>
-        <w:spacing w:after="160"/>
+        <w:pStyle w:val="Heading2"/>
       </w:pPr>
       <w:r>
+        <w:t>2. Crear la instancia</w:t>
+      </w:r>
+    </w:p>
+    <w:p>
+      <w:r>
+        <w:t xml:space="preserve">En la consola de AWS, región </w:t>
+      </w:r>
+      <w:r>
         <w:rPr>
-          <w:sz w:val="22"/>
+          <w:b/>
         </w:rPr>
-        <w:t>t3.micro tiene unos 913 MiB de memoria. Mientras Docker construye las imágenes, la sesión SSH puede cortarse con Broken pipe. Se vuelve a entrar y se repite el comando que quedó a medias. En esta instancia hizo falta un archivo de intercambio de 2 GB. Los comandos están antes de la primera construcción. Una t3.small deja más margen.</w:t>
+        <w:t>Ohio (us-east-2)</w:t>
+      </w:r>
+      <w:r>
+        <w:t>:</w:t>
       </w:r>
     </w:p>
     <w:p>
       <w:pPr>
-        <w:pStyle w:val="Heading1"/>
+        <w:pStyle w:val="ListNumber"/>
       </w:pPr>
       <w:r>
-        <w:t>2. Crear la instancia</w:t>
+        <w:t>EC2 → Instancias → Lanzar instancias.</w:t>
       </w:r>
     </w:p>
     <w:p>
       <w:pPr>
-        <w:spacing w:after="160"/>
+        <w:pStyle w:val="ListNumber"/>
       </w:pPr>
       <w:r>
+        <w:t xml:space="preserve">Nombre: </w:t>
+      </w:r>
+      <w:r>
         <w:rPr>
-          <w:sz w:val="22"/>
+          <w:rFonts w:ascii="Consolas" w:hAnsi="Consolas" w:eastAsia="Consolas"/>
+          <w:sz w:val="20"/>
         </w:rPr>
-        <w:t>En la consola de AWS, región Ohio (us-east-2):</w:t>
+        <w:t>cfdesign</w:t>
+      </w:r>
+      <w:r>
+        <w:t>.</w:t>
+      </w:r>
+    </w:p>
+    <w:p>
+      <w:pPr>
+        <w:pStyle w:val="ListNumber"/>
+      </w:pPr>
+      <w:r>
+        <w:t xml:space="preserve">AMI: Amazon Linux 2023, kernel 6.x, arquitectura 64 bits (x86). La de esta máquina es </w:t>
+      </w:r>
+      <w:r>
+        <w:rPr>
+          <w:rFonts w:ascii="Consolas" w:hAnsi="Consolas" w:eastAsia="Consolas"/>
+          <w:sz w:val="20"/>
+        </w:rPr>
+        <w:t>ami-03e224e4dbc21f89e</w:t>
+      </w:r>
+      <w:r>
+        <w:t>. Una Amazon Linux 2023 posterior, de 64 bits, también sirve.</w:t>
+      </w:r>
+    </w:p>
+    <w:p>
+      <w:pPr>
+        <w:pStyle w:val="ListNumber"/>
+      </w:pPr>
+      <w:r>
+        <w:t xml:space="preserve">Tipo: </w:t>
+      </w:r>
+      <w:r>
+        <w:rPr>
+          <w:rFonts w:ascii="Consolas" w:hAnsi="Consolas" w:eastAsia="Consolas"/>
+          <w:sz w:val="20"/>
+        </w:rPr>
+        <w:t>t3.micro</w:t>
+      </w:r>
+      <w:r>
+        <w:t>.</w:t>
+      </w:r>
+    </w:p>
+    <w:p>
+      <w:pPr>
+        <w:pStyle w:val="ListNumber"/>
+      </w:pPr>
+      <w:r>
+        <w:t xml:space="preserve">Par de claves: crear o elegir </w:t>
+      </w:r>
+      <w:r>
+        <w:rPr>
+          <w:rFonts w:ascii="Consolas" w:hAnsi="Consolas" w:eastAsia="Consolas"/>
+          <w:sz w:val="20"/>
+        </w:rPr>
+        <w:t>cfdesign</w:t>
+      </w:r>
+      <w:r>
+        <w:t xml:space="preserve"> y guardar el archivo </w:t>
+      </w:r>
+      <w:r>
+        <w:rPr>
+          <w:rFonts w:ascii="Consolas" w:hAnsi="Consolas" w:eastAsia="Consolas"/>
+          <w:sz w:val="20"/>
+        </w:rPr>
+        <w:t>cfdesign.pem</w:t>
+      </w:r>
+      <w:r>
+        <w:t>.</w:t>
+      </w:r>
+    </w:p>
+    <w:p>
+      <w:pPr>
+        <w:pStyle w:val="ListNumber"/>
+      </w:pPr>
+      <w:r>
+        <w:t>Red: la VPC y la subred de la tabla, con IP pública automática. Después se sustituye por la elástica, en Seguridad C1.</w:t>
+      </w:r>
+    </w:p>
+    <w:p>
+      <w:pPr>
+        <w:pStyle w:val="ListNumber"/>
+      </w:pPr>
+      <w:r>
+        <w:t xml:space="preserve">Grupo de seguridad nuevo, o </w:t>
+      </w:r>
+      <w:r>
+        <w:rPr>
+          <w:rFonts w:ascii="Consolas" w:hAnsi="Consolas" w:eastAsia="Consolas"/>
+          <w:sz w:val="20"/>
+        </w:rPr>
+        <w:t>launch-wizard-1</w:t>
+      </w:r>
+      <w:r>
+        <w:t xml:space="preserve"> si ya existe. Entrada TCP 22, TCP 80 y TCP 443 desde </w:t>
+      </w:r>
+      <w:r>
+        <w:rPr>
+          <w:rFonts w:ascii="Consolas" w:hAnsi="Consolas" w:eastAsia="Consolas"/>
+          <w:sz w:val="20"/>
+        </w:rPr>
+        <w:t>0.0.0.0/0</w:t>
+      </w:r>
+      <w:r>
+        <w:t>. Sin 18080 y sin 8025.</w:t>
+      </w:r>
+    </w:p>
+    <w:p>
+      <w:pPr>
+        <w:pStyle w:val="ListNumber"/>
+      </w:pPr>
+      <w:r>
+        <w:t>Almacenamiento: el volumen por defecto del asistente.</w:t>
+      </w:r>
+    </w:p>
+    <w:p>
+      <w:pPr>
+        <w:pStyle w:val="ListNumber"/>
+      </w:pPr>
+      <w:r>
+        <w:t>Metadatos: IMDSv2 obligatorio.</w:t>
+      </w:r>
+    </w:p>
+    <w:p>
+      <w:pPr>
+        <w:pStyle w:val="ListNumber"/>
+      </w:pPr>
+      <w:r>
+        <w:t>Lanzar.</w:t>
+      </w:r>
+    </w:p>
+    <w:p>
+      <w:r>
+        <w:t xml:space="preserve">Desde el Mac, con el </w:t>
+      </w:r>
+      <w:r>
+        <w:rPr>
+          <w:rFonts w:ascii="Consolas" w:hAnsi="Consolas" w:eastAsia="Consolas"/>
+          <w:sz w:val="20"/>
+        </w:rPr>
+        <w:t>.pem</w:t>
+      </w:r>
+      <w:r>
+        <w:t xml:space="preserve"> en la carpeta desde la que se trabaja:</w:t>
+      </w:r>
+    </w:p>
+    <w:p>
+      <w:r>
+        <w:rPr>
+          <w:rFonts w:ascii="Consolas" w:hAnsi="Consolas" w:eastAsia="Consolas"/>
+          <w:sz w:val="18"/>
+        </w:rPr>
+        <w:t>chmod 400 cfdesign.pem</w:t>
+        <w:br/>
+        <w:t>ssh -i "cfdesign.pem" ec2-user@77.112.213.200</w:t>
+      </w:r>
+    </w:p>
+    <w:p>
+      <w:r>
+        <w:t xml:space="preserve">Esa es la elástica del 26 de octubre de 2026. Si es otra, se usa la que muestre la consola. El usuario es </w:t>
+      </w:r>
+      <w:r>
+        <w:rPr>
+          <w:rFonts w:ascii="Consolas" w:hAnsi="Consolas" w:eastAsia="Consolas"/>
+          <w:sz w:val="20"/>
+        </w:rPr>
+        <w:t>ec2-user</w:t>
+      </w:r>
+      <w:r>
+        <w:t>.</w:t>
+      </w:r>
+    </w:p>
+    <w:p>
+      <w:pPr>
+        <w:pStyle w:val="Heading2"/>
+      </w:pPr>
+      <w:r>
+        <w:t>3. Git, Docker, Compose y Buildx</w:t>
+      </w:r>
+    </w:p>
+    <w:p>
+      <w:r>
+        <w:t xml:space="preserve">Amazon Linux 2023 no tiene </w:t>
+      </w:r>
+      <w:r>
+        <w:rPr>
+          <w:rFonts w:ascii="Consolas" w:hAnsi="Consolas" w:eastAsia="Consolas"/>
+          <w:sz w:val="20"/>
+        </w:rPr>
+        <w:t>apt-get</w:t>
+      </w:r>
+      <w:r>
+        <w:t xml:space="preserve">. El gestor es </w:t>
+      </w:r>
+      <w:r>
+        <w:rPr>
+          <w:rFonts w:ascii="Consolas" w:hAnsi="Consolas" w:eastAsia="Consolas"/>
+          <w:sz w:val="20"/>
+        </w:rPr>
+        <w:t>dnf</w:t>
+      </w:r>
+      <w:r>
+        <w:t xml:space="preserve">, y hace falta </w:t>
+      </w:r>
+      <w:r>
+        <w:rPr>
+          <w:rFonts w:ascii="Consolas" w:hAnsi="Consolas" w:eastAsia="Consolas"/>
+          <w:sz w:val="20"/>
+        </w:rPr>
+        <w:t>sudo</w:t>
+      </w:r>
+      <w:r>
+        <w:t>.</w:t>
+      </w:r>
+    </w:p>
+    <w:p>
+      <w:r>
+        <w:rPr>
+          <w:rFonts w:ascii="Consolas" w:hAnsi="Consolas" w:eastAsia="Consolas"/>
+          <w:sz w:val="18"/>
+        </w:rPr>
+        <w:t>sudo dnf update -y</w:t>
+        <w:br/>
+        <w:t>sudo dnf install -y git docker</w:t>
+        <w:br/>
+        <w:t>sudo systemctl enable --now docker</w:t>
+        <w:br/>
+        <w:t>sudo usermod -aG docker ec2-user</w:t>
+        <w:br/>
+        <w:t>exit</w:t>
+      </w:r>
+    </w:p>
+    <w:p>
+      <w:r>
+        <w:t xml:space="preserve">Hay que salir y volver a entrar por SSH para que el grupo </w:t>
+      </w:r>
+      <w:r>
+        <w:rPr>
+          <w:rFonts w:ascii="Consolas" w:hAnsi="Consolas" w:eastAsia="Consolas"/>
+          <w:sz w:val="20"/>
+        </w:rPr>
+        <w:t>docker</w:t>
+      </w:r>
+      <w:r>
+        <w:t xml:space="preserve"> aplique. Después:</w:t>
+      </w:r>
+    </w:p>
+    <w:p>
+      <w:r>
+        <w:rPr>
+          <w:rFonts w:ascii="Consolas" w:hAnsi="Consolas" w:eastAsia="Consolas"/>
+          <w:sz w:val="18"/>
+        </w:rPr>
+        <w:t>sudo mkdir -p /usr/libexec/docker/cli-plugins</w:t>
+        <w:br/>
+        <w:t>sudo curl -SL "https://github.com/docker/compose/releases/download/v2.40.3/docker-compose-linux-x86_64" -o /usr/libexec/docker/cli-plugins/docker-compose</w:t>
+        <w:br/>
+        <w:t>sudo chmod +x /usr/libexec/docker/cli-plugins/docker-compose</w:t>
+        <w:br/>
+        <w:t>docker compose version</w:t>
+        <w:br/>
+        <w:br/>
+        <w:t>mkdir -p ~/.docker/cli-plugins</w:t>
+        <w:br/>
+        <w:t>curl -SL "https://github.com/docker/buildx/releases/download/v0.38.0/buildx-v0.38.0.linux-amd64" -o ~/.docker/cli-plugins/docker-buildx</w:t>
+        <w:br/>
+        <w:t>chmod +x ~/.docker/cli-plugins/docker-buildx</w:t>
+        <w:br/>
+        <w:t>docker buildx version</w:t>
+      </w:r>
+    </w:p>
+    <w:p>
+      <w:r>
+        <w:rPr>
+          <w:rFonts w:ascii="Consolas" w:hAnsi="Consolas" w:eastAsia="Consolas"/>
+          <w:sz w:val="20"/>
+        </w:rPr>
+        <w:t>docker compose version</w:t>
+      </w:r>
+      <w:r>
+        <w:t xml:space="preserve"> tiene que responder, y </w:t>
+      </w:r>
+      <w:r>
+        <w:rPr>
+          <w:rFonts w:ascii="Consolas" w:hAnsi="Consolas" w:eastAsia="Consolas"/>
+          <w:sz w:val="20"/>
+        </w:rPr>
+        <w:t>docker buildx version</w:t>
+      </w:r>
+      <w:r>
+        <w:t xml:space="preserve"> tiene que decir </w:t>
+      </w:r>
+      <w:r>
+        <w:rPr>
+          <w:rFonts w:ascii="Consolas" w:hAnsi="Consolas" w:eastAsia="Consolas"/>
+          <w:sz w:val="20"/>
+        </w:rPr>
+        <w:t>v0.38.0</w:t>
+      </w:r>
+      <w:r>
+        <w:t xml:space="preserve"> o posterior. Sin ese Buildx, </w:t>
+      </w:r>
+      <w:r>
+        <w:rPr>
+          <w:rFonts w:ascii="Consolas" w:hAnsi="Consolas" w:eastAsia="Consolas"/>
+          <w:sz w:val="20"/>
+        </w:rPr>
+        <w:t>docker compose build</w:t>
+      </w:r>
+      <w:r>
+        <w:t xml:space="preserve"> se niega a construir.</w:t>
+      </w:r>
+    </w:p>
+    <w:p>
+      <w:pPr>
+        <w:pStyle w:val="Heading2"/>
+      </w:pPr>
+      <w:r>
+        <w:t>4. Clonar el repositorio</w:t>
+      </w:r>
+    </w:p>
+    <w:p>
+      <w:r>
+        <w:t>En la EC2 se crea una clave solo para leer GitHub. La clave privada se queda en el servidor. A GitHub se le pega únicamente la pública.</w:t>
+      </w:r>
+    </w:p>
+    <w:p>
+      <w:r>
+        <w:rPr>
+          <w:rFonts w:ascii="Consolas" w:hAnsi="Consolas" w:eastAsia="Consolas"/>
+          <w:sz w:val="18"/>
+        </w:rPr>
+        <w:t>ssh-keygen -t rsa -b 4096 -C "correo-del-responsable"</w:t>
+        <w:br/>
+        <w:t>cat ~/.ssh/id_rsa.pub</w:t>
+      </w:r>
+    </w:p>
+    <w:p>
+      <w:r>
+        <w:t xml:space="preserve">En GitHub, en </w:t>
+      </w:r>
+      <w:r>
+        <w:rPr>
+          <w:rFonts w:ascii="Consolas" w:hAnsi="Consolas" w:eastAsia="Consolas"/>
+          <w:sz w:val="20"/>
+        </w:rPr>
+        <w:t>roque-code/FCDesign_client_server</w:t>
+      </w:r>
+      <w:r>
+        <w:t xml:space="preserve">, esa pública se agrega como deploy key de lectura, o como clave SSH de la cuenta. Si </w:t>
+      </w:r>
+      <w:r>
+        <w:rPr>
+          <w:rFonts w:ascii="Consolas" w:hAnsi="Consolas" w:eastAsia="Consolas"/>
+          <w:sz w:val="20"/>
+        </w:rPr>
+        <w:t>ssh-keygen</w:t>
+      </w:r>
+      <w:r>
+        <w:t xml:space="preserve"> pidió una frase de paso, </w:t>
+      </w:r>
+      <w:r>
+        <w:rPr>
+          <w:rFonts w:ascii="Consolas" w:hAnsi="Consolas" w:eastAsia="Consolas"/>
+          <w:sz w:val="20"/>
+        </w:rPr>
+        <w:t>git pull</w:t>
+      </w:r>
+      <w:r>
+        <w:t xml:space="preserve"> la va a pedir cada vez.</w:t>
+      </w:r>
+    </w:p>
+    <w:p>
+      <w:r>
+        <w:rPr>
+          <w:rFonts w:ascii="Consolas" w:hAnsi="Consolas" w:eastAsia="Consolas"/>
+          <w:sz w:val="18"/>
+        </w:rPr>
+        <w:t>mkdir -p ~/fcdesign</w:t>
+        <w:br/>
+        <w:t>cd ~/fcdesign</w:t>
+        <w:br/>
+        <w:t>git clone git@github.com:roque-code/FCDesign_client_server.git</w:t>
+        <w:br/>
+        <w:t>cd FCDesign_client_server</w:t>
+      </w:r>
+    </w:p>
+    <w:p>
+      <w:pPr>
+        <w:pStyle w:val="Heading2"/>
+      </w:pPr>
+      <w:r>
+        <w:t>5. El archivo .env</w:t>
+      </w:r>
+    </w:p>
+    <w:p>
+      <w:r>
+        <w:rPr>
+          <w:rFonts w:ascii="Consolas" w:hAnsi="Consolas" w:eastAsia="Consolas"/>
+          <w:sz w:val="20"/>
+        </w:rPr>
+        <w:t>compose.servidor.yaml</w:t>
+      </w:r>
+      <w:r>
+        <w:t xml:space="preserve"> ya trae el servidor de correo </w:t>
+      </w:r>
+      <w:r>
+        <w:rPr>
+          <w:rFonts w:ascii="Consolas" w:hAnsi="Consolas" w:eastAsia="Consolas"/>
+          <w:sz w:val="20"/>
+        </w:rPr>
+        <w:t>smtp.gmail.com</w:t>
+      </w:r>
+      <w:r>
+        <w:t xml:space="preserve">, el puerto 587, TLS y la cuenta </w:t>
+      </w:r>
+      <w:r>
+        <w:rPr>
+          <w:rFonts w:ascii="Consolas" w:hAnsi="Consolas" w:eastAsia="Consolas"/>
+          <w:sz w:val="20"/>
+        </w:rPr>
+        <w:t>aulivana.fcdesign@gmail.com</w:t>
+      </w:r>
+      <w:r>
+        <w:t xml:space="preserve">. La contraseña de aplicación de Gmail no va en el repositorio: el compose se niega a arrancar si falta en </w:t>
+      </w:r>
+      <w:r>
+        <w:rPr>
+          <w:rFonts w:ascii="Consolas" w:hAnsi="Consolas" w:eastAsia="Consolas"/>
+          <w:sz w:val="20"/>
+        </w:rPr>
+        <w:t>.env</w:t>
+      </w:r>
+      <w:r>
+        <w:t>.</w:t>
+      </w:r>
+    </w:p>
+    <w:p>
+      <w:r>
+        <w:t xml:space="preserve">En </w:t>
+      </w:r>
+      <w:r>
+        <w:rPr>
+          <w:rFonts w:ascii="Consolas" w:hAnsi="Consolas" w:eastAsia="Consolas"/>
+          <w:sz w:val="20"/>
+        </w:rPr>
+        <w:t>~/fcdesign/FCDesign_client_server/.env</w:t>
+      </w:r>
+      <w:r>
+        <w:t>:</w:t>
+      </w:r>
+    </w:p>
+    <w:p>
+      <w:r>
+        <w:rPr>
+          <w:rFonts w:ascii="Consolas" w:hAnsi="Consolas" w:eastAsia="Consolas"/>
+          <w:sz w:val="18"/>
+        </w:rPr>
+        <w:t>DJANGO_SECRET_KEY=una-clave-larga-distinta-de-las-de-desarrollo</w:t>
+        <w:br/>
+        <w:t>EMAIL_HOST_PASSWORD=clave-de-aplicacion-de-gmail</w:t>
+        <w:br/>
+        <w:t>DJANGO_ALLOWED_HOSTS=localhost,127.0.0.1,web,nginx,fcdesign.aulivana.com</w:t>
+        <w:br/>
+        <w:t>DJANGO_CSRF_ORIGINS=https://fcdesign.aulivana.com</w:t>
+        <w:br/>
+        <w:t>TRAZA_PUBLIC_ORIGIN=https://fcdesign.aulivana.com</w:t>
+      </w:r>
+    </w:p>
+    <w:p>
+      <w:r>
+        <w:rPr>
+          <w:rFonts w:ascii="Consolas" w:hAnsi="Consolas" w:eastAsia="Consolas"/>
+          <w:sz w:val="20"/>
+        </w:rPr>
+        <w:t>DJANGO_SECRET_KEY</w:t>
+      </w:r>
+      <w:r>
+        <w:t xml:space="preserve"> no puede quedar vacía ni ser </w:t>
+      </w:r>
+      <w:r>
+        <w:rPr>
+          <w:rFonts w:ascii="Consolas" w:hAnsi="Consolas" w:eastAsia="Consolas"/>
+          <w:sz w:val="20"/>
+        </w:rPr>
+        <w:t>dev-only-change-me</w:t>
+      </w:r>
+      <w:r>
+        <w:t xml:space="preserve"> ni </w:t>
+      </w:r>
+      <w:r>
+        <w:rPr>
+          <w:rFonts w:ascii="Consolas" w:hAnsi="Consolas" w:eastAsia="Consolas"/>
+          <w:sz w:val="20"/>
+        </w:rPr>
+        <w:t>dev-container-not-production</w:t>
+      </w:r>
+      <w:r>
+        <w:t xml:space="preserve">. Con una de esas, </w:t>
+      </w:r>
+      <w:r>
+        <w:rPr>
+          <w:rFonts w:ascii="Consolas" w:hAnsi="Consolas" w:eastAsia="Consolas"/>
+          <w:sz w:val="20"/>
+        </w:rPr>
+        <w:t>config.settings.production</w:t>
+      </w:r>
+      <w:r>
+        <w:t xml:space="preserve"> no arranca. </w:t>
+      </w:r>
+      <w:r>
+        <w:rPr>
+          <w:rFonts w:ascii="Consolas" w:hAnsi="Consolas" w:eastAsia="Consolas"/>
+          <w:sz w:val="20"/>
+        </w:rPr>
+        <w:t>DJANGO_CSRF_ORIGINS</w:t>
+      </w:r>
+      <w:r>
+        <w:t xml:space="preserve"> tiene que ser </w:t>
+      </w:r>
+      <w:r>
+        <w:rPr>
+          <w:rFonts w:ascii="Consolas" w:hAnsi="Consolas" w:eastAsia="Consolas"/>
+          <w:sz w:val="20"/>
+        </w:rPr>
+        <w:t>https://</w:t>
+      </w:r>
+      <w:r>
+        <w:t xml:space="preserve">. </w:t>
+      </w:r>
+      <w:r>
+        <w:rPr>
+          <w:rFonts w:ascii="Consolas" w:hAnsi="Consolas" w:eastAsia="Consolas"/>
+          <w:sz w:val="20"/>
+        </w:rPr>
+        <w:t>.env</w:t>
+      </w:r>
+      <w:r>
+        <w:t xml:space="preserve"> no se sube a Git. Si esas variables no están, </w:t>
+      </w:r>
+      <w:r>
+        <w:rPr>
+          <w:rFonts w:ascii="Consolas" w:hAnsi="Consolas" w:eastAsia="Consolas"/>
+          <w:sz w:val="20"/>
+        </w:rPr>
+        <w:t>compose.servidor.yaml</w:t>
+      </w:r>
+      <w:r>
+        <w:t xml:space="preserve"> usa </w:t>
+      </w:r>
+      <w:r>
+        <w:rPr>
+          <w:rFonts w:ascii="Consolas" w:hAnsi="Consolas" w:eastAsia="Consolas"/>
+          <w:sz w:val="20"/>
+        </w:rPr>
+        <w:t>https://fcdesign.aulivana.com</w:t>
+      </w:r>
+      <w:r>
+        <w:t xml:space="preserve">. La aplicación de escritorio, si no tiene </w:t>
+      </w:r>
+      <w:r>
+        <w:rPr>
+          <w:rFonts w:ascii="Consolas" w:hAnsi="Consolas" w:eastAsia="Consolas"/>
+          <w:sz w:val="20"/>
+        </w:rPr>
+        <w:t>TRAZA_API_ORIGIN</w:t>
+      </w:r>
+      <w:r>
+        <w:t>, tiene que llamar a ese mismo origen.</w:t>
+      </w:r>
+    </w:p>
+    <w:p>
+      <w:pPr>
+        <w:pStyle w:val="Heading2"/>
+      </w:pPr>
+      <w:r>
+        <w:t>6. Primera vez</w:t>
+      </w:r>
+    </w:p>
+    <w:p>
+      <w:r>
+        <w:t xml:space="preserve">El archivo que se usa es </w:t>
+      </w:r>
+      <w:r>
+        <w:rPr>
+          <w:rFonts w:ascii="Consolas" w:hAnsi="Consolas" w:eastAsia="Consolas"/>
+          <w:sz w:val="20"/>
+        </w:rPr>
+        <w:t>compose.servidor.yaml</w:t>
+      </w:r>
+      <w:r>
+        <w:t xml:space="preserve">. </w:t>
+      </w:r>
+      <w:r>
+        <w:rPr>
+          <w:rFonts w:ascii="Consolas" w:hAnsi="Consolas" w:eastAsia="Consolas"/>
+          <w:sz w:val="20"/>
+        </w:rPr>
+        <w:t>docker compose up</w:t>
+      </w:r>
+      <w:r>
+        <w:t xml:space="preserve"> sin </w:t>
+      </w:r>
+      <w:r>
+        <w:rPr>
+          <w:rFonts w:ascii="Consolas" w:hAnsi="Consolas" w:eastAsia="Consolas"/>
+          <w:sz w:val="20"/>
+        </w:rPr>
+        <w:t>-f</w:t>
+      </w:r>
+      <w:r>
+        <w:t xml:space="preserve"> lee </w:t>
+      </w:r>
+      <w:r>
+        <w:rPr>
+          <w:rFonts w:ascii="Consolas" w:hAnsi="Consolas" w:eastAsia="Consolas"/>
+          <w:sz w:val="20"/>
+        </w:rPr>
+        <w:t>compose.yaml</w:t>
+      </w:r>
+      <w:r>
+        <w:t>, que es el de desarrollo: levanta Vite y Mailpit y no es este servidor.</w:t>
+      </w:r>
+    </w:p>
+    <w:p>
+      <w:r>
+        <w:t xml:space="preserve">Antes de construir, en esta </w:t>
+      </w:r>
+      <w:r>
+        <w:rPr>
+          <w:rFonts w:ascii="Consolas" w:hAnsi="Consolas" w:eastAsia="Consolas"/>
+          <w:sz w:val="20"/>
+        </w:rPr>
+        <w:t>t3.micro</w:t>
+      </w:r>
+      <w:r>
+        <w:t xml:space="preserve">, se deja un intercambio de 2 GB. Sin él, el build se queda sin memoria. La línea de </w:t>
+      </w:r>
+      <w:r>
+        <w:rPr>
+          <w:rFonts w:ascii="Consolas" w:hAnsi="Consolas" w:eastAsia="Consolas"/>
+          <w:sz w:val="20"/>
+        </w:rPr>
+        <w:t>fstab</w:t>
+      </w:r>
+      <w:r>
+        <w:t xml:space="preserve"> lo conserva al reiniciar:</w:t>
+      </w:r>
+    </w:p>
+    <w:p>
+      <w:r>
+        <w:rPr>
+          <w:rFonts w:ascii="Consolas" w:hAnsi="Consolas" w:eastAsia="Consolas"/>
+          <w:sz w:val="18"/>
+        </w:rPr>
+        <w:t>sudo dd if=/dev/zero of=/swapfile bs=1M count=2048</w:t>
+        <w:br/>
+        <w:t>sudo chmod 600 /swapfile</w:t>
+        <w:br/>
+        <w:t>sudo mkswap /swapfile</w:t>
+        <w:br/>
+        <w:t>sudo swapon /swapfile</w:t>
+        <w:br/>
+        <w:t>echo '/swapfile none swap sw 0 0' | sudo tee -a /etc/fstab</w:t>
+      </w:r>
+    </w:p>
+    <w:p>
+      <w:r>
+        <w:rPr>
+          <w:rFonts w:ascii="Consolas" w:hAnsi="Consolas" w:eastAsia="Consolas"/>
+          <w:sz w:val="20"/>
+        </w:rPr>
+        <w:t>swapon --show</w:t>
+      </w:r>
+      <w:r>
+        <w:t xml:space="preserve"> tiene que listar </w:t>
+      </w:r>
+      <w:r>
+        <w:rPr>
+          <w:rFonts w:ascii="Consolas" w:hAnsi="Consolas" w:eastAsia="Consolas"/>
+          <w:sz w:val="20"/>
+        </w:rPr>
+        <w:t>/swapfile</w:t>
+      </w:r>
+      <w:r>
+        <w:t>. Si el archivo ya existe, no se vuelve a crear.</w:t>
+      </w:r>
+    </w:p>
+    <w:p>
+      <w:r>
+        <w:t xml:space="preserve">Desde </w:t>
+      </w:r>
+      <w:r>
+        <w:rPr>
+          <w:rFonts w:ascii="Consolas" w:hAnsi="Consolas" w:eastAsia="Consolas"/>
+          <w:sz w:val="20"/>
+        </w:rPr>
+        <w:t>~/fcdesign/FCDesign_client_server</w:t>
+      </w:r>
+      <w:r>
+        <w:t>:</w:t>
+      </w:r>
+    </w:p>
+    <w:p>
+      <w:r>
+        <w:rPr>
+          <w:rFonts w:ascii="Consolas" w:hAnsi="Consolas" w:eastAsia="Consolas"/>
+          <w:sz w:val="18"/>
+        </w:rPr>
+        <w:t>docker compose -f compose.servidor.yaml build web</w:t>
+        <w:br/>
+        <w:t>docker compose -f compose.servidor.yaml build runner</w:t>
+        <w:br/>
+        <w:t>docker compose -f compose.servidor.yaml build nginx</w:t>
+        <w:br/>
+        <w:t>docker compose -f compose.servidor.yaml up -d --remove-orphans</w:t>
+      </w:r>
+    </w:p>
+    <w:p>
+      <w:r>
+        <w:t xml:space="preserve">No se construye </w:t>
+      </w:r>
+      <w:r>
+        <w:rPr>
+          <w:rFonts w:ascii="Consolas" w:hAnsi="Consolas" w:eastAsia="Consolas"/>
+          <w:sz w:val="20"/>
+        </w:rPr>
+        <w:t>frontend</w:t>
+      </w:r>
+      <w:r>
+        <w:t xml:space="preserve">. Ese servicio era el Vite de desarrollo. Nginx incluye la página ya construida. </w:t>
+      </w:r>
+      <w:r>
+        <w:rPr>
+          <w:rFonts w:ascii="Consolas" w:hAnsi="Consolas" w:eastAsia="Consolas"/>
+          <w:sz w:val="20"/>
+        </w:rPr>
+        <w:t>--remove-orphans</w:t>
+      </w:r>
+      <w:r>
+        <w:t xml:space="preserve"> apaga un contenedor </w:t>
+      </w:r>
+      <w:r>
+        <w:rPr>
+          <w:rFonts w:ascii="Consolas" w:hAnsi="Consolas" w:eastAsia="Consolas"/>
+          <w:sz w:val="20"/>
+        </w:rPr>
+        <w:t>frontend</w:t>
+      </w:r>
+      <w:r>
+        <w:t xml:space="preserve"> que hubiera quedado de un arranque anterior.</w:t>
+      </w:r>
+    </w:p>
+    <w:p>
+      <w:r>
+        <w:t xml:space="preserve">La primera construcción tarda varios minutos. Al terminar tienen que estar en marcha </w:t>
+      </w:r>
+      <w:r>
+        <w:rPr>
+          <w:rFonts w:ascii="Consolas" w:hAnsi="Consolas" w:eastAsia="Consolas"/>
+          <w:sz w:val="20"/>
+        </w:rPr>
+        <w:t>db</w:t>
+      </w:r>
+      <w:r>
+        <w:t xml:space="preserve">, </w:t>
+      </w:r>
+      <w:r>
+        <w:rPr>
+          <w:rFonts w:ascii="Consolas" w:hAnsi="Consolas" w:eastAsia="Consolas"/>
+          <w:sz w:val="20"/>
+        </w:rPr>
+        <w:t>redis</w:t>
+      </w:r>
+      <w:r>
+        <w:t xml:space="preserve">, </w:t>
+      </w:r>
+      <w:r>
+        <w:rPr>
+          <w:rFonts w:ascii="Consolas" w:hAnsi="Consolas" w:eastAsia="Consolas"/>
+          <w:sz w:val="20"/>
+        </w:rPr>
+        <w:t>runner</w:t>
+      </w:r>
+      <w:r>
+        <w:t xml:space="preserve">, </w:t>
+      </w:r>
+      <w:r>
+        <w:rPr>
+          <w:rFonts w:ascii="Consolas" w:hAnsi="Consolas" w:eastAsia="Consolas"/>
+          <w:sz w:val="20"/>
+        </w:rPr>
+        <w:t>web</w:t>
+      </w:r>
+      <w:r>
+        <w:t xml:space="preserve"> y </w:t>
+      </w:r>
+      <w:r>
+        <w:rPr>
+          <w:rFonts w:ascii="Consolas" w:hAnsi="Consolas" w:eastAsia="Consolas"/>
+          <w:sz w:val="20"/>
+        </w:rPr>
+        <w:t>nginx</w:t>
+      </w:r>
+      <w:r>
+        <w:t>. Postgres y Redis no publican puertos hacia internet.</w:t>
+      </w:r>
+    </w:p>
+    <w:p>
+      <w:r>
+        <w:t>Comprobación dentro de la EC2:</w:t>
+      </w:r>
+    </w:p>
+    <w:p>
+      <w:r>
+        <w:rPr>
+          <w:rFonts w:ascii="Consolas" w:hAnsi="Consolas" w:eastAsia="Consolas"/>
+          <w:sz w:val="18"/>
+        </w:rPr>
+        <w:t>curl -sS -m 10 https://fcdesign.aulivana.com/api/v1/auth/csrf/</w:t>
+      </w:r>
+    </w:p>
+    <w:p>
+      <w:r>
+        <w:t xml:space="preserve">Tiene que responder </w:t>
+      </w:r>
+      <w:r>
+        <w:rPr>
+          <w:rFonts w:ascii="Consolas" w:hAnsi="Consolas" w:eastAsia="Consolas"/>
+          <w:sz w:val="20"/>
+        </w:rPr>
+        <w:t>{"ok":true}</w:t>
+      </w:r>
+      <w:r>
+        <w:t xml:space="preserve"> y la cookie </w:t>
+      </w:r>
+      <w:r>
+        <w:rPr>
+          <w:rFonts w:ascii="Consolas" w:hAnsi="Consolas" w:eastAsia="Consolas"/>
+          <w:sz w:val="20"/>
+        </w:rPr>
+        <w:t>csrftoken</w:t>
+      </w:r>
+      <w:r>
+        <w:t xml:space="preserve"> tiene que llevar </w:t>
+      </w:r>
+      <w:r>
+        <w:rPr>
+          <w:rFonts w:ascii="Consolas" w:hAnsi="Consolas" w:eastAsia="Consolas"/>
+          <w:sz w:val="20"/>
+        </w:rPr>
+        <w:t>Secure</w:t>
+      </w:r>
+      <w:r>
+        <w:t xml:space="preserve">. En el navegador se abre </w:t>
+      </w:r>
+      <w:r>
+        <w:rPr>
+          <w:rFonts w:ascii="Consolas" w:hAnsi="Consolas" w:eastAsia="Consolas"/>
+          <w:sz w:val="20"/>
+        </w:rPr>
+        <w:t>https://fcdesign.aulivana.com</w:t>
+      </w:r>
+      <w:r>
+        <w:t xml:space="preserve">. </w:t>
+      </w:r>
+      <w:r>
+        <w:rPr>
+          <w:rFonts w:ascii="Consolas" w:hAnsi="Consolas" w:eastAsia="Consolas"/>
+          <w:sz w:val="20"/>
+        </w:rPr>
+        <w:t>http://</w:t>
+      </w:r>
+      <w:r>
+        <w:t xml:space="preserve"> en el puerto 80 responde con una redirección a ese mismo nombre. Nginx no arranca si todavía no existe el certificado de la sección Seguridad C1.</w:t>
+      </w:r>
+    </w:p>
+    <w:p>
+      <w:r>
+        <w:t>La cuenta que administra niveles no sale del alta pública:</w:t>
+      </w:r>
+    </w:p>
+    <w:p>
+      <w:r>
+        <w:rPr>
+          <w:rFonts w:ascii="Consolas" w:hAnsi="Consolas" w:eastAsia="Consolas"/>
+          <w:sz w:val="18"/>
+        </w:rPr>
+        <w:t>docker compose -f compose.servidor.yaml exec web python manage.py create_admin --email admin@ejemplo.test --password 'una-clave-de-ocho-o-mas' --name "Administrador"</w:t>
+      </w:r>
+    </w:p>
+    <w:p>
+      <w:pPr>
+        <w:pStyle w:val="Heading2"/>
+      </w:pPr>
+      <w:r>
+        <w:t>7. Cada cambio que ya está en main</w:t>
+      </w:r>
+    </w:p>
+    <w:p>
+      <w:r>
+        <w:t>Este es el ciclo que se repite en el servidor. No se editan archivos a mano en la EC2.</w:t>
+      </w:r>
+    </w:p>
+    <w:p>
+      <w:r>
+        <w:rPr>
+          <w:rFonts w:ascii="Consolas" w:hAnsi="Consolas" w:eastAsia="Consolas"/>
+          <w:sz w:val="18"/>
+        </w:rPr>
+        <w:t>cd ~/fcdesign/FCDesign_client_server</w:t>
+        <w:br/>
+        <w:t>git pull origin main</w:t>
+        <w:br/>
+        <w:t>docker compose -f compose.servidor.yaml down</w:t>
+        <w:br/>
+        <w:t>docker compose -f compose.servidor.yaml build web</w:t>
+        <w:br/>
+        <w:t>docker compose -f compose.servidor.yaml build runner</w:t>
+        <w:br/>
+        <w:t>docker compose -f compose.servidor.yaml build nginx</w:t>
+        <w:br/>
+        <w:t>docker compose -f compose.servidor.yaml up -d --remove-orphans</w:t>
+      </w:r>
+    </w:p>
+    <w:p>
+      <w:r>
+        <w:rPr>
+          <w:rFonts w:ascii="Consolas" w:hAnsi="Consolas" w:eastAsia="Consolas"/>
+          <w:sz w:val="20"/>
+        </w:rPr>
+        <w:t>down</w:t>
+      </w:r>
+      <w:r>
+        <w:t xml:space="preserve"> para los contenedores y conserva los volúmenes </w:t>
+      </w:r>
+      <w:r>
+        <w:rPr>
+          <w:rFonts w:ascii="Consolas" w:hAnsi="Consolas" w:eastAsia="Consolas"/>
+          <w:sz w:val="20"/>
+        </w:rPr>
+        <w:t>traza-db</w:t>
+      </w:r>
+      <w:r>
+        <w:t xml:space="preserve"> y </w:t>
+      </w:r>
+      <w:r>
+        <w:rPr>
+          <w:rFonts w:ascii="Consolas" w:hAnsi="Consolas" w:eastAsia="Consolas"/>
+          <w:sz w:val="20"/>
+        </w:rPr>
+        <w:t>traza-redis</w:t>
+      </w:r>
+      <w:r>
+        <w:t xml:space="preserve">. Las cuentas y los algoritmos siguen ahí. </w:t>
+      </w:r>
+      <w:r>
+        <w:rPr>
+          <w:rFonts w:ascii="Consolas" w:hAnsi="Consolas" w:eastAsia="Consolas"/>
+          <w:sz w:val="20"/>
+        </w:rPr>
+        <w:t>down -v</w:t>
+      </w:r>
+      <w:r>
+        <w:t xml:space="preserve"> los borra.</w:t>
+      </w:r>
+    </w:p>
+    <w:p>
+      <w:r>
+        <w:t xml:space="preserve">Si el disco se llena, </w:t>
+      </w:r>
+      <w:r>
+        <w:rPr>
+          <w:rFonts w:ascii="Consolas" w:hAnsi="Consolas" w:eastAsia="Consolas"/>
+          <w:sz w:val="20"/>
+        </w:rPr>
+        <w:t>df -h</w:t>
+      </w:r>
+      <w:r>
+        <w:t xml:space="preserve"> lo muestra y </w:t>
+      </w:r>
+      <w:r>
+        <w:rPr>
+          <w:rFonts w:ascii="Consolas" w:hAnsi="Consolas" w:eastAsia="Consolas"/>
+          <w:sz w:val="20"/>
+        </w:rPr>
+        <w:t>docker system df</w:t>
+      </w:r>
+      <w:r>
+        <w:t xml:space="preserve"> dice qué ocupa Docker. </w:t>
+      </w:r>
+      <w:r>
+        <w:rPr>
+          <w:rFonts w:ascii="Consolas" w:hAnsi="Consolas" w:eastAsia="Consolas"/>
+          <w:sz w:val="20"/>
+        </w:rPr>
+        <w:t>docker builder prune -f</w:t>
+      </w:r>
+      <w:r>
+        <w:t xml:space="preserve"> borra la caché de construcción y deja las imágenes en uso. </w:t>
+      </w:r>
+      <w:r>
+        <w:rPr>
+          <w:rFonts w:ascii="Consolas" w:hAnsi="Consolas" w:eastAsia="Consolas"/>
+          <w:sz w:val="20"/>
+        </w:rPr>
+        <w:t>docker system prune -af</w:t>
+      </w:r>
+      <w:r>
+        <w:t xml:space="preserve"> borra además las imágenes que no están en marcha: el siguiente </w:t>
+      </w:r>
+      <w:r>
+        <w:rPr>
+          <w:rFonts w:ascii="Consolas" w:hAnsi="Consolas" w:eastAsia="Consolas"/>
+          <w:sz w:val="20"/>
+        </w:rPr>
+        <w:t>build</w:t>
+      </w:r>
+      <w:r>
+        <w:t xml:space="preserve"> empieza de cero. No borra los volúmenes </w:t>
+      </w:r>
+      <w:r>
+        <w:rPr>
+          <w:rFonts w:ascii="Consolas" w:hAnsi="Consolas" w:eastAsia="Consolas"/>
+          <w:sz w:val="20"/>
+        </w:rPr>
+        <w:t>traza-db</w:t>
+      </w:r>
+      <w:r>
+        <w:t xml:space="preserve"> y </w:t>
+      </w:r>
+      <w:r>
+        <w:rPr>
+          <w:rFonts w:ascii="Consolas" w:hAnsi="Consolas" w:eastAsia="Consolas"/>
+          <w:sz w:val="20"/>
+        </w:rPr>
+        <w:t>traza-redis</w:t>
+      </w:r>
+      <w:r>
+        <w:t>.</w:t>
+      </w:r>
+    </w:p>
+    <w:p>
+      <w:r>
+        <w:t xml:space="preserve">Si </w:t>
+      </w:r>
+      <w:r>
+        <w:rPr>
+          <w:rFonts w:ascii="Consolas" w:hAnsi="Consolas" w:eastAsia="Consolas"/>
+          <w:sz w:val="20"/>
+        </w:rPr>
+        <w:t>git pull</w:t>
+      </w:r>
+      <w:r>
+        <w:t xml:space="preserve"> dice que un archivo local impide el merge, ese cambio de la EC2 se descarta y se vuelve a jalar. El ejemplo que ya ocurrió fue </w:t>
+      </w:r>
+      <w:r>
+        <w:rPr>
+          <w:rFonts w:ascii="Consolas" w:hAnsi="Consolas" w:eastAsia="Consolas"/>
+          <w:sz w:val="20"/>
+        </w:rPr>
+        <w:t>frontend/src/api.ts</w:t>
+      </w:r>
+      <w:r>
+        <w:t>:</w:t>
+      </w:r>
+    </w:p>
+    <w:p>
+      <w:r>
+        <w:rPr>
+          <w:rFonts w:ascii="Consolas" w:hAnsi="Consolas" w:eastAsia="Consolas"/>
+          <w:sz w:val="18"/>
+        </w:rPr>
+        <w:t>git restore frontend/src/api.ts</w:t>
+        <w:br/>
+        <w:t>git pull origin main</w:t>
+      </w:r>
+    </w:p>
+    <w:p>
+      <w:r>
+        <w:t xml:space="preserve">El código que vale es el de </w:t>
+      </w:r>
+      <w:r>
+        <w:rPr>
+          <w:rFonts w:ascii="Consolas" w:hAnsi="Consolas" w:eastAsia="Consolas"/>
+          <w:sz w:val="20"/>
+        </w:rPr>
+        <w:t>origin/main</w:t>
+      </w:r>
+      <w:r>
+        <w:t>.</w:t>
+      </w:r>
+    </w:p>
+    <w:p>
+      <w:pPr>
+        <w:pStyle w:val="Heading2"/>
+      </w:pPr>
+      <w:r>
+        <w:t>8. Si el sitio no abre</w:t>
       </w:r>
     </w:p>
     <w:p>
@@ -1184,10 +2213,27 @@
         <w:pStyle w:val="ListBullet"/>
       </w:pPr>
       <w:r>
+        <w:t xml:space="preserve">La dirección es </w:t>
+      </w:r>
+      <w:r>
         <w:rPr>
-          <w:sz w:val="22"/>
+          <w:rFonts w:ascii="Consolas" w:hAnsi="Consolas" w:eastAsia="Consolas"/>
+          <w:sz w:val="20"/>
         </w:rPr>
-        <w:t>EC2, Instancias, Lanzar instancias.</w:t>
+        <w:t>https://fcdesign.aulivana.com</w:t>
+      </w:r>
+      <w:r>
+        <w:t xml:space="preserve">, sin </w:t>
+      </w:r>
+      <w:r>
+        <w:rPr>
+          <w:rFonts w:ascii="Consolas" w:hAnsi="Consolas" w:eastAsia="Consolas"/>
+          <w:sz w:val="20"/>
+        </w:rPr>
+        <w:t>:18080</w:t>
+      </w:r>
+      <w:r>
+        <w:t>. El 8080 y el 18080 no son el sitio.</w:t>
       </w:r>
     </w:p>
     <w:p>
@@ -1196,9 +2242,23 @@
       </w:pPr>
       <w:r>
         <w:rPr>
-          <w:sz w:val="22"/>
+          <w:rFonts w:ascii="Consolas" w:hAnsi="Consolas" w:eastAsia="Consolas"/>
+          <w:sz w:val="20"/>
         </w:rPr>
-        <w:t>Nombre: cfdesign.</w:t>
+        <w:t>http://fcdesign.aulivana.com</w:t>
+      </w:r>
+      <w:r>
+        <w:t xml:space="preserve"> tiene que redirigir a </w:t>
+      </w:r>
+      <w:r>
+        <w:rPr>
+          <w:rFonts w:ascii="Consolas" w:hAnsi="Consolas" w:eastAsia="Consolas"/>
+          <w:sz w:val="20"/>
+        </w:rPr>
+        <w:t>https://</w:t>
+      </w:r>
+      <w:r>
+        <w:t>. Si el navegador se queda en HTTP, el puerto 80 no está abierto o Nginx no cargó.</w:t>
       </w:r>
     </w:p>
     <w:p>
@@ -1206,10 +2266,17 @@
         <w:pStyle w:val="ListBullet"/>
       </w:pPr>
       <w:r>
+        <w:t xml:space="preserve">La IP </w:t>
+      </w:r>
+      <w:r>
         <w:rPr>
-          <w:sz w:val="22"/>
+          <w:rFonts w:ascii="Consolas" w:hAnsi="Consolas" w:eastAsia="Consolas"/>
+          <w:sz w:val="20"/>
         </w:rPr>
-        <w:t>AMI: Amazon Linux 2023, kernel 6.x, arquitectura 64 bits (x86). La de esta máquina es ami-03e224e4dbc21f89e. Una Amazon Linux 2023 posterior, de 64 bits, también sirve.</w:t>
+        <w:t>172.31.24.67</w:t>
+      </w:r>
+      <w:r>
+        <w:t xml:space="preserve"> es privada. Desde fuera se usa la elástica, y el DNS del dominio tiene que apuntar a ella.</w:t>
       </w:r>
     </w:p>
     <w:p>
@@ -1217,10 +2284,17 @@
         <w:pStyle w:val="ListBullet"/>
       </w:pPr>
       <w:r>
+        <w:t xml:space="preserve">El grupo de la instancia tiene que ser </w:t>
+      </w:r>
+      <w:r>
         <w:rPr>
-          <w:sz w:val="22"/>
+          <w:rFonts w:ascii="Consolas" w:hAnsi="Consolas" w:eastAsia="Consolas"/>
+          <w:sz w:val="20"/>
         </w:rPr>
-        <w:t>Tipo: t3.micro.</w:t>
+        <w:t>launch-wizard-1</w:t>
+      </w:r>
+      <w:r>
+        <w:t>, con TCP 22, 80 y 443. Sin regla de 18080 hacia internet.</w:t>
       </w:r>
     </w:p>
     <w:p>
@@ -1229,9 +2303,43 @@
       </w:pPr>
       <w:r>
         <w:rPr>
-          <w:sz w:val="22"/>
+          <w:rFonts w:ascii="Consolas" w:hAnsi="Consolas" w:eastAsia="Consolas"/>
+          <w:sz w:val="20"/>
         </w:rPr>
-        <w:t>Par de claves: crear o elegir cfdesign y guardar el archivo cfdesign.pem.</w:t>
+        <w:t>docker compose -f compose.servidor.yaml ps</w:t>
+      </w:r>
+      <w:r>
+        <w:t xml:space="preserve"> tiene que mostrar </w:t>
+      </w:r>
+      <w:r>
+        <w:rPr>
+          <w:rFonts w:ascii="Consolas" w:hAnsi="Consolas" w:eastAsia="Consolas"/>
+          <w:sz w:val="20"/>
+        </w:rPr>
+        <w:t>nginx</w:t>
+      </w:r>
+      <w:r>
+        <w:t xml:space="preserve"> con </w:t>
+      </w:r>
+      <w:r>
+        <w:rPr>
+          <w:rFonts w:ascii="Consolas" w:hAnsi="Consolas" w:eastAsia="Consolas"/>
+          <w:sz w:val="20"/>
+        </w:rPr>
+        <w:t>0.0.0.0:80-&gt;80/tcp</w:t>
+      </w:r>
+      <w:r>
+        <w:t xml:space="preserve"> y </w:t>
+      </w:r>
+      <w:r>
+        <w:rPr>
+          <w:rFonts w:ascii="Consolas" w:hAnsi="Consolas" w:eastAsia="Consolas"/>
+          <w:sz w:val="20"/>
+        </w:rPr>
+        <w:t>0.0.0.0:443-&gt;443/tcp</w:t>
+      </w:r>
+      <w:r>
+        <w:t>.</w:t>
       </w:r>
     </w:p>
     <w:p>
@@ -1239,10 +2347,27 @@
         <w:pStyle w:val="ListBullet"/>
       </w:pPr>
       <w:r>
+        <w:t xml:space="preserve">Si Nginx reinicia en bucle, faltan </w:t>
+      </w:r>
+      <w:r>
         <w:rPr>
-          <w:sz w:val="22"/>
+          <w:rFonts w:ascii="Consolas" w:hAnsi="Consolas" w:eastAsia="Consolas"/>
+          <w:sz w:val="20"/>
         </w:rPr>
-        <w:t>Red: la VPC y la subred de la tabla, con IP pública automática.</w:t>
+        <w:t>/etc/letsencrypt/live/fcdesign.aulivana.com/fullchain.pem</w:t>
+      </w:r>
+      <w:r>
+        <w:t xml:space="preserve"> y </w:t>
+      </w:r>
+      <w:r>
+        <w:rPr>
+          <w:rFonts w:ascii="Consolas" w:hAnsi="Consolas" w:eastAsia="Consolas"/>
+          <w:sz w:val="20"/>
+        </w:rPr>
+        <w:t>privkey.pem</w:t>
+      </w:r>
+      <w:r>
+        <w:t xml:space="preserve"> en el host.</w:t>
       </w:r>
     </w:p>
     <w:p>
@@ -1250,10 +2375,1294 @@
         <w:pStyle w:val="ListBullet"/>
       </w:pPr>
       <w:r>
+        <w:t xml:space="preserve">Si </w:t>
+      </w:r>
+      <w:r>
         <w:rPr>
-          <w:sz w:val="22"/>
+          <w:rFonts w:ascii="Consolas" w:hAnsi="Consolas" w:eastAsia="Consolas"/>
+          <w:sz w:val="20"/>
         </w:rPr>
-        <w:t>Grupo de seguridad nuevo, o launch-wizard-1 si ya existe. Entrada TCP 22 y TCP 18080 desde 0.0.0.0/0.</w:t>
+        <w:t>df -h</w:t>
+      </w:r>
+      <w:r>
+        <w:t xml:space="preserve"> deja el disco casi lleno, se aplica la limpieza de la sección 7 y se repite el build. El volumen de 30 GB de la consola no se ve en </w:t>
+      </w:r>
+      <w:r>
+        <w:rPr>
+          <w:rFonts w:ascii="Consolas" w:hAnsi="Consolas" w:eastAsia="Consolas"/>
+          <w:sz w:val="20"/>
+        </w:rPr>
+        <w:t>df</w:t>
+      </w:r>
+      <w:r>
+        <w:t xml:space="preserve"> hasta estirar la partición, en Seguridad C1.</w:t>
+      </w:r>
+    </w:p>
+    <w:p>
+      <w:pPr>
+        <w:pStyle w:val="Heading2"/>
+      </w:pPr>
+      <w:r>
+        <w:t>Seguridad C1</w:t>
+      </w:r>
+    </w:p>
+    <w:tbl>
+      <w:tblPr>
+        <w:tblStyle w:val="TableGrid"/>
+        <w:tblW w:type="auto" w:w="0"/>
+        <w:tblLook w:firstColumn="1" w:firstRow="1" w:lastColumn="0" w:lastRow="0" w:noHBand="0" w:noVBand="1" w:val="04A0"/>
+      </w:tblPr>
+      <w:tblGrid>
+        <w:gridCol w:w="4320"/>
+        <w:gridCol w:w="4320"/>
+      </w:tblGrid>
+      <w:tr>
+        <w:tc>
+          <w:tcPr>
+            <w:tcW w:type="dxa" w:w="4320"/>
+          </w:tcPr>
+          <w:p>
+            <w:r>
+              <w:rPr>
+                <w:b/>
+              </w:rPr>
+            </w:r>
+            <w:r>
+              <w:rPr>
+                <w:b/>
+              </w:rPr>
+              <w:t>Campo</w:t>
+            </w:r>
+          </w:p>
+        </w:tc>
+        <w:tc>
+          <w:tcPr>
+            <w:tcW w:type="dxa" w:w="4320"/>
+          </w:tcPr>
+          <w:p>
+            <w:r>
+              <w:rPr>
+                <w:b/>
+              </w:rPr>
+            </w:r>
+            <w:r>
+              <w:rPr>
+                <w:b/>
+              </w:rPr>
+              <w:t>Valor</w:t>
+            </w:r>
+          </w:p>
+        </w:tc>
+      </w:tr>
+      <w:tr>
+        <w:tc>
+          <w:tcPr>
+            <w:tcW w:type="dxa" w:w="4320"/>
+          </w:tcPr>
+          <w:p>
+            <w:r/>
+            <w:r>
+              <w:t>ID</w:t>
+            </w:r>
+          </w:p>
+        </w:tc>
+        <w:tc>
+          <w:tcPr>
+            <w:tcW w:type="dxa" w:w="4320"/>
+          </w:tcPr>
+          <w:p>
+            <w:r/>
+            <w:r>
+              <w:t>C1</w:t>
+            </w:r>
+          </w:p>
+        </w:tc>
+      </w:tr>
+      <w:tr>
+        <w:tc>
+          <w:tcPr>
+            <w:tcW w:type="dxa" w:w="4320"/>
+          </w:tcPr>
+          <w:p>
+            <w:r/>
+            <w:r>
+              <w:t>Gravedad</w:t>
+            </w:r>
+          </w:p>
+        </w:tc>
+        <w:tc>
+          <w:tcPr>
+            <w:tcW w:type="dxa" w:w="4320"/>
+          </w:tcPr>
+          <w:p>
+            <w:r/>
+            <w:r>
+              <w:t>Crítico</w:t>
+            </w:r>
+          </w:p>
+        </w:tc>
+      </w:tr>
+      <w:tr>
+        <w:tc>
+          <w:tcPr>
+            <w:tcW w:type="dxa" w:w="4320"/>
+          </w:tcPr>
+          <w:p>
+            <w:r/>
+            <w:r>
+              <w:t>Zona</w:t>
+            </w:r>
+          </w:p>
+        </w:tc>
+        <w:tc>
+          <w:tcPr>
+            <w:tcW w:type="dxa" w:w="4320"/>
+          </w:tcPr>
+          <w:p>
+            <w:r/>
+            <w:r>
+              <w:t>Servidor</w:t>
+            </w:r>
+          </w:p>
+        </w:tc>
+      </w:tr>
+      <w:tr>
+        <w:tc>
+          <w:tcPr>
+            <w:tcW w:type="dxa" w:w="4320"/>
+          </w:tcPr>
+          <w:p>
+            <w:r/>
+            <w:r>
+              <w:t>Hallazgo</w:t>
+            </w:r>
+          </w:p>
+        </w:tc>
+        <w:tc>
+          <w:tcPr>
+            <w:tcW w:type="dxa" w:w="4320"/>
+          </w:tcPr>
+          <w:p>
+            <w:r/>
+            <w:r>
+              <w:t>El servidor público arranca en modo desarrollo y sin TLS</w:t>
+            </w:r>
+          </w:p>
+        </w:tc>
+      </w:tr>
+      <w:tr>
+        <w:tc>
+          <w:tcPr>
+            <w:tcW w:type="dxa" w:w="4320"/>
+          </w:tcPr>
+          <w:p>
+            <w:r/>
+            <w:r>
+              <w:t>Corrección</w:t>
+            </w:r>
+          </w:p>
+        </w:tc>
+        <w:tc>
+          <w:tcPr>
+            <w:tcW w:type="dxa" w:w="4320"/>
+          </w:tcPr>
+          <w:p>
+            <w:r/>
+            <w:r>
+              <w:t xml:space="preserve">Poner TLS delante de Nginx, apuntar </w:t>
+            </w:r>
+            <w:r>
+              <w:rPr>
+                <w:rFonts w:ascii="Consolas" w:hAnsi="Consolas" w:eastAsia="Consolas"/>
+                <w:sz w:val="20"/>
+              </w:rPr>
+              <w:t>DJANGO_SETTINGS_MODULE</w:t>
+            </w:r>
+            <w:r>
+              <w:t xml:space="preserve"> a </w:t>
+            </w:r>
+            <w:r>
+              <w:rPr>
+                <w:rFonts w:ascii="Consolas" w:hAnsi="Consolas" w:eastAsia="Consolas"/>
+                <w:sz w:val="20"/>
+              </w:rPr>
+              <w:t>config.settings.production</w:t>
+            </w:r>
+            <w:r>
+              <w:t>, exigir una clave distinta de los valores de desarrollo, alargar HSTS y declarar el proxy de confianza. En el firewall del host dejar solo 443 y el acceso de administración; cerrar 18080 hacia internet</w:t>
+            </w:r>
+          </w:p>
+        </w:tc>
+      </w:tr>
+    </w:tbl>
+    <w:p/>
+    <w:p>
+      <w:r>
+        <w:t xml:space="preserve">Eso ya está en el código de </w:t>
+      </w:r>
+      <w:r>
+        <w:rPr>
+          <w:rFonts w:ascii="Consolas" w:hAnsi="Consolas" w:eastAsia="Consolas"/>
+          <w:sz w:val="20"/>
+        </w:rPr>
+        <w:t>main</w:t>
+      </w:r>
+      <w:r>
+        <w:t xml:space="preserve"> y en la instancia que responde </w:t>
+      </w:r>
+      <w:r>
+        <w:rPr>
+          <w:rFonts w:ascii="Consolas" w:hAnsi="Consolas" w:eastAsia="Consolas"/>
+          <w:sz w:val="20"/>
+        </w:rPr>
+        <w:t>https://fcdesign.aulivana.com</w:t>
+      </w:r>
+      <w:r>
+        <w:t>. Esta sección es el procedimiento para dejar otra instancia igual, desde la IP elástica hasta el certificado.</w:t>
+      </w:r>
+    </w:p>
+    <w:p>
+      <w:pPr>
+        <w:pStyle w:val="Heading3"/>
+      </w:pPr>
+      <w:r>
+        <w:t>Crear la IP elástica y asignarla</w:t>
+      </w:r>
+    </w:p>
+    <w:p>
+      <w:r>
+        <w:t xml:space="preserve">En la consola de EC2, región </w:t>
+      </w:r>
+      <w:r>
+        <w:rPr>
+          <w:b/>
+        </w:rPr>
+        <w:t>Ohio (us-east-2)</w:t>
+      </w:r>
+      <w:r>
+        <w:t>:</w:t>
+      </w:r>
+    </w:p>
+    <w:p>
+      <w:pPr>
+        <w:pStyle w:val="ListNumber"/>
+      </w:pPr>
+      <w:r>
+        <w:rPr>
+          <w:b/>
+        </w:rPr>
+        <w:t>Red y seguridad → Direcciones IP elásticas → Asignar dirección IP elástica</w:t>
+      </w:r>
+      <w:r>
+        <w:t>.</w:t>
+      </w:r>
+    </w:p>
+    <w:p>
+      <w:pPr>
+        <w:pStyle w:val="ListNumber"/>
+      </w:pPr>
+      <w:r>
+        <w:t xml:space="preserve">Grupo de direcciones: IPv4 de Amazon. Borde de red: esta región. </w:t>
+      </w:r>
+      <w:r>
+        <w:rPr>
+          <w:b/>
+        </w:rPr>
+        <w:t>Asignar</w:t>
+      </w:r>
+      <w:r>
+        <w:t>.</w:t>
+      </w:r>
+    </w:p>
+    <w:p>
+      <w:pPr>
+        <w:pStyle w:val="ListNumber"/>
+      </w:pPr>
+      <w:r>
+        <w:t>Anotar la dirección nueva. Esa es la pública fija.</w:t>
+      </w:r>
+    </w:p>
+    <w:p>
+      <w:pPr>
+        <w:pStyle w:val="ListNumber"/>
+      </w:pPr>
+      <w:r>
+        <w:t xml:space="preserve">Marcarla → </w:t>
+      </w:r>
+      <w:r>
+        <w:rPr>
+          <w:b/>
+        </w:rPr>
+        <w:t>Acciones → Asociar dirección IP elástica</w:t>
+      </w:r>
+      <w:r>
+        <w:t>.</w:t>
+      </w:r>
+    </w:p>
+    <w:p>
+      <w:pPr>
+        <w:pStyle w:val="ListNumber"/>
+      </w:pPr>
+      <w:r>
+        <w:t xml:space="preserve">Tipo de recurso: </w:t>
+      </w:r>
+      <w:r>
+        <w:rPr>
+          <w:b/>
+        </w:rPr>
+        <w:t>Instancia</w:t>
+      </w:r>
+      <w:r>
+        <w:t xml:space="preserve">. Instancia: </w:t>
+      </w:r>
+      <w:r>
+        <w:rPr>
+          <w:rFonts w:ascii="Consolas" w:hAnsi="Consolas" w:eastAsia="Consolas"/>
+          <w:sz w:val="20"/>
+        </w:rPr>
+        <w:t>cfdesign</w:t>
+      </w:r>
+      <w:r>
+        <w:t xml:space="preserve"> (</w:t>
+      </w:r>
+      <w:r>
+        <w:rPr>
+          <w:rFonts w:ascii="Consolas" w:hAnsi="Consolas" w:eastAsia="Consolas"/>
+          <w:sz w:val="20"/>
+        </w:rPr>
+        <w:t>i-07c39f84b1c7b3787</w:t>
+      </w:r>
+      <w:r>
+        <w:t>).</w:t>
+      </w:r>
+    </w:p>
+    <w:p>
+      <w:pPr>
+        <w:pStyle w:val="ListNumber"/>
+      </w:pPr>
+      <w:r>
+        <w:t xml:space="preserve">IP privada: </w:t>
+      </w:r>
+      <w:r>
+        <w:rPr>
+          <w:rFonts w:ascii="Consolas" w:hAnsi="Consolas" w:eastAsia="Consolas"/>
+          <w:sz w:val="20"/>
+        </w:rPr>
+        <w:t>172.31.24.67</w:t>
+      </w:r>
+      <w:r>
+        <w:t>.</w:t>
+      </w:r>
+    </w:p>
+    <w:p>
+      <w:pPr>
+        <w:pStyle w:val="ListNumber"/>
+      </w:pPr>
+      <w:r>
+        <w:rPr>
+          <w:b/>
+        </w:rPr>
+        <w:t>Asociar</w:t>
+      </w:r>
+      <w:r>
+        <w:t>.</w:t>
+      </w:r>
+    </w:p>
+    <w:p>
+      <w:r>
+        <w:t xml:space="preserve">La IP automática que tenía la instancia se suelta en ese momento. La elástica sigue aunque la instancia se detenga. La privada no cambia. El nombre </w:t>
+      </w:r>
+      <w:r>
+        <w:rPr>
+          <w:rFonts w:ascii="Consolas" w:hAnsi="Consolas" w:eastAsia="Consolas"/>
+          <w:sz w:val="20"/>
+        </w:rPr>
+        <w:t>fcdesign.aulivana.com</w:t>
+      </w:r>
+      <w:r>
+        <w:t xml:space="preserve"> se publica en GoDaddy, en el paso siguiente. Sin ese registro, Let's Encrypt no emite el certificado.</w:t>
+      </w:r>
+    </w:p>
+    <w:p>
+      <w:pPr>
+        <w:pStyle w:val="Heading3"/>
+      </w:pPr>
+      <w:r>
+        <w:t>El dominio en GoDaddy</w:t>
+      </w:r>
+    </w:p>
+    <w:p>
+      <w:r>
+        <w:t xml:space="preserve">El DNS de </w:t>
+      </w:r>
+      <w:r>
+        <w:rPr>
+          <w:rFonts w:ascii="Consolas" w:hAnsi="Consolas" w:eastAsia="Consolas"/>
+          <w:sz w:val="20"/>
+        </w:rPr>
+        <w:t>aulivana.com</w:t>
+      </w:r>
+      <w:r>
+        <w:t xml:space="preserve"> está en GoDaddy. Los servidores de nombres son </w:t>
+      </w:r>
+      <w:r>
+        <w:rPr>
+          <w:rFonts w:ascii="Consolas" w:hAnsi="Consolas" w:eastAsia="Consolas"/>
+          <w:sz w:val="20"/>
+        </w:rPr>
+        <w:t>ns55.domaincontrol.com</w:t>
+      </w:r>
+      <w:r>
+        <w:t xml:space="preserve"> y </w:t>
+      </w:r>
+      <w:r>
+        <w:rPr>
+          <w:rFonts w:ascii="Consolas" w:hAnsi="Consolas" w:eastAsia="Consolas"/>
+          <w:sz w:val="20"/>
+        </w:rPr>
+        <w:t>ns56.domaincontrol.com</w:t>
+      </w:r>
+      <w:r>
+        <w:t>. El registro no se crea en Route 53 ni en la consola de EC2.</w:t>
+      </w:r>
+    </w:p>
+    <w:p>
+      <w:pPr>
+        <w:pStyle w:val="ListNumber"/>
+      </w:pPr>
+      <w:r>
+        <w:t>Entra en godaddy.com con la cuenta que registró el dominio.</w:t>
+      </w:r>
+    </w:p>
+    <w:p>
+      <w:pPr>
+        <w:pStyle w:val="ListNumber"/>
+      </w:pPr>
+      <w:r>
+        <w:t xml:space="preserve">Abre </w:t>
+      </w:r>
+      <w:r>
+        <w:rPr>
+          <w:b/>
+        </w:rPr>
+        <w:t>Mis productos</w:t>
+      </w:r>
+      <w:r>
+        <w:t xml:space="preserve"> y elige </w:t>
+      </w:r>
+      <w:r>
+        <w:rPr>
+          <w:b/>
+        </w:rPr>
+        <w:t>aulivana.com</w:t>
+      </w:r>
+      <w:r>
+        <w:t>.</w:t>
+      </w:r>
+    </w:p>
+    <w:p>
+      <w:pPr>
+        <w:pStyle w:val="ListNumber"/>
+      </w:pPr>
+      <w:r>
+        <w:t xml:space="preserve">Entra en </w:t>
+      </w:r>
+      <w:r>
+        <w:rPr>
+          <w:b/>
+        </w:rPr>
+        <w:t>DNS</w:t>
+      </w:r>
+      <w:r>
+        <w:t xml:space="preserve"> (a veces aparece como </w:t>
+      </w:r>
+      <w:r>
+        <w:rPr>
+          <w:b/>
+        </w:rPr>
+        <w:t>Administrar DNS</w:t>
+      </w:r>
+      <w:r>
+        <w:t>).</w:t>
+      </w:r>
+    </w:p>
+    <w:p>
+      <w:pPr>
+        <w:pStyle w:val="ListNumber"/>
+      </w:pPr>
+      <w:r>
+        <w:t xml:space="preserve">En </w:t>
+      </w:r>
+      <w:r>
+        <w:rPr>
+          <w:b/>
+        </w:rPr>
+        <w:t>Registros DNS</w:t>
+      </w:r>
+      <w:r>
+        <w:t xml:space="preserve">, pulsa </w:t>
+      </w:r>
+      <w:r>
+        <w:rPr>
+          <w:b/>
+        </w:rPr>
+        <w:t>Agregar</w:t>
+      </w:r>
+      <w:r>
+        <w:t>.</w:t>
+      </w:r>
+    </w:p>
+    <w:p>
+      <w:pPr>
+        <w:pStyle w:val="ListNumber"/>
+      </w:pPr>
+      <w:r>
+        <w:t>Llena el registro así:</w:t>
+      </w:r>
+    </w:p>
+    <w:tbl>
+      <w:tblPr>
+        <w:tblStyle w:val="TableGrid"/>
+        <w:tblW w:type="auto" w:w="0"/>
+        <w:tblLook w:firstColumn="1" w:firstRow="1" w:lastColumn="0" w:lastRow="0" w:noHBand="0" w:noVBand="1" w:val="04A0"/>
+      </w:tblPr>
+      <w:tblGrid>
+        <w:gridCol w:w="4320"/>
+        <w:gridCol w:w="4320"/>
+      </w:tblGrid>
+      <w:tr>
+        <w:tc>
+          <w:tcPr>
+            <w:tcW w:type="dxa" w:w="4320"/>
+          </w:tcPr>
+          <w:p>
+            <w:r>
+              <w:rPr>
+                <w:b/>
+              </w:rPr>
+            </w:r>
+            <w:r>
+              <w:rPr>
+                <w:b/>
+              </w:rPr>
+              <w:t>Campo</w:t>
+            </w:r>
+          </w:p>
+        </w:tc>
+        <w:tc>
+          <w:tcPr>
+            <w:tcW w:type="dxa" w:w="4320"/>
+          </w:tcPr>
+          <w:p>
+            <w:r>
+              <w:rPr>
+                <w:b/>
+              </w:rPr>
+            </w:r>
+            <w:r>
+              <w:rPr>
+                <w:b/>
+              </w:rPr>
+              <w:t>Valor</w:t>
+            </w:r>
+          </w:p>
+        </w:tc>
+      </w:tr>
+      <w:tr>
+        <w:tc>
+          <w:tcPr>
+            <w:tcW w:type="dxa" w:w="4320"/>
+          </w:tcPr>
+          <w:p>
+            <w:r/>
+            <w:r>
+              <w:t>Tipo</w:t>
+            </w:r>
+          </w:p>
+        </w:tc>
+        <w:tc>
+          <w:tcPr>
+            <w:tcW w:type="dxa" w:w="4320"/>
+          </w:tcPr>
+          <w:p>
+            <w:r/>
+            <w:r>
+              <w:t>A</w:t>
+            </w:r>
+          </w:p>
+        </w:tc>
+      </w:tr>
+      <w:tr>
+        <w:tc>
+          <w:tcPr>
+            <w:tcW w:type="dxa" w:w="4320"/>
+          </w:tcPr>
+          <w:p>
+            <w:r/>
+            <w:r>
+              <w:t>Nombre</w:t>
+            </w:r>
+          </w:p>
+        </w:tc>
+        <w:tc>
+          <w:tcPr>
+            <w:tcW w:type="dxa" w:w="4320"/>
+          </w:tcPr>
+          <w:p>
+            <w:r/>
+            <w:r>
+              <w:rPr>
+                <w:rFonts w:ascii="Consolas" w:hAnsi="Consolas" w:eastAsia="Consolas"/>
+                <w:sz w:val="20"/>
+              </w:rPr>
+              <w:t>fcdesign</w:t>
+            </w:r>
+          </w:p>
+        </w:tc>
+      </w:tr>
+      <w:tr>
+        <w:tc>
+          <w:tcPr>
+            <w:tcW w:type="dxa" w:w="4320"/>
+          </w:tcPr>
+          <w:p>
+            <w:r/>
+            <w:r>
+              <w:t>Valor</w:t>
+            </w:r>
+          </w:p>
+        </w:tc>
+        <w:tc>
+          <w:tcPr>
+            <w:tcW w:type="dxa" w:w="4320"/>
+          </w:tcPr>
+          <w:p>
+            <w:r/>
+            <w:r>
+              <w:t xml:space="preserve">la IP elástica asociada a </w:t>
+            </w:r>
+            <w:r>
+              <w:rPr>
+                <w:rFonts w:ascii="Consolas" w:hAnsi="Consolas" w:eastAsia="Consolas"/>
+                <w:sz w:val="20"/>
+              </w:rPr>
+              <w:t>cfdesign</w:t>
+            </w:r>
+            <w:r>
+              <w:t xml:space="preserve">. El 26 de octubre de 2026 es </w:t>
+            </w:r>
+            <w:r>
+              <w:rPr>
+                <w:rFonts w:ascii="Consolas" w:hAnsi="Consolas" w:eastAsia="Consolas"/>
+                <w:sz w:val="20"/>
+              </w:rPr>
+              <w:t>77.112.213.200</w:t>
+            </w:r>
+          </w:p>
+        </w:tc>
+      </w:tr>
+      <w:tr>
+        <w:tc>
+          <w:tcPr>
+            <w:tcW w:type="dxa" w:w="4320"/>
+          </w:tcPr>
+          <w:p>
+            <w:r/>
+            <w:r>
+              <w:t>TTL</w:t>
+            </w:r>
+          </w:p>
+        </w:tc>
+        <w:tc>
+          <w:tcPr>
+            <w:tcW w:type="dxa" w:w="4320"/>
+          </w:tcPr>
+          <w:p>
+            <w:r/>
+            <w:r>
+              <w:t>1 hora, el valor por defecto</w:t>
+            </w:r>
+          </w:p>
+        </w:tc>
+      </w:tr>
+    </w:tbl>
+    <w:p/>
+    <w:p>
+      <w:r>
+        <w:t xml:space="preserve">El nombre es solo </w:t>
+      </w:r>
+      <w:r>
+        <w:rPr>
+          <w:rFonts w:ascii="Consolas" w:hAnsi="Consolas" w:eastAsia="Consolas"/>
+          <w:sz w:val="20"/>
+        </w:rPr>
+        <w:t>fcdesign</w:t>
+      </w:r>
+      <w:r>
+        <w:t xml:space="preserve">. Si se escribe </w:t>
+      </w:r>
+      <w:r>
+        <w:rPr>
+          <w:rFonts w:ascii="Consolas" w:hAnsi="Consolas" w:eastAsia="Consolas"/>
+          <w:sz w:val="20"/>
+        </w:rPr>
+        <w:t>fcdesign.aulivana.com</w:t>
+      </w:r>
+      <w:r>
+        <w:t xml:space="preserve">, GoDaddy lo publica como </w:t>
+      </w:r>
+      <w:r>
+        <w:rPr>
+          <w:rFonts w:ascii="Consolas" w:hAnsi="Consolas" w:eastAsia="Consolas"/>
+          <w:sz w:val="20"/>
+        </w:rPr>
+        <w:t>fcdesign.aulivana.com.aulivana.com</w:t>
+      </w:r>
+      <w:r>
+        <w:t>.</w:t>
+      </w:r>
+    </w:p>
+    <w:p>
+      <w:r>
+        <w:t xml:space="preserve">Guarda cuando la elástica ya esté asociada. Si el registro apunta a una IP que todavía no está unida a la instancia, el dominio no llega al sitio. Un subdominio no se cobra aparte: el dominio </w:t>
+      </w:r>
+      <w:r>
+        <w:rPr>
+          <w:rFonts w:ascii="Consolas" w:hAnsi="Consolas" w:eastAsia="Consolas"/>
+          <w:sz w:val="20"/>
+        </w:rPr>
+        <w:t>aulivana.com</w:t>
+      </w:r>
+      <w:r>
+        <w:t xml:space="preserve"> ya está pagado.</w:t>
+      </w:r>
+    </w:p>
+    <w:p>
+      <w:r>
+        <w:t>La comprobación, desde cualquier máquina:</w:t>
+      </w:r>
+    </w:p>
+    <w:p>
+      <w:r>
+        <w:rPr>
+          <w:rFonts w:ascii="Consolas" w:hAnsi="Consolas" w:eastAsia="Consolas"/>
+          <w:sz w:val="18"/>
+        </w:rPr>
+        <w:t>dig +short A fcdesign.aulivana.com</w:t>
+      </w:r>
+    </w:p>
+    <w:p>
+      <w:r>
+        <w:t>Tiene que imprimir la misma IP elástica de la consola de EC2.</w:t>
+      </w:r>
+    </w:p>
+    <w:p>
+      <w:r>
+        <w:t>La IP pública cuesta 0.005 dólares por hora y sale de los créditos del plan gratuito. La elástica asociada a la instancia en marcha sustituye a la automática: no se suman las dos. Si la elástica queda asignada a la cuenta y no asociada a una instancia en marcha, el cargo sigue.</w:t>
+      </w:r>
+    </w:p>
+    <w:p>
+      <w:pPr>
+        <w:pStyle w:val="Heading3"/>
+      </w:pPr>
+      <w:r>
+        <w:t>Puertos</w:t>
+      </w:r>
+    </w:p>
+    <w:p>
+      <w:r>
+        <w:t xml:space="preserve">El firewall que ve internet es el grupo </w:t>
+      </w:r>
+      <w:r>
+        <w:rPr>
+          <w:rFonts w:ascii="Consolas" w:hAnsi="Consolas" w:eastAsia="Consolas"/>
+          <w:sz w:val="20"/>
+        </w:rPr>
+        <w:t>launch-wizard-1</w:t>
+      </w:r>
+      <w:r>
+        <w:t xml:space="preserve"> (</w:t>
+      </w:r>
+      <w:r>
+        <w:rPr>
+          <w:rFonts w:ascii="Consolas" w:hAnsi="Consolas" w:eastAsia="Consolas"/>
+          <w:sz w:val="20"/>
+        </w:rPr>
+        <w:t>sg-05d3ffa45265dcd67</w:t>
+      </w:r>
+      <w:r>
+        <w:t xml:space="preserve">). En </w:t>
+      </w:r>
+      <w:r>
+        <w:rPr>
+          <w:b/>
+        </w:rPr>
+        <w:t>Instancia → Seguridad → grupos de seguridad</w:t>
+      </w:r>
+      <w:r>
+        <w:t>, las reglas de entrada quedan así:</w:t>
+      </w:r>
+    </w:p>
+    <w:tbl>
+      <w:tblPr>
+        <w:tblStyle w:val="TableGrid"/>
+        <w:tblW w:type="auto" w:w="0"/>
+        <w:tblLook w:firstColumn="1" w:firstRow="1" w:lastColumn="0" w:lastRow="0" w:noHBand="0" w:noVBand="1" w:val="04A0"/>
+      </w:tblPr>
+      <w:tblGrid>
+        <w:gridCol w:w="2880"/>
+        <w:gridCol w:w="2880"/>
+        <w:gridCol w:w="2880"/>
+      </w:tblGrid>
+      <w:tr>
+        <w:tc>
+          <w:tcPr>
+            <w:tcW w:type="dxa" w:w="2880"/>
+          </w:tcPr>
+          <w:p>
+            <w:r>
+              <w:rPr>
+                <w:b/>
+              </w:rPr>
+            </w:r>
+            <w:r>
+              <w:rPr>
+                <w:b/>
+              </w:rPr>
+              <w:t>Puerto</w:t>
+            </w:r>
+          </w:p>
+        </w:tc>
+        <w:tc>
+          <w:tcPr>
+            <w:tcW w:type="dxa" w:w="2880"/>
+          </w:tcPr>
+          <w:p>
+            <w:r>
+              <w:rPr>
+                <w:b/>
+              </w:rPr>
+            </w:r>
+            <w:r>
+              <w:rPr>
+                <w:b/>
+              </w:rPr>
+              <w:t>Se deja</w:t>
+            </w:r>
+          </w:p>
+        </w:tc>
+        <w:tc>
+          <w:tcPr>
+            <w:tcW w:type="dxa" w:w="2880"/>
+          </w:tcPr>
+          <w:p>
+            <w:r>
+              <w:rPr>
+                <w:b/>
+              </w:rPr>
+            </w:r>
+            <w:r>
+              <w:rPr>
+                <w:b/>
+              </w:rPr>
+              <w:t>Motivo</w:t>
+            </w:r>
+          </w:p>
+        </w:tc>
+      </w:tr>
+      <w:tr>
+        <w:tc>
+          <w:tcPr>
+            <w:tcW w:type="dxa" w:w="2880"/>
+          </w:tcPr>
+          <w:p>
+            <w:r/>
+            <w:r>
+              <w:t>22</w:t>
+            </w:r>
+          </w:p>
+        </w:tc>
+        <w:tc>
+          <w:tcPr>
+            <w:tcW w:type="dxa" w:w="2880"/>
+          </w:tcPr>
+          <w:p>
+            <w:r/>
+            <w:r>
+              <w:t>Sí</w:t>
+            </w:r>
+          </w:p>
+        </w:tc>
+        <w:tc>
+          <w:tcPr>
+            <w:tcW w:type="dxa" w:w="2880"/>
+          </w:tcPr>
+          <w:p>
+            <w:r/>
+            <w:r>
+              <w:t>Administración por SSH</w:t>
+            </w:r>
+          </w:p>
+        </w:tc>
+      </w:tr>
+      <w:tr>
+        <w:tc>
+          <w:tcPr>
+            <w:tcW w:type="dxa" w:w="2880"/>
+          </w:tcPr>
+          <w:p>
+            <w:r/>
+            <w:r>
+              <w:t>443</w:t>
+            </w:r>
+          </w:p>
+        </w:tc>
+        <w:tc>
+          <w:tcPr>
+            <w:tcW w:type="dxa" w:w="2880"/>
+          </w:tcPr>
+          <w:p>
+            <w:r/>
+            <w:r>
+              <w:t>Sí</w:t>
+            </w:r>
+          </w:p>
+        </w:tc>
+        <w:tc>
+          <w:tcPr>
+            <w:tcW w:type="dxa" w:w="2880"/>
+          </w:tcPr>
+          <w:p>
+            <w:r/>
+            <w:r>
+              <w:t>HTTPS. Nginx escucha aquí</w:t>
+            </w:r>
+          </w:p>
+        </w:tc>
+      </w:tr>
+      <w:tr>
+        <w:tc>
+          <w:tcPr>
+            <w:tcW w:type="dxa" w:w="2880"/>
+          </w:tcPr>
+          <w:p>
+            <w:r/>
+            <w:r>
+              <w:t>80</w:t>
+            </w:r>
+          </w:p>
+        </w:tc>
+        <w:tc>
+          <w:tcPr>
+            <w:tcW w:type="dxa" w:w="2880"/>
+          </w:tcPr>
+          <w:p>
+            <w:r/>
+            <w:r>
+              <w:t>Sí</w:t>
+            </w:r>
+          </w:p>
+        </w:tc>
+        <w:tc>
+          <w:tcPr>
+            <w:tcW w:type="dxa" w:w="2880"/>
+          </w:tcPr>
+          <w:p>
+            <w:r/>
+            <w:r>
+              <w:t>Excepción práctica: la redirección a HTTPS y la renovación del certificado. C1 pide dejar solo 443 y la administración; sin el 80, Let's Encrypt no renueva</w:t>
+            </w:r>
+          </w:p>
+        </w:tc>
+      </w:tr>
+      <w:tr>
+        <w:tc>
+          <w:tcPr>
+            <w:tcW w:type="dxa" w:w="2880"/>
+          </w:tcPr>
+          <w:p>
+            <w:r/>
+            <w:r>
+              <w:t>18080</w:t>
+            </w:r>
+          </w:p>
+        </w:tc>
+        <w:tc>
+          <w:tcPr>
+            <w:tcW w:type="dxa" w:w="2880"/>
+          </w:tcPr>
+          <w:p>
+            <w:r/>
+            <w:r>
+              <w:t>No</w:t>
+            </w:r>
+          </w:p>
+        </w:tc>
+        <w:tc>
+          <w:tcPr>
+            <w:tcW w:type="dxa" w:w="2880"/>
+          </w:tcPr>
+          <w:p>
+            <w:r/>
+            <w:r>
+              <w:t xml:space="preserve">Se borra la regla hacia </w:t>
+            </w:r>
+            <w:r>
+              <w:rPr>
+                <w:rFonts w:ascii="Consolas" w:hAnsi="Consolas" w:eastAsia="Consolas"/>
+                <w:sz w:val="20"/>
+              </w:rPr>
+              <w:t>0.0.0.0/0</w:t>
+            </w:r>
+            <w:r>
+              <w:t xml:space="preserve">. </w:t>
+            </w:r>
+            <w:r>
+              <w:rPr>
+                <w:rFonts w:ascii="Consolas" w:hAnsi="Consolas" w:eastAsia="Consolas"/>
+                <w:sz w:val="20"/>
+              </w:rPr>
+              <w:t>compose.servidor.yaml</w:t>
+            </w:r>
+            <w:r>
+              <w:t xml:space="preserve"> publica </w:t>
+            </w:r>
+            <w:r>
+              <w:rPr>
+                <w:rFonts w:ascii="Consolas" w:hAnsi="Consolas" w:eastAsia="Consolas"/>
+                <w:sz w:val="20"/>
+              </w:rPr>
+              <w:t>80:80</w:t>
+            </w:r>
+            <w:r>
+              <w:t xml:space="preserve"> y </w:t>
+            </w:r>
+            <w:r>
+              <w:rPr>
+                <w:rFonts w:ascii="Consolas" w:hAnsi="Consolas" w:eastAsia="Consolas"/>
+                <w:sz w:val="20"/>
+              </w:rPr>
+              <w:t>443:443</w:t>
+            </w:r>
+            <w:r>
+              <w:t>, no el 18080</w:t>
+            </w:r>
+          </w:p>
+        </w:tc>
+      </w:tr>
+      <w:tr>
+        <w:tc>
+          <w:tcPr>
+            <w:tcW w:type="dxa" w:w="2880"/>
+          </w:tcPr>
+          <w:p>
+            <w:r/>
+            <w:r>
+              <w:t>8025</w:t>
+            </w:r>
+          </w:p>
+        </w:tc>
+        <w:tc>
+          <w:tcPr>
+            <w:tcW w:type="dxa" w:w="2880"/>
+          </w:tcPr>
+          <w:p>
+            <w:r/>
+            <w:r>
+              <w:t>No</w:t>
+            </w:r>
+          </w:p>
+        </w:tc>
+        <w:tc>
+          <w:tcPr>
+            <w:tcW w:type="dxa" w:w="2880"/>
+          </w:tcPr>
+          <w:p>
+            <w:r/>
+            <w:r>
+              <w:t>Se borra. Este compose no publica Mailpit</w:t>
+            </w:r>
+          </w:p>
+        </w:tc>
+      </w:tr>
+      <w:tr>
+        <w:tc>
+          <w:tcPr>
+            <w:tcW w:type="dxa" w:w="2880"/>
+          </w:tcPr>
+          <w:p>
+            <w:r/>
+            <w:r>
+              <w:t>5432 y 6379</w:t>
+            </w:r>
+          </w:p>
+        </w:tc>
+        <w:tc>
+          <w:tcPr>
+            <w:tcW w:type="dxa" w:w="2880"/>
+          </w:tcPr>
+          <w:p>
+            <w:r/>
+            <w:r>
+              <w:t>No</w:t>
+            </w:r>
+          </w:p>
+        </w:tc>
+        <w:tc>
+          <w:tcPr>
+            <w:tcW w:type="dxa" w:w="2880"/>
+          </w:tcPr>
+          <w:p>
+            <w:r/>
+            <w:r>
+              <w:t>Postgres y Redis no tienen puerto en el host</w:t>
+            </w:r>
+          </w:p>
+        </w:tc>
+      </w:tr>
+    </w:tbl>
+    <w:p/>
+    <w:p>
+      <w:r>
+        <w:t xml:space="preserve">En la instancia, si </w:t>
+      </w:r>
+      <w:r>
+        <w:rPr>
+          <w:rFonts w:ascii="Consolas" w:hAnsi="Consolas" w:eastAsia="Consolas"/>
+          <w:sz w:val="20"/>
+        </w:rPr>
+        <w:t>systemctl is-active firewalld</w:t>
+      </w:r>
+      <w:r>
+        <w:t xml:space="preserve"> responde </w:t>
+      </w:r>
+      <w:r>
+        <w:rPr>
+          <w:rFonts w:ascii="Consolas" w:hAnsi="Consolas" w:eastAsia="Consolas"/>
+          <w:sz w:val="20"/>
+        </w:rPr>
+        <w:t>active</w:t>
+      </w:r>
+      <w:r>
+        <w:t xml:space="preserve">, el mismo criterio: SSH, HTTP y HTTPS. Si responde </w:t>
+      </w:r>
+      <w:r>
+        <w:rPr>
+          <w:rFonts w:ascii="Consolas" w:hAnsi="Consolas" w:eastAsia="Consolas"/>
+          <w:sz w:val="20"/>
+        </w:rPr>
+        <w:t>inactive</w:t>
+      </w:r>
+      <w:r>
+        <w:t>, manda solo el grupo de seguridad.</w:t>
+      </w:r>
+    </w:p>
+    <w:p>
+      <w:r>
+        <w:t xml:space="preserve">El volumen de la consola puede decir 30 GB mientras </w:t>
+      </w:r>
+      <w:r>
+        <w:rPr>
+          <w:rFonts w:ascii="Consolas" w:hAnsi="Consolas" w:eastAsia="Consolas"/>
+          <w:sz w:val="20"/>
+        </w:rPr>
+        <w:t>df -h /</w:t>
+      </w:r>
+      <w:r>
+        <w:t xml:space="preserve"> sigue en 8 GB. Eso no es el firewall. En la instancia:</w:t>
+      </w:r>
+    </w:p>
+    <w:p>
+      <w:r>
+        <w:rPr>
+          <w:rFonts w:ascii="Consolas" w:hAnsi="Consolas" w:eastAsia="Consolas"/>
+          <w:sz w:val="18"/>
+        </w:rPr>
+        <w:t>sudo growpart /dev/nvme0n1 1</w:t>
+        <w:br/>
+        <w:t>sudo xfs_growfs -d /</w:t>
+        <w:br/>
+        <w:t>df -h /</w:t>
+      </w:r>
+    </w:p>
+    <w:p>
+      <w:pPr>
+        <w:pStyle w:val="Heading3"/>
+      </w:pPr>
+      <w:r>
+        <w:t>TLS y producción</w:t>
+      </w:r>
+    </w:p>
+    <w:p>
+      <w:r>
+        <w:rPr>
+          <w:rFonts w:ascii="Consolas" w:hAnsi="Consolas" w:eastAsia="Consolas"/>
+          <w:sz w:val="20"/>
+        </w:rPr>
+        <w:t>deploy/nginx/servidor.conf</w:t>
+      </w:r>
+      <w:r>
+        <w:t xml:space="preserve"> escucha 443 con el certificado de </w:t>
+      </w:r>
+      <w:r>
+        <w:rPr>
+          <w:rFonts w:ascii="Consolas" w:hAnsi="Consolas" w:eastAsia="Consolas"/>
+          <w:sz w:val="20"/>
+        </w:rPr>
+        <w:t>fcdesign.aulivana.com</w:t>
+      </w:r>
+      <w:r>
+        <w:t xml:space="preserve"> y redirige el puerto 80 a </w:t>
+      </w:r>
+      <w:r>
+        <w:rPr>
+          <w:rFonts w:ascii="Consolas" w:hAnsi="Consolas" w:eastAsia="Consolas"/>
+          <w:sz w:val="20"/>
+        </w:rPr>
+        <w:t>https://fcdesign.aulivana.com</w:t>
+      </w:r>
+      <w:r>
+        <w:t xml:space="preserve">. </w:t>
+      </w:r>
+      <w:r>
+        <w:rPr>
+          <w:rFonts w:ascii="Consolas" w:hAnsi="Consolas" w:eastAsia="Consolas"/>
+          <w:sz w:val="20"/>
+        </w:rPr>
+        <w:t>/api/</w:t>
+      </w:r>
+      <w:r>
+        <w:t xml:space="preserve"> y </w:t>
+      </w:r>
+      <w:r>
+        <w:rPr>
+          <w:rFonts w:ascii="Consolas" w:hAnsi="Consolas" w:eastAsia="Consolas"/>
+          <w:sz w:val="20"/>
+        </w:rPr>
+        <w:t>/admin/</w:t>
+      </w:r>
+      <w:r>
+        <w:t xml:space="preserve"> van a Gunicorn por HTTP interno, con </w:t>
+      </w:r>
+      <w:r>
+        <w:rPr>
+          <w:rFonts w:ascii="Consolas" w:hAnsi="Consolas" w:eastAsia="Consolas"/>
+          <w:sz w:val="20"/>
+        </w:rPr>
+        <w:t>X-Forwarded-Proto $scheme</w:t>
+      </w:r>
+      <w:r>
+        <w:t xml:space="preserve">. El certificado tiene que existir en el host antes de </w:t>
+      </w:r>
+      <w:r>
+        <w:rPr>
+          <w:rFonts w:ascii="Consolas" w:hAnsi="Consolas" w:eastAsia="Consolas"/>
+          <w:sz w:val="20"/>
+        </w:rPr>
+        <w:t>docker compose up</w:t>
+      </w:r>
+      <w:r>
+        <w:t>, porque Nginx no arranca sin estos dos archivos:</w:t>
       </w:r>
     </w:p>
     <w:p>
@@ -1262,9 +3671,10 @@
       </w:pPr>
       <w:r>
         <w:rPr>
-          <w:sz w:val="22"/>
+          <w:rFonts w:ascii="Consolas" w:hAnsi="Consolas" w:eastAsia="Consolas"/>
+          <w:sz w:val="20"/>
         </w:rPr>
-        <w:t>Almacenamiento: el volumen por defecto del asistente.</w:t>
+        <w:t>/etc/letsencrypt/live/fcdesign.aulivana.com/fullchain.pem</w:t>
       </w:r>
     </w:p>
     <w:p>
@@ -1273,9 +3683,84 @@
       </w:pPr>
       <w:r>
         <w:rPr>
-          <w:sz w:val="22"/>
+          <w:rFonts w:ascii="Consolas" w:hAnsi="Consolas" w:eastAsia="Consolas"/>
+          <w:sz w:val="20"/>
         </w:rPr>
-        <w:t>Metadatos: IMDSv2 obligatorio.</w:t>
+        <w:t>/etc/letsencrypt/live/fcdesign.aulivana.com/privkey.pem</w:t>
+      </w:r>
+    </w:p>
+    <w:p>
+      <w:r>
+        <w:t>Con el puerto 80 libre (el compose todavía no está arriba):</w:t>
+      </w:r>
+    </w:p>
+    <w:p>
+      <w:r>
+        <w:rPr>
+          <w:rFonts w:ascii="Consolas" w:hAnsi="Consolas" w:eastAsia="Consolas"/>
+          <w:sz w:val="18"/>
+        </w:rPr>
+        <w:t>sudo dnf install -y certbot</w:t>
+        <w:br/>
+        <w:t>sudo mkdir -p /var/www/certbot</w:t>
+        <w:br/>
+        <w:t>sudo certbot certonly --standalone -d fcdesign.aulivana.com --agree-tos -m correo-del-responsable --non-interactive</w:t>
+      </w:r>
+    </w:p>
+    <w:p>
+      <w:r>
+        <w:rPr>
+          <w:rFonts w:ascii="Consolas" w:hAnsi="Consolas" w:eastAsia="Consolas"/>
+          <w:sz w:val="20"/>
+        </w:rPr>
+        <w:t>compose.servidor.yaml</w:t>
+      </w:r>
+      <w:r>
+        <w:t xml:space="preserve"> monta </w:t>
+      </w:r>
+      <w:r>
+        <w:rPr>
+          <w:rFonts w:ascii="Consolas" w:hAnsi="Consolas" w:eastAsia="Consolas"/>
+          <w:sz w:val="20"/>
+        </w:rPr>
+        <w:t>/etc/letsencrypt</w:t>
+      </w:r>
+      <w:r>
+        <w:t xml:space="preserve"> y </w:t>
+      </w:r>
+      <w:r>
+        <w:rPr>
+          <w:rFonts w:ascii="Consolas" w:hAnsi="Consolas" w:eastAsia="Consolas"/>
+          <w:sz w:val="20"/>
+        </w:rPr>
+        <w:t>/var/www/certbot</w:t>
+      </w:r>
+      <w:r>
+        <w:t xml:space="preserve"> en Nginx, y fija:</w:t>
+      </w:r>
+    </w:p>
+    <w:p>
+      <w:r>
+        <w:rPr>
+          <w:rFonts w:ascii="Consolas" w:hAnsi="Consolas" w:eastAsia="Consolas"/>
+          <w:sz w:val="18"/>
+        </w:rPr>
+        <w:t>DJANGO_SETTINGS_MODULE=config.settings.production</w:t>
+      </w:r>
+    </w:p>
+    <w:p>
+      <w:r>
+        <w:t xml:space="preserve">Ese módulo, en </w:t>
+      </w:r>
+      <w:r>
+        <w:rPr>
+          <w:rFonts w:ascii="Consolas" w:hAnsi="Consolas" w:eastAsia="Consolas"/>
+          <w:sz w:val="20"/>
+        </w:rPr>
+        <w:t>server/config/settings/production.py</w:t>
+      </w:r>
+      <w:r>
+        <w:t>, hace el resto de C1:</w:t>
       </w:r>
     </w:p>
     <w:p>
@@ -1284,940 +3769,23 @@
       </w:pPr>
       <w:r>
         <w:rPr>
-          <w:sz w:val="22"/>
+          <w:rFonts w:ascii="Consolas" w:hAnsi="Consolas" w:eastAsia="Consolas"/>
+          <w:sz w:val="20"/>
         </w:rPr>
-        <w:t>Lanzar.</w:t>
-      </w:r>
-    </w:p>
-    <w:p>
-      <w:pPr>
-        <w:spacing w:after="160"/>
-      </w:pPr>
-      <w:r>
-        <w:rPr>
-          <w:sz w:val="22"/>
-        </w:rPr>
-        <w:t>Desde el Mac, con el .pem en la carpeta desde la que se trabaja:</w:t>
-      </w:r>
-    </w:p>
-    <w:p>
-      <w:pPr>
-        <w:spacing w:before="0" w:after="0" w:line="240" w:lineRule="auto"/>
-        <w:shd w:fill="F4F1EA" w:val="clear"/>
-      </w:pPr>
+        <w:t>DEBUG</w:t>
+      </w:r>
+      <w:r>
+        <w:t xml:space="preserve"> queda en falso. Las cookies de sesión y de CSRF salen con </w:t>
+      </w:r>
       <w:r>
         <w:rPr>
           <w:rFonts w:ascii="Consolas" w:hAnsi="Consolas" w:eastAsia="Consolas"/>
-          <w:color w:val="1C1A16"/>
-          <w:sz w:val="18"/>
+          <w:sz w:val="20"/>
         </w:rPr>
-        <w:t>chmod 400 cfdesign.pem</w:t>
-      </w:r>
-    </w:p>
-    <w:p>
-      <w:pPr>
-        <w:spacing w:before="0" w:after="0" w:line="240" w:lineRule="auto"/>
-        <w:shd w:fill="F4F1EA" w:val="clear"/>
-      </w:pPr>
-      <w:r>
-        <w:rPr>
-          <w:rFonts w:ascii="Consolas" w:hAnsi="Consolas" w:eastAsia="Consolas"/>
-          <w:color w:val="1C1A16"/>
-          <w:sz w:val="18"/>
-        </w:rPr>
-        <w:t>ssh -i "cfdesign.pem" ec2-user@3.17.151.210</w:t>
-      </w:r>
-    </w:p>
-    <w:p>
-      <w:pPr>
-        <w:spacing w:after="160"/>
-      </w:pPr>
-      <w:r>
-        <w:rPr>
-          <w:sz w:val="22"/>
-        </w:rPr>
-        <w:t>Si la IP cambió, se usa la IP pública o el DNS que muestre la consola en ese momento. El usuario es ec2-user.</w:t>
-      </w:r>
-    </w:p>
-    <w:p>
-      <w:pPr>
-        <w:pStyle w:val="Heading1"/>
-      </w:pPr>
-      <w:r>
-        <w:t>3. Git, Docker, Compose y Buildx</w:t>
-      </w:r>
-    </w:p>
-    <w:p>
-      <w:pPr>
-        <w:spacing w:after="160"/>
-      </w:pPr>
-      <w:r>
-        <w:rPr>
-          <w:sz w:val="22"/>
-        </w:rPr>
-        <w:t>Amazon Linux 2023 no tiene apt-get. El gestor es dnf, y hace falta sudo.</w:t>
-      </w:r>
-    </w:p>
-    <w:p>
-      <w:pPr>
-        <w:spacing w:before="0" w:after="0" w:line="240" w:lineRule="auto"/>
-        <w:shd w:fill="F4F1EA" w:val="clear"/>
-      </w:pPr>
-      <w:r>
-        <w:rPr>
-          <w:rFonts w:ascii="Consolas" w:hAnsi="Consolas" w:eastAsia="Consolas"/>
-          <w:color w:val="1C1A16"/>
-          <w:sz w:val="18"/>
-        </w:rPr>
-        <w:t>sudo dnf update -y</w:t>
-      </w:r>
-    </w:p>
-    <w:p>
-      <w:pPr>
-        <w:spacing w:before="0" w:after="0" w:line="240" w:lineRule="auto"/>
-        <w:shd w:fill="F4F1EA" w:val="clear"/>
-      </w:pPr>
-      <w:r>
-        <w:rPr>
-          <w:rFonts w:ascii="Consolas" w:hAnsi="Consolas" w:eastAsia="Consolas"/>
-          <w:color w:val="1C1A16"/>
-          <w:sz w:val="18"/>
-        </w:rPr>
-        <w:t>sudo dnf install -y git docker</w:t>
-      </w:r>
-    </w:p>
-    <w:p>
-      <w:pPr>
-        <w:spacing w:before="0" w:after="0" w:line="240" w:lineRule="auto"/>
-        <w:shd w:fill="F4F1EA" w:val="clear"/>
-      </w:pPr>
-      <w:r>
-        <w:rPr>
-          <w:rFonts w:ascii="Consolas" w:hAnsi="Consolas" w:eastAsia="Consolas"/>
-          <w:color w:val="1C1A16"/>
-          <w:sz w:val="18"/>
-        </w:rPr>
-        <w:t>sudo systemctl enable --now docker</w:t>
-      </w:r>
-    </w:p>
-    <w:p>
-      <w:pPr>
-        <w:spacing w:before="0" w:after="0" w:line="240" w:lineRule="auto"/>
-        <w:shd w:fill="F4F1EA" w:val="clear"/>
-      </w:pPr>
-      <w:r>
-        <w:rPr>
-          <w:rFonts w:ascii="Consolas" w:hAnsi="Consolas" w:eastAsia="Consolas"/>
-          <w:color w:val="1C1A16"/>
-          <w:sz w:val="18"/>
-        </w:rPr>
-        <w:t>sudo usermod -aG docker ec2-user</w:t>
-      </w:r>
-    </w:p>
-    <w:p>
-      <w:pPr>
-        <w:spacing w:before="0" w:after="0" w:line="240" w:lineRule="auto"/>
-        <w:shd w:fill="F4F1EA" w:val="clear"/>
-      </w:pPr>
-      <w:r>
-        <w:rPr>
-          <w:rFonts w:ascii="Consolas" w:hAnsi="Consolas" w:eastAsia="Consolas"/>
-          <w:color w:val="1C1A16"/>
-          <w:sz w:val="18"/>
-        </w:rPr>
-        <w:t>exit</w:t>
-      </w:r>
-    </w:p>
-    <w:p>
-      <w:pPr>
-        <w:spacing w:after="160"/>
-      </w:pPr>
-      <w:r>
-        <w:rPr>
-          <w:sz w:val="22"/>
-        </w:rPr>
-        <w:t>Hay que salir y volver a entrar por SSH para que el grupo docker aplique. Después:</w:t>
-      </w:r>
-    </w:p>
-    <w:p>
-      <w:pPr>
-        <w:spacing w:before="0" w:after="0" w:line="240" w:lineRule="auto"/>
-        <w:shd w:fill="F4F1EA" w:val="clear"/>
-      </w:pPr>
-      <w:r>
-        <w:rPr>
-          <w:rFonts w:ascii="Consolas" w:hAnsi="Consolas" w:eastAsia="Consolas"/>
-          <w:color w:val="1C1A16"/>
-          <w:sz w:val="18"/>
-        </w:rPr>
-        <w:t>sudo mkdir -p /usr/libexec/docker/cli-plugins</w:t>
-      </w:r>
-    </w:p>
-    <w:p>
-      <w:pPr>
-        <w:spacing w:before="0" w:after="0" w:line="240" w:lineRule="auto"/>
-        <w:shd w:fill="F4F1EA" w:val="clear"/>
-      </w:pPr>
-      <w:r>
-        <w:rPr>
-          <w:rFonts w:ascii="Consolas" w:hAnsi="Consolas" w:eastAsia="Consolas"/>
-          <w:color w:val="1C1A16"/>
-          <w:sz w:val="18"/>
-        </w:rPr>
-        <w:t>sudo curl -SL "https://github.com/docker/compose/releases/download/v2.40.3/docker-compose-linux-x86_64" -o /usr/libexec/docker/cli-plugins/docker-compose</w:t>
-      </w:r>
-    </w:p>
-    <w:p>
-      <w:pPr>
-        <w:spacing w:before="0" w:after="0" w:line="240" w:lineRule="auto"/>
-        <w:shd w:fill="F4F1EA" w:val="clear"/>
-      </w:pPr>
-      <w:r>
-        <w:rPr>
-          <w:rFonts w:ascii="Consolas" w:hAnsi="Consolas" w:eastAsia="Consolas"/>
-          <w:color w:val="1C1A16"/>
-          <w:sz w:val="18"/>
-        </w:rPr>
-        <w:t>sudo chmod +x /usr/libexec/docker/cli-plugins/docker-compose</w:t>
-      </w:r>
-    </w:p>
-    <w:p>
-      <w:pPr>
-        <w:spacing w:before="0" w:after="0" w:line="240" w:lineRule="auto"/>
-        <w:shd w:fill="F4F1EA" w:val="clear"/>
-      </w:pPr>
-      <w:r>
-        <w:rPr>
-          <w:rFonts w:ascii="Consolas" w:hAnsi="Consolas" w:eastAsia="Consolas"/>
-          <w:color w:val="1C1A16"/>
-          <w:sz w:val="18"/>
-        </w:rPr>
-        <w:t>docker compose version</w:t>
-      </w:r>
-    </w:p>
-    <w:p>
-      <w:pPr>
-        <w:spacing w:before="0" w:after="0" w:line="240" w:lineRule="auto"/>
-        <w:shd w:fill="F4F1EA" w:val="clear"/>
-      </w:pPr>
-      <w:r>
-        <w:rPr>
-          <w:rFonts w:ascii="Consolas" w:hAnsi="Consolas" w:eastAsia="Consolas"/>
-          <w:color w:val="1C1A16"/>
-          <w:sz w:val="18"/>
-        </w:rPr>
-        <w:t xml:space="preserve"> </w:t>
-      </w:r>
-    </w:p>
-    <w:p>
-      <w:pPr>
-        <w:spacing w:before="0" w:after="0" w:line="240" w:lineRule="auto"/>
-        <w:shd w:fill="F4F1EA" w:val="clear"/>
-      </w:pPr>
-      <w:r>
-        <w:rPr>
-          <w:rFonts w:ascii="Consolas" w:hAnsi="Consolas" w:eastAsia="Consolas"/>
-          <w:color w:val="1C1A16"/>
-          <w:sz w:val="18"/>
-        </w:rPr>
-        <w:t>mkdir -p ~/.docker/cli-plugins</w:t>
-      </w:r>
-    </w:p>
-    <w:p>
-      <w:pPr>
-        <w:spacing w:before="0" w:after="0" w:line="240" w:lineRule="auto"/>
-        <w:shd w:fill="F4F1EA" w:val="clear"/>
-      </w:pPr>
-      <w:r>
-        <w:rPr>
-          <w:rFonts w:ascii="Consolas" w:hAnsi="Consolas" w:eastAsia="Consolas"/>
-          <w:color w:val="1C1A16"/>
-          <w:sz w:val="18"/>
-        </w:rPr>
-        <w:t>curl -SL "https://github.com/docker/buildx/releases/download/v0.38.0/buildx-v0.38.0.linux-amd64" -o ~/.docker/cli-plugins/docker-buildx</w:t>
-      </w:r>
-    </w:p>
-    <w:p>
-      <w:pPr>
-        <w:spacing w:before="0" w:after="0" w:line="240" w:lineRule="auto"/>
-        <w:shd w:fill="F4F1EA" w:val="clear"/>
-      </w:pPr>
-      <w:r>
-        <w:rPr>
-          <w:rFonts w:ascii="Consolas" w:hAnsi="Consolas" w:eastAsia="Consolas"/>
-          <w:color w:val="1C1A16"/>
-          <w:sz w:val="18"/>
-        </w:rPr>
-        <w:t>chmod +x ~/.docker/cli-plugins/docker-buildx</w:t>
-      </w:r>
-    </w:p>
-    <w:p>
-      <w:pPr>
-        <w:spacing w:before="0" w:after="0" w:line="240" w:lineRule="auto"/>
-        <w:shd w:fill="F4F1EA" w:val="clear"/>
-      </w:pPr>
-      <w:r>
-        <w:rPr>
-          <w:rFonts w:ascii="Consolas" w:hAnsi="Consolas" w:eastAsia="Consolas"/>
-          <w:color w:val="1C1A16"/>
-          <w:sz w:val="18"/>
-        </w:rPr>
-        <w:t>docker buildx version</w:t>
-      </w:r>
-    </w:p>
-    <w:p>
-      <w:pPr>
-        <w:spacing w:after="160"/>
-      </w:pPr>
-      <w:r>
-        <w:rPr>
-          <w:sz w:val="22"/>
-        </w:rPr>
-        <w:t>docker compose version tiene que responder, y docker buildx version tiene que decir v0.38.0 o posterior. Sin ese Buildx, docker compose build se niega a construir.</w:t>
-      </w:r>
-    </w:p>
-    <w:p>
-      <w:pPr>
-        <w:pStyle w:val="Heading1"/>
-      </w:pPr>
-      <w:r>
-        <w:t>4. Clonar el repositorio</w:t>
-      </w:r>
-    </w:p>
-    <w:p>
-      <w:pPr>
-        <w:spacing w:after="160"/>
-      </w:pPr>
-      <w:r>
-        <w:rPr>
-          <w:sz w:val="22"/>
-        </w:rPr>
-        <w:t>En la EC2 se crea una clave solo para leer GitHub. La clave privada se queda en el servidor. A GitHub se le pega únicamente la pública.</w:t>
-      </w:r>
-    </w:p>
-    <w:p>
-      <w:pPr>
-        <w:spacing w:before="0" w:after="0" w:line="240" w:lineRule="auto"/>
-        <w:shd w:fill="F4F1EA" w:val="clear"/>
-      </w:pPr>
-      <w:r>
-        <w:rPr>
-          <w:rFonts w:ascii="Consolas" w:hAnsi="Consolas" w:eastAsia="Consolas"/>
-          <w:color w:val="1C1A16"/>
-          <w:sz w:val="18"/>
-        </w:rPr>
-        <w:t>ssh-keygen -t rsa -b 4096 -C "correo-del-responsable"</w:t>
-      </w:r>
-    </w:p>
-    <w:p>
-      <w:pPr>
-        <w:spacing w:before="0" w:after="0" w:line="240" w:lineRule="auto"/>
-        <w:shd w:fill="F4F1EA" w:val="clear"/>
-      </w:pPr>
-      <w:r>
-        <w:rPr>
-          <w:rFonts w:ascii="Consolas" w:hAnsi="Consolas" w:eastAsia="Consolas"/>
-          <w:color w:val="1C1A16"/>
-          <w:sz w:val="18"/>
-        </w:rPr>
-        <w:t>cat ~/.ssh/id_rsa.pub</w:t>
-      </w:r>
-    </w:p>
-    <w:p>
-      <w:pPr>
-        <w:spacing w:after="160"/>
-      </w:pPr>
-      <w:r>
-        <w:rPr>
-          <w:sz w:val="22"/>
-        </w:rPr>
-        <w:t>En GitHub, en roque-code/FCDesign_client_server, esa pública se agrega como deploy key de lectura, o como clave SSH de la cuenta. Si ssh-keygen pidió una frase de paso, git pull la va a pedir cada vez.</w:t>
-      </w:r>
-    </w:p>
-    <w:p>
-      <w:pPr>
-        <w:spacing w:before="0" w:after="0" w:line="240" w:lineRule="auto"/>
-        <w:shd w:fill="F4F1EA" w:val="clear"/>
-      </w:pPr>
-      <w:r>
-        <w:rPr>
-          <w:rFonts w:ascii="Consolas" w:hAnsi="Consolas" w:eastAsia="Consolas"/>
-          <w:color w:val="1C1A16"/>
-          <w:sz w:val="18"/>
-        </w:rPr>
-        <w:t>mkdir -p ~/fcdesign</w:t>
-      </w:r>
-    </w:p>
-    <w:p>
-      <w:pPr>
-        <w:spacing w:before="0" w:after="0" w:line="240" w:lineRule="auto"/>
-        <w:shd w:fill="F4F1EA" w:val="clear"/>
-      </w:pPr>
-      <w:r>
-        <w:rPr>
-          <w:rFonts w:ascii="Consolas" w:hAnsi="Consolas" w:eastAsia="Consolas"/>
-          <w:color w:val="1C1A16"/>
-          <w:sz w:val="18"/>
-        </w:rPr>
-        <w:t>cd ~/fcdesign</w:t>
-      </w:r>
-    </w:p>
-    <w:p>
-      <w:pPr>
-        <w:spacing w:before="0" w:after="0" w:line="240" w:lineRule="auto"/>
-        <w:shd w:fill="F4F1EA" w:val="clear"/>
-      </w:pPr>
-      <w:r>
-        <w:rPr>
-          <w:rFonts w:ascii="Consolas" w:hAnsi="Consolas" w:eastAsia="Consolas"/>
-          <w:color w:val="1C1A16"/>
-          <w:sz w:val="18"/>
-        </w:rPr>
-        <w:t>git clone git@github.com:roque-code/FCDesign_client_server.git</w:t>
-      </w:r>
-    </w:p>
-    <w:p>
-      <w:pPr>
-        <w:spacing w:before="0" w:after="0" w:line="240" w:lineRule="auto"/>
-        <w:shd w:fill="F4F1EA" w:val="clear"/>
-      </w:pPr>
-      <w:r>
-        <w:rPr>
-          <w:rFonts w:ascii="Consolas" w:hAnsi="Consolas" w:eastAsia="Consolas"/>
-          <w:color w:val="1C1A16"/>
-          <w:sz w:val="18"/>
-        </w:rPr>
-        <w:t>cd FCDesign_client_server</w:t>
-      </w:r>
-    </w:p>
-    <w:p>
-      <w:pPr>
-        <w:pStyle w:val="Heading1"/>
-      </w:pPr>
-      <w:r>
-        <w:t>5. El archivo .env</w:t>
-      </w:r>
-    </w:p>
-    <w:p>
-      <w:pPr>
-        <w:spacing w:after="160"/>
-      </w:pPr>
-      <w:r>
-        <w:rPr>
-          <w:sz w:val="22"/>
-        </w:rPr>
-        <w:t>compose.servidor.yaml ya trae el servidor de correo smtp.gmail.com, el puerto 587, TLS y la cuenta aulivana.fcdesign@gmail.com. La contraseña de aplicación de Gmail no va en el repositorio: el compose se niega a arrancar si falta en .env.</w:t>
-      </w:r>
-    </w:p>
-    <w:p>
-      <w:pPr>
-        <w:spacing w:after="160"/>
-      </w:pPr>
-      <w:r>
-        <w:rPr>
-          <w:sz w:val="22"/>
-        </w:rPr>
-        <w:t>En ~/fcdesign/FCDesign_client_server/.env:</w:t>
-      </w:r>
-    </w:p>
-    <w:p>
-      <w:pPr>
-        <w:spacing w:before="0" w:after="0" w:line="240" w:lineRule="auto"/>
-        <w:shd w:fill="F4F1EA" w:val="clear"/>
-      </w:pPr>
-      <w:r>
-        <w:rPr>
-          <w:rFonts w:ascii="Consolas" w:hAnsi="Consolas" w:eastAsia="Consolas"/>
-          <w:color w:val="1C1A16"/>
-          <w:sz w:val="18"/>
-        </w:rPr>
-        <w:t>DJANGO_SECRET_KEY=una-clave-larga-distinta-de-la-de-desarrollo</w:t>
-      </w:r>
-    </w:p>
-    <w:p>
-      <w:pPr>
-        <w:spacing w:before="0" w:after="0" w:line="240" w:lineRule="auto"/>
-        <w:shd w:fill="F4F1EA" w:val="clear"/>
-      </w:pPr>
-      <w:r>
-        <w:rPr>
-          <w:rFonts w:ascii="Consolas" w:hAnsi="Consolas" w:eastAsia="Consolas"/>
-          <w:color w:val="1C1A16"/>
-          <w:sz w:val="18"/>
-        </w:rPr>
-        <w:t>EMAIL_HOST_PASSWORD=clave-de-aplicacion-de-gmail</w:t>
-      </w:r>
-    </w:p>
-    <w:p>
-      <w:pPr>
-        <w:spacing w:before="0" w:after="0" w:line="240" w:lineRule="auto"/>
-        <w:shd w:fill="F4F1EA" w:val="clear"/>
-      </w:pPr>
-      <w:r>
-        <w:rPr>
-          <w:rFonts w:ascii="Consolas" w:hAnsi="Consolas" w:eastAsia="Consolas"/>
-          <w:color w:val="1C1A16"/>
-          <w:sz w:val="18"/>
-        </w:rPr>
-        <w:t>DJANGO_ALLOWED_HOSTS=localhost,127.0.0.1,web,nginx,3.17.151.210</w:t>
-      </w:r>
-    </w:p>
-    <w:p>
-      <w:pPr>
-        <w:spacing w:before="0" w:after="0" w:line="240" w:lineRule="auto"/>
-        <w:shd w:fill="F4F1EA" w:val="clear"/>
-      </w:pPr>
-      <w:r>
-        <w:rPr>
-          <w:rFonts w:ascii="Consolas" w:hAnsi="Consolas" w:eastAsia="Consolas"/>
-          <w:color w:val="1C1A16"/>
-          <w:sz w:val="18"/>
-        </w:rPr>
-        <w:t>DJANGO_CSRF_ORIGINS=http://3.17.151.210:18080,http://127.0.0.1:18080,http://localhost:18080</w:t>
-      </w:r>
-    </w:p>
-    <w:p>
-      <w:pPr>
-        <w:spacing w:before="0" w:after="0" w:line="240" w:lineRule="auto"/>
-        <w:shd w:fill="F4F1EA" w:val="clear"/>
-      </w:pPr>
-      <w:r>
-        <w:rPr>
-          <w:rFonts w:ascii="Consolas" w:hAnsi="Consolas" w:eastAsia="Consolas"/>
-          <w:color w:val="1C1A16"/>
-          <w:sz w:val="18"/>
-        </w:rPr>
-        <w:t>TRAZA_PUBLIC_ORIGIN=http://3.17.151.210:18080</w:t>
-      </w:r>
-    </w:p>
-    <w:p>
-      <w:pPr>
-        <w:spacing w:after="160"/>
-      </w:pPr>
-      <w:r>
-        <w:rPr>
-          <w:sz w:val="22"/>
-        </w:rPr>
-        <w:t>Si la IP pública es otra, se sustituye 3.17.151.210 en esas tres líneas. .env no se sube a Git. Si esas variables no están en el archivo, compose.servidor.yaml sigue usando 18.118.112.206. La aplicación de escritorio, si no tiene TRAZA_API_ORIGIN, llama a http://3.17.151.210:18080.</w:t>
-      </w:r>
-    </w:p>
-    <w:p>
-      <w:pPr>
-        <w:pStyle w:val="Heading1"/>
-      </w:pPr>
-      <w:r>
-        <w:t>6. Primera vez</w:t>
-      </w:r>
-    </w:p>
-    <w:p>
-      <w:pPr>
-        <w:spacing w:after="160"/>
-      </w:pPr>
-      <w:r>
-        <w:rPr>
-          <w:sz w:val="22"/>
-        </w:rPr>
-        <w:t>Desde ~/fcdesign/FCDesign_client_server:</w:t>
-      </w:r>
-    </w:p>
-    <w:p>
-      <w:pPr/>
-      <w:r>
-        <w:rPr>
-          <w:sz w:val="22"/>
-        </w:rPr>
-        <w:t>El archivo que se usa es compose.servidor.yaml. docker compose up sin -f lee compose.yaml, que es el de desarrollo: levanta Vite y Mailpit y no es este servidor.</w:t>
-      </w:r>
-    </w:p>
-    <w:p>
-      <w:pPr/>
-      <w:r>
-        <w:rPr>
-          <w:sz w:val="22"/>
-        </w:rPr>
-        <w:t>Antes de construir, en esta t3.micro, se deja un intercambio de 2 GB. Sin él, el build se queda sin memoria. La línea de fstab lo conserva al reiniciar:</w:t>
-      </w:r>
-    </w:p>
-    <w:p>
-      <w:pPr/>
-      <w:r>
-        <w:rPr>
-          <w:rFonts w:ascii="Consolas" w:hAnsi="Consolas" w:cs="Consolas"/>
-          <w:sz w:val="18"/>
-        </w:rPr>
-        <w:t>sudo dd if=/dev/zero of=/swapfile bs=1M count=2048</w:t>
-      </w:r>
-    </w:p>
-    <w:p>
-      <w:pPr/>
-      <w:r>
-        <w:rPr>
-          <w:rFonts w:ascii="Consolas" w:hAnsi="Consolas" w:cs="Consolas"/>
-          <w:sz w:val="18"/>
-        </w:rPr>
-        <w:t>sudo chmod 600 /swapfile</w:t>
-      </w:r>
-    </w:p>
-    <w:p>
-      <w:pPr/>
-      <w:r>
-        <w:rPr>
-          <w:rFonts w:ascii="Consolas" w:hAnsi="Consolas" w:cs="Consolas"/>
-          <w:sz w:val="18"/>
-        </w:rPr>
-        <w:t>sudo mkswap /swapfile</w:t>
-      </w:r>
-    </w:p>
-    <w:p>
-      <w:pPr/>
-      <w:r>
-        <w:rPr>
-          <w:rFonts w:ascii="Consolas" w:hAnsi="Consolas" w:cs="Consolas"/>
-          <w:sz w:val="18"/>
-        </w:rPr>
-        <w:t>sudo swapon /swapfile</w:t>
-      </w:r>
-    </w:p>
-    <w:p>
-      <w:pPr/>
-      <w:r>
-        <w:rPr>
-          <w:rFonts w:ascii="Consolas" w:hAnsi="Consolas" w:cs="Consolas"/>
-          <w:sz w:val="18"/>
-        </w:rPr>
-        <w:t>echo '/swapfile none swap sw 0 0' | sudo tee -a /etc/fstab</w:t>
-      </w:r>
-    </w:p>
-    <w:p>
-      <w:pPr/>
-      <w:r>
-        <w:rPr>
-          <w:sz w:val="22"/>
-        </w:rPr>
-        <w:t>swapon --show tiene que listar /swapfile. Si el archivo ya existe, no se vuelve a crear.</w:t>
-      </w:r>
-    </w:p>
-    <w:p>
-      <w:pPr>
-        <w:spacing w:before="0" w:after="0" w:line="240" w:lineRule="auto"/>
-        <w:shd w:fill="F4F1EA" w:val="clear"/>
-      </w:pPr>
-      <w:r>
-        <w:rPr>
-          <w:rFonts w:ascii="Consolas" w:hAnsi="Consolas" w:eastAsia="Consolas"/>
-          <w:color w:val="1C1A16"/>
-          <w:sz w:val="18"/>
-        </w:rPr>
-        <w:t>docker compose -f compose.servidor.yaml build web</w:t>
-      </w:r>
-    </w:p>
-    <w:p>
-      <w:pPr>
-        <w:spacing w:before="0" w:after="0" w:line="240" w:lineRule="auto"/>
-        <w:shd w:fill="F4F1EA" w:val="clear"/>
-      </w:pPr>
-      <w:r>
-        <w:rPr>
-          <w:rFonts w:ascii="Consolas" w:hAnsi="Consolas" w:eastAsia="Consolas"/>
-          <w:color w:val="1C1A16"/>
-          <w:sz w:val="18"/>
-        </w:rPr>
-        <w:t>docker compose -f compose.servidor.yaml build runner</w:t>
-      </w:r>
-    </w:p>
-    <w:p>
-      <w:pPr>
-        <w:spacing w:before="0" w:after="0" w:line="240" w:lineRule="auto"/>
-        <w:shd w:fill="F4F1EA" w:val="clear"/>
-      </w:pPr>
-      <w:r>
-        <w:rPr>
-          <w:rFonts w:ascii="Consolas" w:hAnsi="Consolas" w:eastAsia="Consolas" w:cs="Consolas"/>
-          <w:color w:val="1C1A16"/>
-          <w:sz w:val="18"/>
-        </w:rPr>
-        <w:t>docker compose -f compose.servidor.yaml build nginx</w:t>
-      </w:r>
-    </w:p>
-    <w:p>
-      <w:pPr>
-        <w:spacing w:before="0" w:after="0" w:line="240" w:lineRule="auto"/>
-        <w:shd w:fill="F4F1EA" w:val="clear"/>
-      </w:pPr>
-      <w:r>
-        <w:rPr>
-          <w:rFonts w:ascii="Consolas" w:hAnsi="Consolas" w:eastAsia="Consolas" w:cs="Consolas"/>
-          <w:color w:val="1C1A16"/>
-          <w:sz w:val="18"/>
-        </w:rPr>
-        <w:t>docker compose -f compose.servidor.yaml up -d --remove-orphans</w:t>
-      </w:r>
-    </w:p>
-    <w:p>
-      <w:pPr>
-        <w:spacing w:after="160"/>
-      </w:pPr>
-      <w:r>
-        <w:rPr>
-          <w:sz w:val="22"/>
-        </w:rPr>
-        <w:t>La primera construcción tarda varios minutos. Nginx incluye la página ya construida: en el servidor no queda Vite. Al terminar tienen que estar en marcha db, redis, runner, web y nginx. Postgres y Redis no publican puertos hacia internet.</w:t>
-      </w:r>
-    </w:p>
-    <w:p>
-      <w:pPr>
-        <w:spacing w:after="160"/>
-      </w:pPr>
-      <w:r>
-        <w:rPr>
-          <w:sz w:val="22"/>
-        </w:rPr>
-        <w:t>Comprobación dentro de la EC2:</w:t>
-      </w:r>
-    </w:p>
-    <w:p>
-      <w:pPr>
-        <w:spacing w:before="0" w:after="0" w:line="240" w:lineRule="auto"/>
-        <w:shd w:fill="F4F1EA" w:val="clear"/>
-      </w:pPr>
-      <w:r>
-        <w:rPr>
-          <w:rFonts w:ascii="Consolas" w:hAnsi="Consolas" w:eastAsia="Consolas"/>
-          <w:color w:val="1C1A16"/>
-          <w:sz w:val="18"/>
-        </w:rPr>
-        <w:t>curl -sS -m 10 http://127.0.0.1:18080/api/v1/auth/csrf/</w:t>
-      </w:r>
-    </w:p>
-    <w:p>
-      <w:pPr>
-        <w:spacing w:after="160"/>
-      </w:pPr>
-      <w:r>
-        <w:rPr>
-          <w:sz w:val="22"/>
-        </w:rPr>
-        <w:t>Tiene que responder {"ok":true}. En el navegador se abre http://3.17.151.210:18080.</w:t>
-      </w:r>
-    </w:p>
-    <w:p>
-      <w:pPr>
-        <w:spacing w:after="160"/>
-      </w:pPr>
-      <w:r>
-        <w:rPr>
-          <w:sz w:val="22"/>
-        </w:rPr>
-        <w:t>La cuenta que administra niveles no sale del alta pública:</w:t>
-      </w:r>
-    </w:p>
-    <w:p>
-      <w:pPr>
-        <w:spacing w:before="0" w:after="0" w:line="240" w:lineRule="auto"/>
-        <w:shd w:fill="F4F1EA" w:val="clear"/>
-      </w:pPr>
-      <w:r>
-        <w:rPr>
-          <w:rFonts w:ascii="Consolas" w:hAnsi="Consolas" w:eastAsia="Consolas"/>
-          <w:color w:val="1C1A16"/>
-          <w:sz w:val="18"/>
-        </w:rPr>
-        <w:t>docker compose -f compose.servidor.yaml exec web python manage.py create_admin --email admin@ejemplo.test --password 'una-clave-de-ocho-o-mas' --name "Administrador"</w:t>
-      </w:r>
-    </w:p>
-    <w:p>
-      <w:pPr>
-        <w:pStyle w:val="Heading1"/>
-      </w:pPr>
-      <w:r>
-        <w:t>7. Cada cambio que ya está en main</w:t>
-      </w:r>
-    </w:p>
-    <w:p>
-      <w:pPr>
-        <w:spacing w:after="160"/>
-      </w:pPr>
-      <w:r>
-        <w:rPr>
-          <w:sz w:val="22"/>
-        </w:rPr>
-        <w:t>Este es el ciclo que se repite en el servidor. No se editan archivos a mano en la EC2.</w:t>
-      </w:r>
-    </w:p>
-    <w:p>
-      <w:pPr>
-        <w:spacing w:before="0" w:after="0" w:line="240" w:lineRule="auto"/>
-        <w:shd w:fill="F4F1EA" w:val="clear"/>
-      </w:pPr>
-      <w:r>
-        <w:rPr>
-          <w:rFonts w:ascii="Consolas" w:hAnsi="Consolas" w:eastAsia="Consolas"/>
-          <w:color w:val="1C1A16"/>
-          <w:sz w:val="18"/>
-        </w:rPr>
-        <w:t>cd ~/fcdesign/FCDesign_client_server</w:t>
-      </w:r>
-    </w:p>
-    <w:p>
-      <w:pPr>
-        <w:spacing w:before="0" w:after="0" w:line="240" w:lineRule="auto"/>
-        <w:shd w:fill="F4F1EA" w:val="clear"/>
-      </w:pPr>
-      <w:r>
-        <w:rPr>
-          <w:rFonts w:ascii="Consolas" w:hAnsi="Consolas" w:eastAsia="Consolas"/>
-          <w:color w:val="1C1A16"/>
-          <w:sz w:val="18"/>
-        </w:rPr>
-        <w:t>git pull origin main</w:t>
-      </w:r>
-    </w:p>
-    <w:p>
-      <w:pPr>
-        <w:spacing w:before="0" w:after="0" w:line="240" w:lineRule="auto"/>
-        <w:shd w:fill="F4F1EA" w:val="clear"/>
-      </w:pPr>
-      <w:r>
-        <w:rPr>
-          <w:rFonts w:ascii="Consolas" w:hAnsi="Consolas" w:eastAsia="Consolas"/>
-          <w:color w:val="1C1A16"/>
-          <w:sz w:val="18"/>
-        </w:rPr>
-        <w:t>docker compose -f compose.servidor.yaml down</w:t>
-      </w:r>
-    </w:p>
-    <w:p>
-      <w:pPr>
-        <w:spacing w:before="0" w:after="0" w:line="240" w:lineRule="auto"/>
-        <w:shd w:fill="F4F1EA" w:val="clear"/>
-      </w:pPr>
-      <w:r>
-        <w:rPr>
-          <w:rFonts w:ascii="Consolas" w:hAnsi="Consolas" w:eastAsia="Consolas"/>
-          <w:color w:val="1C1A16"/>
-          <w:sz w:val="18"/>
-        </w:rPr>
-        <w:t>docker compose -f compose.servidor.yaml build web</w:t>
-      </w:r>
-    </w:p>
-    <w:p>
-      <w:pPr>
-        <w:spacing w:before="0" w:after="0" w:line="240" w:lineRule="auto"/>
-        <w:shd w:fill="F4F1EA" w:val="clear"/>
-      </w:pPr>
-      <w:r>
-        <w:rPr>
-          <w:rFonts w:ascii="Consolas" w:hAnsi="Consolas" w:eastAsia="Consolas"/>
-          <w:color w:val="1C1A16"/>
-          <w:sz w:val="18"/>
-        </w:rPr>
-        <w:t>docker compose -f compose.servidor.yaml build runner</w:t>
-      </w:r>
-    </w:p>
-    <w:p>
-      <w:pPr>
-        <w:spacing w:before="0" w:after="0" w:line="240" w:lineRule="auto"/>
-        <w:shd w:fill="F4F1EA" w:val="clear"/>
-      </w:pPr>
-      <w:r>
-        <w:rPr>
-          <w:rFonts w:ascii="Consolas" w:hAnsi="Consolas" w:eastAsia="Consolas" w:cs="Consolas"/>
-          <w:color w:val="1C1A16"/>
-          <w:sz w:val="18"/>
-        </w:rPr>
-        <w:t>docker compose -f compose.servidor.yaml build nginx</w:t>
-      </w:r>
-    </w:p>
-    <w:p>
-      <w:pPr>
-        <w:spacing w:before="0" w:after="0" w:line="240" w:lineRule="auto"/>
-        <w:shd w:fill="F4F1EA" w:val="clear"/>
-      </w:pPr>
-      <w:r>
-        <w:rPr>
-          <w:rFonts w:ascii="Consolas" w:hAnsi="Consolas" w:eastAsia="Consolas" w:cs="Consolas"/>
-          <w:color w:val="1C1A16"/>
-          <w:sz w:val="18"/>
-        </w:rPr>
-        <w:t>docker compose -f compose.servidor.yaml up -d --remove-orphans</w:t>
-      </w:r>
-    </w:p>
-    <w:p>
-      <w:pPr>
-        <w:spacing w:after="160"/>
-      </w:pPr>
-      <w:r>
-        <w:rPr>
-          <w:sz w:val="22"/>
-        </w:rPr>
-        <w:t>down para los contenedores y conserva los volúmenes traza-db y traza-redis. Las cuentas y los algoritmos siguen ahí. down -v los borra.</w:t>
-      </w:r>
-    </w:p>
-    <w:p>
-      <w:pPr/>
-      <w:r>
-        <w:rPr>
-          <w:sz w:val="22"/>
-        </w:rPr>
-        <w:t>Si el disco se llena, df -h lo muestra y docker system df dice qué ocupa Docker. docker builder prune -f borra la caché de construcción y deja las imágenes en uso. docker system prune -af borra además las imágenes que no están en marcha: el siguiente build empieza de cero. No borra los volúmenes traza-db y traza-redis.</w:t>
-      </w:r>
-    </w:p>
-    <w:p>
-      <w:pPr>
-        <w:spacing w:after="160"/>
-      </w:pPr>
-      <w:r>
-        <w:rPr>
-          <w:sz w:val="22"/>
-        </w:rPr>
-        <w:t>Si git pull dice que un archivo local impide el merge, ese cambio de la EC2 se descarta y se vuelve a jalar. El ejemplo que ya ocurrió fue frontend/src/api.ts:</w:t>
-      </w:r>
-    </w:p>
-    <w:p>
-      <w:pPr>
-        <w:spacing w:before="0" w:after="0" w:line="240" w:lineRule="auto"/>
-        <w:shd w:fill="F4F1EA" w:val="clear"/>
-      </w:pPr>
-      <w:r>
-        <w:rPr>
-          <w:rFonts w:ascii="Consolas" w:hAnsi="Consolas" w:eastAsia="Consolas"/>
-          <w:color w:val="1C1A16"/>
-          <w:sz w:val="18"/>
-        </w:rPr>
-        <w:t>git restore frontend/src/api.ts</w:t>
-      </w:r>
-    </w:p>
-    <w:p>
-      <w:pPr>
-        <w:spacing w:before="0" w:after="0" w:line="240" w:lineRule="auto"/>
-        <w:shd w:fill="F4F1EA" w:val="clear"/>
-      </w:pPr>
-      <w:r>
-        <w:rPr>
-          <w:rFonts w:ascii="Consolas" w:hAnsi="Consolas" w:eastAsia="Consolas"/>
-          <w:color w:val="1C1A16"/>
-          <w:sz w:val="18"/>
-        </w:rPr>
-        <w:t>git pull origin main</w:t>
-      </w:r>
-    </w:p>
-    <w:p>
-      <w:pPr>
-        <w:spacing w:after="160"/>
-      </w:pPr>
-      <w:r>
-        <w:rPr>
-          <w:sz w:val="22"/>
-        </w:rPr>
-        <w:t>El código que vale es el de origin/main.</w:t>
-      </w:r>
-    </w:p>
-    <w:p>
-      <w:pPr>
-        <w:pStyle w:val="Heading1"/>
-      </w:pPr>
-      <w:r>
-        <w:t>8. Si el sitio no abre</w:t>
+        <w:t>Secure</w:t>
+      </w:r>
+      <w:r>
+        <w:t>.</w:t>
       </w:r>
     </w:p>
     <w:p>
@@ -2225,10 +3793,37 @@
         <w:pStyle w:val="ListBullet"/>
       </w:pPr>
       <w:r>
+        <w:t xml:space="preserve">Rechaza </w:t>
+      </w:r>
+      <w:r>
         <w:rPr>
-          <w:sz w:val="22"/>
+          <w:rFonts w:ascii="Consolas" w:hAnsi="Consolas" w:eastAsia="Consolas"/>
+          <w:sz w:val="20"/>
         </w:rPr>
-        <w:t>La dirección lleva el puerto: http://3.17.151.210:18080. El 8080 no está abierto y el navegador se queda esperando.</w:t>
+        <w:t>DJANGO_SECRET_KEY</w:t>
+      </w:r>
+      <w:r>
+        <w:t xml:space="preserve"> vacía, </w:t>
+      </w:r>
+      <w:r>
+        <w:rPr>
+          <w:rFonts w:ascii="Consolas" w:hAnsi="Consolas" w:eastAsia="Consolas"/>
+          <w:sz w:val="20"/>
+        </w:rPr>
+        <w:t>dev-only-change-me</w:t>
+      </w:r>
+      <w:r>
+        <w:t xml:space="preserve"> y </w:t>
+      </w:r>
+      <w:r>
+        <w:rPr>
+          <w:rFonts w:ascii="Consolas" w:hAnsi="Consolas" w:eastAsia="Consolas"/>
+          <w:sz w:val="20"/>
+        </w:rPr>
+        <w:t>dev-container-not-production</w:t>
+      </w:r>
+      <w:r>
+        <w:t>.</w:t>
       </w:r>
     </w:p>
     <w:p>
@@ -2236,10 +3831,37 @@
         <w:pStyle w:val="ListBullet"/>
       </w:pPr>
       <w:r>
+        <w:t xml:space="preserve">Exige </w:t>
+      </w:r>
+      <w:r>
         <w:rPr>
-          <w:sz w:val="22"/>
+          <w:rFonts w:ascii="Consolas" w:hAnsi="Consolas" w:eastAsia="Consolas"/>
+          <w:sz w:val="20"/>
         </w:rPr>
-        <w:t>La IP 172.31.24.67 es privada. Desde fuera se usa la pública.</w:t>
+        <w:t>DJANGO_CSRF_ORIGINS</w:t>
+      </w:r>
+      <w:r>
+        <w:t xml:space="preserve"> en </w:t>
+      </w:r>
+      <w:r>
+        <w:rPr>
+          <w:rFonts w:ascii="Consolas" w:hAnsi="Consolas" w:eastAsia="Consolas"/>
+          <w:sz w:val="20"/>
+        </w:rPr>
+        <w:t>https://</w:t>
+      </w:r>
+      <w:r>
+        <w:t xml:space="preserve"> y </w:t>
+      </w:r>
+      <w:r>
+        <w:rPr>
+          <w:rFonts w:ascii="Consolas" w:hAnsi="Consolas" w:eastAsia="Consolas"/>
+          <w:sz w:val="20"/>
+        </w:rPr>
+        <w:t>TRAZA_RUNNER=redis</w:t>
+      </w:r>
+      <w:r>
+        <w:t>.</w:t>
       </w:r>
     </w:p>
     <w:p>
@@ -2248,9 +3870,23 @@
       </w:pPr>
       <w:r>
         <w:rPr>
-          <w:sz w:val="22"/>
+          <w:rFonts w:ascii="Consolas" w:hAnsi="Consolas" w:eastAsia="Consolas"/>
+          <w:sz w:val="20"/>
         </w:rPr>
-        <w:t>El grupo de la instancia tiene que ser launch-wizard-1, con el TCP 18080 desde 0.0.0.0/0.</w:t>
+        <w:t>SECURE_PROXY_SSL_HEADER</w:t>
+      </w:r>
+      <w:r>
+        <w:t xml:space="preserve"> confía en </w:t>
+      </w:r>
+      <w:r>
+        <w:rPr>
+          <w:rFonts w:ascii="Consolas" w:hAnsi="Consolas" w:eastAsia="Consolas"/>
+          <w:sz w:val="20"/>
+        </w:rPr>
+        <w:t>X-Forwarded-Proto: https</w:t>
+      </w:r>
+      <w:r>
+        <w:t>. Sin eso, Django creería que la petición sigue en HTTP y no guardaría la sesión.</w:t>
       </w:r>
     </w:p>
     <w:p>
@@ -2259,9 +3895,33 @@
       </w:pPr>
       <w:r>
         <w:rPr>
-          <w:sz w:val="22"/>
+          <w:rFonts w:ascii="Consolas" w:hAnsi="Consolas" w:eastAsia="Consolas"/>
+          <w:sz w:val="20"/>
         </w:rPr>
-        <w:t>docker compose -f compose.servidor.yaml ps tiene que mostrar nginx en ejecución y el puerto 0.0.0.0:18080-&gt;80/tcp.</w:t>
+        <w:t>SECURE_HSTS_SECONDS</w:t>
+      </w:r>
+      <w:r>
+        <w:t xml:space="preserve"> está en </w:t>
+      </w:r>
+      <w:r>
+        <w:rPr>
+          <w:rFonts w:ascii="Consolas" w:hAnsi="Consolas" w:eastAsia="Consolas"/>
+          <w:sz w:val="20"/>
+        </w:rPr>
+        <w:t>3600</w:t>
+      </w:r>
+      <w:r>
+        <w:t xml:space="preserve"> (una hora), con subdominios. C1 pide alargarlo cuando el inicio de sesión por HTTPS ya se comprobó. El valor de un año es </w:t>
+      </w:r>
+      <w:r>
+        <w:rPr>
+          <w:rFonts w:ascii="Consolas" w:hAnsi="Consolas" w:eastAsia="Consolas"/>
+          <w:sz w:val="20"/>
+        </w:rPr>
+        <w:t>31536000</w:t>
+      </w:r>
+      <w:r>
+        <w:t>, en esa misma línea. Subirlo antes deja al navegador atado a este nombre si el certificado falla.</w:t>
       </w:r>
     </w:p>
     <w:p>
@@ -2269,15 +3929,177 @@
         <w:pStyle w:val="ListBullet"/>
       </w:pPr>
       <w:r>
+        <w:t xml:space="preserve">La caché del bloqueo de intentos usa Redis, la misma </w:t>
+      </w:r>
+      <w:r>
         <w:rPr>
-          <w:sz w:val="22"/>
+          <w:rFonts w:ascii="Consolas" w:hAnsi="Consolas" w:eastAsia="Consolas"/>
+          <w:sz w:val="20"/>
         </w:rPr>
-        <w:t>Si df -h deja el disco casi lleno, se aplica la limpieza de la sección 7 y se repite el build.</w:t>
+        <w:t>REDIS_URL</w:t>
+      </w:r>
+      <w:r>
+        <w:t xml:space="preserve"> del compose.</w:t>
+      </w:r>
+    </w:p>
+    <w:p>
+      <w:r>
+        <w:t>La comprobación, desde fuera:</w:t>
+      </w:r>
+    </w:p>
+    <w:p>
+      <w:r>
+        <w:rPr>
+          <w:rFonts w:ascii="Consolas" w:hAnsi="Consolas" w:eastAsia="Consolas"/>
+          <w:sz w:val="18"/>
+        </w:rPr>
+        <w:t>curl -sI https://fcdesign.aulivana.com/api/v1/auth/csrf/</w:t>
+      </w:r>
+    </w:p>
+    <w:p>
+      <w:r>
+        <w:t xml:space="preserve">Tiene que verse </w:t>
+      </w:r>
+      <w:r>
+        <w:rPr>
+          <w:rFonts w:ascii="Consolas" w:hAnsi="Consolas" w:eastAsia="Consolas"/>
+          <w:sz w:val="20"/>
+        </w:rPr>
+        <w:t>strict-transport-security</w:t>
+      </w:r>
+      <w:r>
+        <w:t xml:space="preserve"> y </w:t>
+      </w:r>
+      <w:r>
+        <w:rPr>
+          <w:rFonts w:ascii="Consolas" w:hAnsi="Consolas" w:eastAsia="Consolas"/>
+          <w:sz w:val="20"/>
+        </w:rPr>
+        <w:t>set-cookie</w:t>
+      </w:r>
+      <w:r>
+        <w:t xml:space="preserve"> con </w:t>
+      </w:r>
+      <w:r>
+        <w:rPr>
+          <w:rFonts w:ascii="Consolas" w:hAnsi="Consolas" w:eastAsia="Consolas"/>
+          <w:sz w:val="20"/>
+        </w:rPr>
+        <w:t>Secure</w:t>
+      </w:r>
+      <w:r>
+        <w:t xml:space="preserve">. La aplicación de escritorio usa el mismo origen: </w:t>
+      </w:r>
+      <w:r>
+        <w:rPr>
+          <w:rFonts w:ascii="Consolas" w:hAnsi="Consolas" w:eastAsia="Consolas"/>
+          <w:sz w:val="20"/>
+        </w:rPr>
+        <w:t>https://fcdesign.aulivana.com</w:t>
+      </w:r>
+      <w:r>
+        <w:t xml:space="preserve">, en </w:t>
+      </w:r>
+      <w:r>
+        <w:rPr>
+          <w:rFonts w:ascii="Consolas" w:hAnsi="Consolas" w:eastAsia="Consolas"/>
+          <w:sz w:val="20"/>
+        </w:rPr>
+        <w:t>desktop/src-tauri/src/lib.rs</w:t>
+      </w:r>
+      <w:r>
+        <w:t xml:space="preserve"> o en </w:t>
+      </w:r>
+      <w:r>
+        <w:rPr>
+          <w:rFonts w:ascii="Consolas" w:hAnsi="Consolas" w:eastAsia="Consolas"/>
+          <w:sz w:val="20"/>
+        </w:rPr>
+        <w:t>TRAZA_API_ORIGIN</w:t>
+      </w:r>
+      <w:r>
+        <w:t xml:space="preserve">. Un instalador que siga en </w:t>
+      </w:r>
+      <w:r>
+        <w:rPr>
+          <w:rFonts w:ascii="Consolas" w:hAnsi="Consolas" w:eastAsia="Consolas"/>
+          <w:sz w:val="20"/>
+        </w:rPr>
+        <w:t>http://…:18080</w:t>
+      </w:r>
+      <w:r>
+        <w:t xml:space="preserve"> no guarda la cookie segura.</w:t>
+      </w:r>
+    </w:p>
+    <w:p>
+      <w:r>
+        <w:t xml:space="preserve">Para renovar el certificado sin soltar el puerto 80, en </w:t>
+      </w:r>
+      <w:r>
+        <w:rPr>
+          <w:rFonts w:ascii="Consolas" w:hAnsi="Consolas" w:eastAsia="Consolas"/>
+          <w:sz w:val="20"/>
+        </w:rPr>
+        <w:t>/etc/letsencrypt/renewal/fcdesign.aulivana.com.conf</w:t>
+      </w:r>
+      <w:r>
+        <w:t xml:space="preserve"> el authenticator queda en </w:t>
+      </w:r>
+      <w:r>
+        <w:rPr>
+          <w:rFonts w:ascii="Consolas" w:hAnsi="Consolas" w:eastAsia="Consolas"/>
+          <w:sz w:val="20"/>
+        </w:rPr>
+        <w:t>webroot</w:t>
+      </w:r>
+      <w:r>
+        <w:t xml:space="preserve"> y </w:t>
+      </w:r>
+      <w:r>
+        <w:rPr>
+          <w:rFonts w:ascii="Consolas" w:hAnsi="Consolas" w:eastAsia="Consolas"/>
+          <w:sz w:val="20"/>
+        </w:rPr>
+        <w:t>webroot_path</w:t>
+      </w:r>
+      <w:r>
+        <w:t xml:space="preserve"> en </w:t>
+      </w:r>
+      <w:r>
+        <w:rPr>
+          <w:rFonts w:ascii="Consolas" w:hAnsi="Consolas" w:eastAsia="Consolas"/>
+          <w:sz w:val="20"/>
+        </w:rPr>
+        <w:t>/var/www/certbot</w:t>
+      </w:r>
+      <w:r>
+        <w:t xml:space="preserve">. Nginx ya sirve </w:t>
+      </w:r>
+      <w:r>
+        <w:rPr>
+          <w:rFonts w:ascii="Consolas" w:hAnsi="Consolas" w:eastAsia="Consolas"/>
+          <w:sz w:val="20"/>
+        </w:rPr>
+        <w:t>/.well-known/acme-challenge/</w:t>
+      </w:r>
+      <w:r>
+        <w:t xml:space="preserve"> desde esa carpeta. Después:</w:t>
+      </w:r>
+    </w:p>
+    <w:p>
+      <w:r>
+        <w:rPr>
+          <w:rFonts w:ascii="Consolas" w:hAnsi="Consolas" w:eastAsia="Consolas"/>
+          <w:sz w:val="18"/>
+        </w:rPr>
+        <w:t>sudo certbot renew --dry-run</w:t>
+        <w:br/>
+        <w:t>docker compose -f compose.servidor.yaml exec nginx nginx -s reload</w:t>
       </w:r>
     </w:p>
     <w:sectPr>
       <w:pgSz w:w="12240" w:h="15840"/>
-      <w:pgMar w:top="1020" w:right="1134" w:bottom="1020" w:left="1134" w:header="720" w:footer="720" w:gutter="0"/>
+      <w:pgMar w:top="1440" w:right="1800" w:bottom="1440" w:left="1800" w:header="720" w:footer="720" w:gutter="0"/>
       <w:cols w:space="720"/>
       <w:docGrid w:linePitch="360"/>
     </w:sectPr>
@@ -2650,7 +4472,6 @@
     <w:rsid w:val="00FC693F"/>
     <w:rPr>
       <w:rFonts w:ascii="Calibri" w:hAnsi="Calibri"/>
-      <w:color w:val="1C1A16"/>
       <w:sz w:val="22"/>
     </w:rPr>
   </w:style>

--- a/docs/Instalacion-servidor-AWS.docx
+++ b/docs/Instalacion-servidor-AWS.docx
@@ -1822,6 +1822,8 @@
         <w:br/>
         <w:t>docker compose -f compose.servidor.yaml build nginx</w:t>
         <w:br/>
+        <w:t>docker compose -f compose.servidor.yaml build languages</w:t>
+        <w:br/>
         <w:t>docker compose -f compose.servidor.yaml up -d --remove-orphans</w:t>
       </w:r>
     </w:p>
@@ -1837,7 +1839,17 @@
         <w:t>frontend</w:t>
       </w:r>
       <w:r>
-        <w:t xml:space="preserve">. Ese servicio era el Vite de desarrollo. Nginx incluye la página ya construida. </w:t>
+        <w:t xml:space="preserve">. </w:t>
+      </w:r>
+      <w:r>
+        <w:rPr>
+          <w:rFonts w:ascii="Consolas" w:hAnsi="Consolas" w:eastAsia="Consolas"/>
+          <w:sz w:val="20"/>
+        </w:rPr>
+        <w:t>languages</w:t>
+      </w:r>
+      <w:r>
+        <w:t xml:space="preserve"> es el contenedor de C y de los demás lenguajes del navegador. No lleva las claves y no tiene salida a internet. La primera construcción descarga Node, Java y .NET; tarda más que las otras. Ese servicio era el Vite de desarrollo. Nginx incluye la página ya construida. </w:t>
       </w:r>
       <w:r>
         <w:rPr>
@@ -2028,6 +2040,8 @@
         <w:t>docker compose -f compose.servidor.yaml build runner</w:t>
         <w:br/>
         <w:t>docker compose -f compose.servidor.yaml build nginx</w:t>
+        <w:br/>
+        <w:t>docker compose -f compose.servidor.yaml build languages</w:t>
         <w:br/>
         <w:t>docker compose -f compose.servidor.yaml up -d --remove-orphans</w:t>
       </w:r>
